--- a/14运维服务技术研发规划及成果说明/CYYH-ITSS-14-01 运维技术研发过程管理制度.docx
+++ b/14运维服务技术研发规划及成果说明/CYYH-ITSS-14-01 运维技术研发过程管理制度.docx
@@ -1,17 +1,16 @@
 
 <file path=word/document.xml><?xml version="1.0" encoding="utf-8"?>
-<w:document xmlns:wpc="http://schemas.microsoft.com/office/word/2010/wordprocessingCanvas" xmlns:mc="http://schemas.openxmlformats.org/markup-compatibility/2006" xmlns:o="urn:schemas-microsoft-com:office:office" xmlns:r="http://schemas.openxmlformats.org/officeDocument/2006/relationships" xmlns:m="http://schemas.openxmlformats.org/officeDocument/2006/math" xmlns:v="urn:schemas-microsoft-com:vml" xmlns:wp14="http://schemas.microsoft.com/office/word/2010/wordprocessingDrawing" xmlns:wp="http://schemas.openxmlformats.org/drawingml/2006/wordprocessingDrawing" xmlns:w10="urn:schemas-microsoft-com:office:word" xmlns:w="http://schemas.openxmlformats.org/wordprocessingml/2006/main" xmlns:w14="http://schemas.microsoft.com/office/word/2010/wordml" xmlns:w15="http://schemas.microsoft.com/office/word/2012/wordml" xmlns:wne="http://schemas.microsoft.com/office/word/2006/wordml" xmlns:wpg="http://schemas.microsoft.com/office/word/2010/wordprocessingGroup" xmlns:wpi="http://schemas.microsoft.com/office/word/2010/wordprocessingInk" xmlns:wps="http://schemas.microsoft.com/office/word/2010/wordprocessingShape" mc:Ignorable="w14 w15 wp14">
-  <!-- Generated by Aspose.Words for .NET 13.3.0.1 -->
+<w:document xmlns:wpc="http://schemas.microsoft.com/office/word/2010/wordprocessingCanvas" xmlns:mc="http://schemas.openxmlformats.org/markup-compatibility/2006" xmlns:o="urn:schemas-microsoft-com:office:office" xmlns:r="http://schemas.openxmlformats.org/officeDocument/2006/relationships" xmlns:m="http://schemas.openxmlformats.org/officeDocument/2006/math" xmlns:v="urn:schemas-microsoft-com:vml" xmlns:wp14="http://schemas.microsoft.com/office/word/2010/wordprocessingDrawing" xmlns:wp="http://schemas.openxmlformats.org/drawingml/2006/wordprocessingDrawing" xmlns:w="http://schemas.openxmlformats.org/wordprocessingml/2006/main" xmlns:w14="http://schemas.microsoft.com/office/word/2010/wordml" xmlns:w10="urn:schemas-microsoft-com:office:word" xmlns:w15="http://schemas.microsoft.com/office/word/2012/wordml" xmlns:wpg="http://schemas.microsoft.com/office/word/2010/wordprocessingGroup" xmlns:wpi="http://schemas.microsoft.com/office/word/2010/wordprocessingInk" xmlns:wne="http://schemas.microsoft.com/office/word/2006/wordml" xmlns:wps="http://schemas.microsoft.com/office/word/2010/wordprocessingShape" xmlns:wpsCustomData="http://www.wps.cn/officeDocument/2013/wpsCustomData" mc:Ignorable="w14 w15 wp14">
   <w:body>
     <w:p>
       <w:pPr>
-        <w:pStyle w:val="BodyText"/>
+        <w:pStyle w:val="2"/>
         <w:spacing w:line="285" w:lineRule="auto"/>
       </w:pPr>
     </w:p>
     <w:p>
       <w:pPr>
-        <w:pStyle w:val="BodyText"/>
+        <w:pStyle w:val="2"/>
         <w:spacing w:line="285" w:lineRule="auto"/>
       </w:pPr>
     </w:p>
@@ -20,14 +19,14 @@
         <w:spacing w:before="140" w:line="225" w:lineRule="auto"/>
         <w:ind w:left="1120"/>
         <w:rPr>
-          <w:rFonts w:ascii="SimHei" w:eastAsia="SimHei" w:hAnsi="SimHei" w:cs="SimHei"/>
+          <w:rFonts w:ascii="黑体" w:hAnsi="黑体" w:eastAsia="黑体" w:cs="黑体"/>
           <w:sz w:val="43"/>
           <w:szCs w:val="43"/>
         </w:rPr>
       </w:pPr>
       <w:r>
         <w:rPr>
-          <w:rFonts w:ascii="SimHei" w:eastAsia="SimHei" w:hAnsi="SimHei" w:cs="SimHei"/>
+          <w:rFonts w:ascii="黑体" w:hAnsi="黑体" w:eastAsia="黑体" w:cs="黑体"/>
           <w:b/>
           <w:bCs/>
           <w:spacing w:val="6"/>
@@ -39,31 +38,31 @@
     </w:p>
     <w:p>
       <w:pPr>
-        <w:pStyle w:val="BodyText"/>
+        <w:pStyle w:val="2"/>
         <w:spacing w:line="244" w:lineRule="auto"/>
       </w:pPr>
     </w:p>
     <w:p>
       <w:pPr>
-        <w:pStyle w:val="BodyText"/>
+        <w:pStyle w:val="2"/>
         <w:spacing w:line="244" w:lineRule="auto"/>
       </w:pPr>
     </w:p>
     <w:p>
       <w:pPr>
-        <w:pStyle w:val="BodyText"/>
+        <w:pStyle w:val="2"/>
         <w:spacing w:line="244" w:lineRule="auto"/>
       </w:pPr>
     </w:p>
     <w:p>
       <w:pPr>
-        <w:pStyle w:val="BodyText"/>
+        <w:pStyle w:val="2"/>
         <w:spacing w:line="245" w:lineRule="auto"/>
       </w:pPr>
     </w:p>
     <w:p>
       <w:pPr>
-        <w:pStyle w:val="BodyText"/>
+        <w:pStyle w:val="2"/>
         <w:spacing w:line="245" w:lineRule="auto"/>
       </w:pPr>
     </w:p>
@@ -72,14 +71,14 @@
         <w:spacing w:before="140" w:line="225" w:lineRule="auto"/>
         <w:ind w:left="1568"/>
         <w:rPr>
-          <w:rFonts w:ascii="SimHei" w:eastAsia="SimHei" w:hAnsi="SimHei" w:cs="SimHei"/>
+          <w:rFonts w:ascii="黑体" w:hAnsi="黑体" w:eastAsia="黑体" w:cs="黑体"/>
           <w:sz w:val="43"/>
           <w:szCs w:val="43"/>
         </w:rPr>
       </w:pPr>
       <w:r>
         <w:rPr>
-          <w:rFonts w:ascii="SimHei" w:eastAsia="SimHei" w:hAnsi="SimHei" w:cs="SimHei"/>
+          <w:rFonts w:ascii="黑体" w:hAnsi="黑体" w:eastAsia="黑体" w:cs="黑体"/>
           <w:b/>
           <w:bCs/>
           <w:spacing w:val="5"/>
@@ -91,139 +90,67 @@
     </w:p>
     <w:p>
       <w:pPr>
-        <w:pStyle w:val="BodyText"/>
+        <w:pStyle w:val="2"/>
         <w:spacing w:line="248" w:lineRule="auto"/>
       </w:pPr>
     </w:p>
     <w:p>
       <w:pPr>
-        <w:pStyle w:val="BodyText"/>
+        <w:pStyle w:val="2"/>
         <w:spacing w:line="249" w:lineRule="auto"/>
       </w:pPr>
     </w:p>
     <w:p>
       <w:pPr>
-        <w:pStyle w:val="BodyText"/>
+        <w:pStyle w:val="2"/>
         <w:spacing w:line="249" w:lineRule="auto"/>
       </w:pPr>
     </w:p>
     <w:p>
       <w:pPr>
-        <w:pStyle w:val="BodyText"/>
+        <w:pStyle w:val="2"/>
         <w:spacing w:line="249" w:lineRule="auto"/>
       </w:pPr>
     </w:p>
     <w:p>
       <w:pPr>
-        <w:pStyle w:val="BodyText"/>
+        <w:pStyle w:val="2"/>
         <w:spacing w:line="249" w:lineRule="auto"/>
       </w:pPr>
     </w:p>
     <w:p>
       <w:pPr>
-        <w:pStyle w:val="BodyText"/>
+        <w:pStyle w:val="2"/>
         <w:spacing w:line="249" w:lineRule="auto"/>
       </w:pPr>
     </w:p>
     <w:p>
       <w:pPr>
-        <w:pStyle w:val="BodyText"/>
+        <w:pStyle w:val="2"/>
         <w:spacing w:line="249" w:lineRule="auto"/>
       </w:pPr>
     </w:p>
     <w:p>
       <w:pPr>
-        <w:pStyle w:val="BodyText"/>
+        <w:pStyle w:val="2"/>
         <w:spacing w:line="249" w:lineRule="auto"/>
       </w:pPr>
     </w:p>
     <w:p>
       <w:pPr>
-        <w:pStyle w:val="BodyText"/>
+        <w:pStyle w:val="2"/>
         <w:spacing w:line="249" w:lineRule="auto"/>
       </w:pPr>
     </w:p>
     <w:p>
       <w:pPr>
-        <w:pStyle w:val="BodyText"/>
+        <w:pStyle w:val="2"/>
         <w:spacing w:line="249" w:lineRule="auto"/>
       </w:pPr>
     </w:p>
     <w:p>
       <w:pPr>
-        <w:pStyle w:val="BodyText"/>
-        <w:spacing w:line="249" w:lineRule="auto"/>
-      </w:pPr>
-    </w:p>
-    <w:p>
-      <w:pPr>
-        <w:pStyle w:val="BodyText"/>
-        <w:spacing w:line="249" w:lineRule="auto"/>
-      </w:pPr>
-    </w:p>
-    <w:p>
-      <w:pPr>
-        <w:pStyle w:val="BodyText"/>
-        <w:spacing w:line="249" w:lineRule="auto"/>
-      </w:pPr>
-    </w:p>
-    <w:p>
-      <w:pPr>
-        <w:pStyle w:val="BodyText"/>
-        <w:spacing w:line="249" w:lineRule="auto"/>
-      </w:pPr>
-    </w:p>
-    <w:p>
-      <w:pPr>
-        <w:pStyle w:val="BodyText"/>
-        <w:spacing w:line="249" w:lineRule="auto"/>
-      </w:pPr>
-    </w:p>
-    <w:p>
-      <w:pPr>
-        <w:pStyle w:val="BodyText"/>
-        <w:spacing w:line="249" w:lineRule="auto"/>
-      </w:pPr>
-    </w:p>
-    <w:p>
-      <w:pPr>
-        <w:pStyle w:val="BodyText"/>
-        <w:spacing w:line="249" w:lineRule="auto"/>
-      </w:pPr>
-    </w:p>
-    <w:p>
-      <w:pPr>
-        <w:pStyle w:val="BodyText"/>
-        <w:spacing w:line="249" w:lineRule="auto"/>
-      </w:pPr>
-    </w:p>
-    <w:p>
-      <w:pPr>
-        <w:pStyle w:val="BodyText"/>
-        <w:spacing w:line="249" w:lineRule="auto"/>
-      </w:pPr>
-    </w:p>
-    <w:p>
-      <w:pPr>
-        <w:pStyle w:val="BodyText"/>
-        <w:spacing w:line="249" w:lineRule="auto"/>
-      </w:pPr>
-    </w:p>
-    <w:p>
-      <w:pPr>
-        <w:pStyle w:val="BodyText"/>
-        <w:spacing w:line="249" w:lineRule="auto"/>
-      </w:pPr>
-    </w:p>
-    <w:p>
-      <w:pPr>
-        <w:pStyle w:val="BodyText"/>
-        <w:spacing w:line="249" w:lineRule="auto"/>
-      </w:pPr>
-    </w:p>
-    <w:p>
-      <w:pPr>
-        <w:pStyle w:val="BodyText"/>
+        <w:pStyle w:val="2"/>
         <w:spacing w:line="249" w:lineRule="auto"/>
       </w:pPr>
     </w:p>
@@ -233,14 +160,14 @@
         <w:ind w:left="2906"/>
         <w:outlineLvl w:val="0"/>
         <w:rPr>
-          <w:rFonts w:ascii="SimHei" w:eastAsia="SimHei" w:hAnsi="SimHei" w:cs="SimHei"/>
+          <w:rFonts w:ascii="黑体" w:hAnsi="黑体" w:eastAsia="黑体" w:cs="黑体"/>
           <w:sz w:val="30"/>
           <w:szCs w:val="30"/>
         </w:rPr>
       </w:pPr>
       <w:r>
         <w:rPr>
-          <w:rFonts w:ascii="SimHei" w:eastAsia="SimHei" w:hAnsi="SimHei" w:cs="SimHei"/>
+          <w:rFonts w:ascii="黑体" w:hAnsi="黑体" w:eastAsia="黑体" w:cs="黑体"/>
           <w:b/>
           <w:bCs/>
           <w:spacing w:val="-3"/>
@@ -251,7 +178,7 @@
       </w:r>
       <w:r>
         <w:rPr>
-          <w:rFonts w:ascii="SimHei" w:eastAsia="SimHei" w:hAnsi="SimHei" w:cs="SimHei"/>
+          <w:rFonts w:ascii="黑体" w:hAnsi="黑体" w:eastAsia="黑体" w:cs="黑体"/>
           <w:spacing w:val="-3"/>
           <w:sz w:val="30"/>
           <w:szCs w:val="30"/>
@@ -260,7 +187,7 @@
       </w:r>
       <w:r>
         <w:rPr>
-          <w:rFonts w:ascii="SimHei" w:eastAsia="SimHei" w:hAnsi="SimHei" w:cs="SimHei"/>
+          <w:rFonts w:ascii="黑体" w:hAnsi="黑体" w:eastAsia="黑体" w:cs="黑体"/>
           <w:b/>
           <w:bCs/>
           <w:spacing w:val="-3"/>
@@ -276,45 +203,60 @@
         <w:ind w:left="2901" w:right="1255" w:hanging="4"/>
         <w:outlineLvl w:val="0"/>
         <w:rPr>
-          <w:rFonts w:ascii="Times New Roman" w:eastAsia="Times New Roman" w:hAnsi="Times New Roman" w:cs="Times New Roman"/>
-          <w:sz w:val="30"/>
-          <w:szCs w:val="30"/>
-        </w:rPr>
-      </w:pPr>
-      <w:r>
-        <w:rPr>
-          <w:rFonts w:ascii="SimHei" w:eastAsia="SimHei" w:hAnsi="SimHei" w:cs="SimHei"/>
+          <w:rFonts w:ascii="Times New Roman" w:hAnsi="Times New Roman" w:eastAsia="Times New Roman" w:cs="Times New Roman"/>
           <w:b/>
           <w:bCs/>
           <w:spacing w:val="-9"/>
           <w:sz w:val="30"/>
           <w:szCs w:val="30"/>
         </w:rPr>
-        <w:t>编制时间：</w:t>
-      </w:r>
-      <w:r>
-        <w:rPr>
-          <w:rFonts w:ascii="SimHei" w:eastAsia="SimHei" w:hAnsi="SimHei" w:cs="SimHei"/>
-          <w:spacing w:val="-9"/>
-          <w:sz w:val="30"/>
-          <w:szCs w:val="30"/>
-        </w:rPr>
-        <w:t xml:space="preserve"> </w:t>
-      </w:r>
-      <w:r>
-        <w:rPr>
-          <w:rFonts w:ascii="Times New Roman" w:eastAsia="Times New Roman" w:hAnsi="Times New Roman" w:cs="Times New Roman"/>
+      </w:pPr>
+      <w:r>
+        <w:rPr>
+          <w:rFonts w:ascii="黑体" w:hAnsi="黑体" w:eastAsia="黑体" w:cs="黑体"/>
           <w:b/>
           <w:bCs/>
           <w:spacing w:val="-9"/>
           <w:sz w:val="30"/>
           <w:szCs w:val="30"/>
         </w:rPr>
+        <w:t>编制时间：</w:t>
+      </w:r>
+      <w:r>
+        <w:rPr>
+          <w:rFonts w:ascii="黑体" w:hAnsi="黑体" w:eastAsia="黑体" w:cs="黑体"/>
+          <w:spacing w:val="-9"/>
+          <w:sz w:val="30"/>
+          <w:szCs w:val="30"/>
+        </w:rPr>
+        <w:t xml:space="preserve"> </w:t>
+      </w:r>
+      <w:r>
+        <w:rPr>
+          <w:rFonts w:ascii="Times New Roman" w:hAnsi="Times New Roman" w:eastAsia="Times New Roman" w:cs="Times New Roman"/>
+          <w:b/>
+          <w:bCs/>
+          <w:spacing w:val="-9"/>
+          <w:sz w:val="30"/>
+          <w:szCs w:val="30"/>
+        </w:rPr>
         <w:t>2025年1月8日</w:t>
       </w:r>
-      <w:r>
-        <w:rPr>
-          <w:rFonts w:ascii="SimHei" w:eastAsia="SimHei" w:hAnsi="SimHei" w:cs="SimHei"/>
+    </w:p>
+    <w:p>
+      <w:pPr>
+        <w:spacing w:before="273" w:line="304" w:lineRule="auto"/>
+        <w:ind w:left="2901" w:right="1255" w:hanging="4"/>
+        <w:outlineLvl w:val="0"/>
+        <w:rPr>
+          <w:rFonts w:ascii="Times New Roman" w:hAnsi="Times New Roman" w:eastAsia="Times New Roman" w:cs="Times New Roman"/>
+          <w:sz w:val="30"/>
+          <w:szCs w:val="30"/>
+        </w:rPr>
+      </w:pPr>
+      <w:r>
+        <w:rPr>
+          <w:rFonts w:ascii="黑体" w:hAnsi="黑体" w:eastAsia="黑体" w:cs="黑体"/>
           <w:b/>
           <w:bCs/>
           <w:spacing w:val="-2"/>
@@ -325,7 +267,7 @@
       </w:r>
       <w:r>
         <w:rPr>
-          <w:rFonts w:ascii="Times New Roman" w:eastAsia="Times New Roman" w:hAnsi="Times New Roman" w:cs="Times New Roman"/>
+          <w:rFonts w:ascii="Times New Roman" w:hAnsi="Times New Roman" w:eastAsia="Times New Roman" w:cs="Times New Roman"/>
           <w:b/>
           <w:bCs/>
           <w:spacing w:val="-2"/>
@@ -341,14 +283,14 @@
         <w:ind w:left="2903"/>
         <w:outlineLvl w:val="0"/>
         <w:rPr>
-          <w:rFonts w:ascii="SimHei" w:eastAsia="SimHei" w:hAnsi="SimHei" w:cs="SimHei"/>
+          <w:rFonts w:ascii="黑体" w:hAnsi="黑体" w:eastAsia="黑体" w:cs="黑体"/>
           <w:sz w:val="30"/>
           <w:szCs w:val="30"/>
         </w:rPr>
       </w:pPr>
       <w:r>
         <w:rPr>
-          <w:rFonts w:ascii="SimHei" w:eastAsia="SimHei" w:hAnsi="SimHei" w:cs="SimHei"/>
+          <w:rFonts w:ascii="黑体" w:hAnsi="黑体" w:eastAsia="黑体" w:cs="黑体"/>
           <w:b/>
           <w:bCs/>
           <w:spacing w:val="-5"/>
@@ -364,14 +306,14 @@
         <w:ind w:left="2903" w:right="2769"/>
         <w:outlineLvl w:val="0"/>
         <w:rPr>
-          <w:rFonts w:ascii="SimHei" w:eastAsia="SimHei" w:hAnsi="SimHei" w:cs="SimHei"/>
+          <w:rFonts w:ascii="黑体" w:hAnsi="黑体" w:eastAsia="黑体" w:cs="黑体"/>
           <w:sz w:val="30"/>
           <w:szCs w:val="30"/>
         </w:rPr>
       </w:pPr>
       <w:r>
         <w:rPr>
-          <w:rFonts w:ascii="SimHei" w:eastAsia="SimHei" w:hAnsi="SimHei" w:cs="SimHei"/>
+          <w:rFonts w:ascii="黑体" w:hAnsi="黑体" w:eastAsia="黑体" w:cs="黑体"/>
           <w:b/>
           <w:bCs/>
           <w:spacing w:val="-3"/>
@@ -382,7 +324,7 @@
       </w:r>
       <w:r>
         <w:rPr>
-          <w:rFonts w:ascii="SimHei" w:eastAsia="SimHei" w:hAnsi="SimHei" w:cs="SimHei"/>
+          <w:rFonts w:ascii="黑体" w:hAnsi="黑体" w:eastAsia="黑体" w:cs="黑体"/>
           <w:b/>
           <w:bCs/>
           <w:spacing w:val="-4"/>
@@ -398,14 +340,14 @@
         <w:ind w:left="2897"/>
         <w:outlineLvl w:val="0"/>
         <w:rPr>
-          <w:rFonts w:ascii="SimHei" w:eastAsia="SimHei" w:hAnsi="SimHei" w:cs="SimHei"/>
+          <w:rFonts w:ascii="黑体" w:hAnsi="黑体" w:eastAsia="黑体" w:cs="黑体"/>
           <w:sz w:val="30"/>
           <w:szCs w:val="30"/>
         </w:rPr>
       </w:pPr>
       <w:r>
         <w:rPr>
-          <w:rFonts w:ascii="SimHei" w:eastAsia="SimHei" w:hAnsi="SimHei" w:cs="SimHei"/>
+          <w:rFonts w:ascii="黑体" w:hAnsi="黑体" w:eastAsia="黑体" w:cs="黑体"/>
           <w:b/>
           <w:bCs/>
           <w:spacing w:val="-4"/>
@@ -416,7 +358,7 @@
       </w:r>
       <w:r>
         <w:rPr>
-          <w:rFonts w:ascii="Times New Roman" w:eastAsia="Times New Roman" w:hAnsi="Times New Roman" w:cs="Times New Roman"/>
+          <w:rFonts w:ascii="Times New Roman" w:hAnsi="Times New Roman" w:eastAsia="Times New Roman" w:cs="Times New Roman"/>
           <w:b/>
           <w:bCs/>
           <w:spacing w:val="-4"/>
@@ -431,16 +373,16 @@
       <w:pPr>
         <w:spacing w:line="221" w:lineRule="auto"/>
         <w:rPr>
-          <w:rFonts w:ascii="SimHei" w:eastAsia="SimHei" w:hAnsi="SimHei" w:cs="SimHei"/>
+          <w:rFonts w:ascii="黑体" w:hAnsi="黑体" w:eastAsia="黑体" w:cs="黑体"/>
           <w:sz w:val="30"/>
           <w:szCs w:val="30"/>
         </w:rPr>
         <w:sectPr>
-          <w:headerReference w:type="default" r:id="rId4"/>
-          <w:footerReference w:type="default" r:id="rId5"/>
+          <w:headerReference r:id="rId5" w:type="default"/>
+          <w:footerReference r:id="rId6" w:type="default"/>
           <w:pgSz w:w="11910" w:h="16840"/>
           <w:pgMar w:top="1544" w:right="1775" w:bottom="925" w:left="1760" w:header="1003" w:footer="690" w:gutter="0"/>
-          <w:cols w:space="720"/>
+          <w:cols w:space="720" w:num="1"/>
         </w:sectPr>
       </w:pPr>
     </w:p>
@@ -450,14 +392,14 @@
         <w:ind w:left="3325"/>
         <w:outlineLvl w:val="0"/>
         <w:rPr>
-          <w:rFonts w:ascii="SimHei" w:eastAsia="SimHei" w:hAnsi="SimHei" w:cs="SimHei"/>
+          <w:rFonts w:ascii="黑体" w:hAnsi="黑体" w:eastAsia="黑体" w:cs="黑体"/>
           <w:sz w:val="30"/>
           <w:szCs w:val="30"/>
         </w:rPr>
       </w:pPr>
       <w:r>
         <w:rPr>
-          <w:rFonts w:ascii="SimHei" w:eastAsia="SimHei" w:hAnsi="SimHei" w:cs="SimHei"/>
+          <w:rFonts w:ascii="黑体" w:hAnsi="黑体" w:eastAsia="黑体" w:cs="黑体"/>
           <w:b/>
           <w:bCs/>
           <w:spacing w:val="-5"/>
@@ -474,18 +416,24 @@
     </w:p>
     <w:tbl>
       <w:tblPr>
-        <w:tblStyle w:val="TableNormal"/>
+        <w:tblStyle w:val="5"/>
         <w:tblW w:w="8508" w:type="dxa"/>
         <w:tblInd w:w="160" w:type="dxa"/>
         <w:tblBorders>
-          <w:top w:val="single" w:sz="2" w:space="0" w:color="000000"/>
-          <w:left w:val="single" w:sz="2" w:space="0" w:color="000000"/>
-          <w:bottom w:val="single" w:sz="2" w:space="0" w:color="000000"/>
-          <w:right w:val="single" w:sz="2" w:space="0" w:color="000000"/>
-          <w:insideH w:val="single" w:sz="2" w:space="0" w:color="000000"/>
-          <w:insideV w:val="single" w:sz="2" w:space="0" w:color="000000"/>
+          <w:top w:val="single" w:color="000000" w:sz="2" w:space="0"/>
+          <w:left w:val="single" w:color="000000" w:sz="2" w:space="0"/>
+          <w:bottom w:val="single" w:color="000000" w:sz="2" w:space="0"/>
+          <w:right w:val="single" w:color="000000" w:sz="2" w:space="0"/>
+          <w:insideH w:val="single" w:color="000000" w:sz="2" w:space="0"/>
+          <w:insideV w:val="single" w:color="000000" w:sz="2" w:space="0"/>
         </w:tblBorders>
         <w:tblLayout w:type="fixed"/>
+        <w:tblCellMar>
+          <w:top w:w="0" w:type="dxa"/>
+          <w:left w:w="0" w:type="dxa"/>
+          <w:bottom w:w="0" w:type="dxa"/>
+          <w:right w:w="0" w:type="dxa"/>
+        </w:tblCellMar>
       </w:tblPr>
       <w:tblGrid>
         <w:gridCol w:w="1582"/>
@@ -496,20 +444,23 @@
       </w:tblGrid>
       <w:tr>
         <w:tblPrEx>
-          <w:tblW w:w="8508" w:type="dxa"/>
-          <w:tblInd w:w="160" w:type="dxa"/>
           <w:tblBorders>
-            <w:top w:val="single" w:sz="2" w:space="0" w:color="000000"/>
-            <w:left w:val="single" w:sz="2" w:space="0" w:color="000000"/>
-            <w:bottom w:val="single" w:sz="2" w:space="0" w:color="000000"/>
-            <w:right w:val="single" w:sz="2" w:space="0" w:color="000000"/>
-            <w:insideH w:val="single" w:sz="2" w:space="0" w:color="000000"/>
-            <w:insideV w:val="single" w:sz="2" w:space="0" w:color="000000"/>
+            <w:top w:val="single" w:color="000000" w:sz="2" w:space="0"/>
+            <w:left w:val="single" w:color="000000" w:sz="2" w:space="0"/>
+            <w:bottom w:val="single" w:color="000000" w:sz="2" w:space="0"/>
+            <w:right w:val="single" w:color="000000" w:sz="2" w:space="0"/>
+            <w:insideH w:val="single" w:color="000000" w:sz="2" w:space="0"/>
+            <w:insideV w:val="single" w:color="000000" w:sz="2" w:space="0"/>
           </w:tblBorders>
-          <w:tblLayout w:type="fixed"/>
+          <w:tblCellMar>
+            <w:top w:w="0" w:type="dxa"/>
+            <w:left w:w="0" w:type="dxa"/>
+            <w:bottom w:w="0" w:type="dxa"/>
+            <w:right w:w="0" w:type="dxa"/>
+          </w:tblCellMar>
         </w:tblPrEx>
         <w:trPr>
-          <w:trHeight w:val="632"/>
+          <w:trHeight w:val="632" w:hRule="atLeast"/>
         </w:trPr>
         <w:tc>
           <w:tcPr>
@@ -520,14 +471,14 @@
               <w:spacing w:before="176" w:line="222" w:lineRule="auto"/>
               <w:ind w:left="228"/>
               <w:rPr>
-                <w:rFonts w:ascii="SimHei" w:eastAsia="SimHei" w:hAnsi="SimHei" w:cs="SimHei"/>
+                <w:rFonts w:ascii="黑体" w:hAnsi="黑体" w:eastAsia="黑体" w:cs="黑体"/>
                 <w:sz w:val="28"/>
                 <w:szCs w:val="28"/>
               </w:rPr>
             </w:pPr>
             <w:r>
               <w:rPr>
-                <w:rFonts w:ascii="SimHei" w:eastAsia="SimHei" w:hAnsi="SimHei" w:cs="SimHei"/>
+                <w:rFonts w:ascii="黑体" w:hAnsi="黑体" w:eastAsia="黑体" w:cs="黑体"/>
                 <w:spacing w:val="-4"/>
                 <w:sz w:val="28"/>
                 <w:szCs w:val="28"/>
@@ -545,14 +496,14 @@
               <w:spacing w:before="176" w:line="222" w:lineRule="auto"/>
               <w:ind w:left="367"/>
               <w:rPr>
-                <w:rFonts w:ascii="SimHei" w:eastAsia="SimHei" w:hAnsi="SimHei" w:cs="SimHei"/>
+                <w:rFonts w:ascii="黑体" w:hAnsi="黑体" w:eastAsia="黑体" w:cs="黑体"/>
                 <w:sz w:val="28"/>
                 <w:szCs w:val="28"/>
               </w:rPr>
             </w:pPr>
             <w:r>
               <w:rPr>
-                <w:rFonts w:ascii="SimHei" w:eastAsia="SimHei" w:hAnsi="SimHei" w:cs="SimHei"/>
+                <w:rFonts w:ascii="黑体" w:hAnsi="黑体" w:eastAsia="黑体" w:cs="黑体"/>
                 <w:spacing w:val="-3"/>
                 <w:sz w:val="28"/>
                 <w:szCs w:val="28"/>
@@ -570,14 +521,14 @@
               <w:spacing w:before="176" w:line="222" w:lineRule="auto"/>
               <w:ind w:left="432"/>
               <w:rPr>
-                <w:rFonts w:ascii="SimHei" w:eastAsia="SimHei" w:hAnsi="SimHei" w:cs="SimHei"/>
+                <w:rFonts w:ascii="黑体" w:hAnsi="黑体" w:eastAsia="黑体" w:cs="黑体"/>
                 <w:sz w:val="28"/>
                 <w:szCs w:val="28"/>
               </w:rPr>
             </w:pPr>
             <w:r>
               <w:rPr>
-                <w:rFonts w:ascii="SimHei" w:eastAsia="SimHei" w:hAnsi="SimHei" w:cs="SimHei"/>
+                <w:rFonts w:ascii="黑体" w:hAnsi="黑体" w:eastAsia="黑体" w:cs="黑体"/>
                 <w:spacing w:val="-3"/>
                 <w:sz w:val="28"/>
                 <w:szCs w:val="28"/>
@@ -595,14 +546,14 @@
               <w:spacing w:before="176" w:line="223" w:lineRule="auto"/>
               <w:ind w:left="442"/>
               <w:rPr>
-                <w:rFonts w:ascii="SimHei" w:eastAsia="SimHei" w:hAnsi="SimHei" w:cs="SimHei"/>
+                <w:rFonts w:ascii="黑体" w:hAnsi="黑体" w:eastAsia="黑体" w:cs="黑体"/>
                 <w:sz w:val="28"/>
                 <w:szCs w:val="28"/>
               </w:rPr>
             </w:pPr>
             <w:r>
               <w:rPr>
-                <w:rFonts w:ascii="SimHei" w:eastAsia="SimHei" w:hAnsi="SimHei" w:cs="SimHei"/>
+                <w:rFonts w:ascii="黑体" w:hAnsi="黑体" w:eastAsia="黑体" w:cs="黑体"/>
                 <w:spacing w:val="-6"/>
                 <w:sz w:val="28"/>
                 <w:szCs w:val="28"/>
@@ -620,14 +571,14 @@
               <w:spacing w:before="175" w:line="222" w:lineRule="auto"/>
               <w:ind w:left="333"/>
               <w:rPr>
-                <w:rFonts w:ascii="SimHei" w:eastAsia="SimHei" w:hAnsi="SimHei" w:cs="SimHei"/>
+                <w:rFonts w:ascii="黑体" w:hAnsi="黑体" w:eastAsia="黑体" w:cs="黑体"/>
                 <w:sz w:val="28"/>
                 <w:szCs w:val="28"/>
               </w:rPr>
             </w:pPr>
             <w:r>
               <w:rPr>
-                <w:rFonts w:ascii="SimHei" w:eastAsia="SimHei" w:hAnsi="SimHei" w:cs="SimHei"/>
+                <w:rFonts w:ascii="黑体" w:hAnsi="黑体" w:eastAsia="黑体" w:cs="黑体"/>
                 <w:spacing w:val="-2"/>
                 <w:sz w:val="28"/>
                 <w:szCs w:val="28"/>
@@ -639,12 +590,23 @@
       </w:tr>
       <w:tr>
         <w:tblPrEx>
-          <w:tblW w:w="8508" w:type="dxa"/>
-          <w:tblInd w:w="160" w:type="dxa"/>
-          <w:tblLayout w:type="fixed"/>
+          <w:tblBorders>
+            <w:top w:val="single" w:color="000000" w:sz="2" w:space="0"/>
+            <w:left w:val="single" w:color="000000" w:sz="2" w:space="0"/>
+            <w:bottom w:val="single" w:color="000000" w:sz="2" w:space="0"/>
+            <w:right w:val="single" w:color="000000" w:sz="2" w:space="0"/>
+            <w:insideH w:val="single" w:color="000000" w:sz="2" w:space="0"/>
+            <w:insideV w:val="single" w:color="000000" w:sz="2" w:space="0"/>
+          </w:tblBorders>
+          <w:tblCellMar>
+            <w:top w:w="0" w:type="dxa"/>
+            <w:left w:w="0" w:type="dxa"/>
+            <w:bottom w:w="0" w:type="dxa"/>
+            <w:right w:w="0" w:type="dxa"/>
+          </w:tblCellMar>
         </w:tblPrEx>
         <w:trPr>
-          <w:trHeight w:val="865"/>
+          <w:trHeight w:val="865" w:hRule="atLeast"/>
         </w:trPr>
         <w:tc>
           <w:tcPr>
@@ -655,14 +617,14 @@
               <w:spacing w:before="175" w:line="241" w:lineRule="auto"/>
               <w:ind w:left="310"/>
               <w:rPr>
-                <w:rFonts w:ascii="SimHei" w:eastAsia="SimHei" w:hAnsi="SimHei" w:cs="SimHei"/>
+                <w:rFonts w:ascii="黑体" w:hAnsi="黑体" w:eastAsia="黑体" w:cs="黑体"/>
                 <w:sz w:val="28"/>
                 <w:szCs w:val="28"/>
               </w:rPr>
             </w:pPr>
             <w:r>
               <w:rPr>
-                <w:rFonts w:ascii="SimHei" w:eastAsia="SimHei" w:hAnsi="SimHei" w:cs="SimHei"/>
+                <w:rFonts w:ascii="黑体" w:hAnsi="黑体" w:eastAsia="黑体" w:cs="黑体"/>
                 <w:spacing w:val="-1"/>
                 <w:sz w:val="28"/>
                 <w:szCs w:val="28"/>
@@ -680,14 +642,14 @@
               <w:spacing w:before="175" w:line="224" w:lineRule="auto"/>
               <w:ind w:left="558" w:right="28" w:hanging="420"/>
               <w:rPr>
-                <w:rFonts w:ascii="SimHei" w:eastAsia="SimHei" w:hAnsi="SimHei" w:cs="SimHei"/>
+                <w:rFonts w:ascii="黑体" w:hAnsi="黑体" w:eastAsia="黑体" w:cs="黑体"/>
                 <w:sz w:val="28"/>
                 <w:szCs w:val="28"/>
               </w:rPr>
             </w:pPr>
             <w:r>
               <w:rPr>
-                <w:rFonts w:ascii="SimHei" w:eastAsia="SimHei" w:hAnsi="SimHei" w:cs="SimHei"/>
+                <w:rFonts w:ascii="黑体" w:hAnsi="黑体" w:eastAsia="黑体" w:cs="黑体"/>
                 <w:spacing w:val="-2"/>
                 <w:sz w:val="28"/>
                 <w:szCs w:val="28"/>
@@ -696,7 +658,7 @@
             </w:r>
             <w:r>
               <w:rPr>
-                <w:rFonts w:ascii="SimHei" w:eastAsia="SimHei" w:hAnsi="SimHei" w:cs="SimHei"/>
+                <w:rFonts w:ascii="黑体" w:hAnsi="黑体" w:eastAsia="黑体" w:cs="黑体"/>
                 <w:spacing w:val="-3"/>
                 <w:sz w:val="28"/>
                 <w:szCs w:val="28"/>
@@ -714,14 +676,14 @@
               <w:spacing w:before="175" w:line="223" w:lineRule="auto"/>
               <w:ind w:left="588"/>
               <w:rPr>
-                <w:rFonts w:ascii="SimHei" w:eastAsia="SimHei" w:hAnsi="SimHei" w:cs="SimHei"/>
+                <w:rFonts w:ascii="黑体" w:hAnsi="黑体" w:eastAsia="黑体" w:cs="黑体"/>
                 <w:sz w:val="28"/>
                 <w:szCs w:val="28"/>
               </w:rPr>
             </w:pPr>
             <w:r>
               <w:rPr>
-                <w:rFonts w:ascii="SimHei" w:eastAsia="SimHei" w:hAnsi="SimHei" w:cs="SimHei"/>
+                <w:rFonts w:ascii="黑体" w:hAnsi="黑体" w:eastAsia="黑体" w:cs="黑体"/>
                 <w:spacing w:val="-12"/>
                 <w:sz w:val="28"/>
                 <w:szCs w:val="28"/>
@@ -739,14 +701,14 @@
               <w:spacing w:before="175" w:line="222" w:lineRule="auto"/>
               <w:ind w:left="493"/>
               <w:rPr>
-                <w:rFonts w:ascii="SimHei" w:eastAsia="SimHei" w:hAnsi="SimHei" w:cs="SimHei"/>
+                <w:rFonts w:ascii="黑体" w:hAnsi="黑体" w:eastAsia="黑体" w:cs="黑体"/>
                 <w:sz w:val="28"/>
                 <w:szCs w:val="28"/>
               </w:rPr>
             </w:pPr>
             <w:r>
               <w:rPr>
-                <w:rFonts w:ascii="SimHei" w:eastAsia="SimHei" w:hAnsi="SimHei" w:cs="SimHei"/>
+                <w:rFonts w:ascii="黑体" w:hAnsi="黑体" w:eastAsia="黑体" w:cs="黑体"/>
                 <w:spacing w:val="-5"/>
                 <w:sz w:val="28"/>
                 <w:szCs w:val="28"/>
@@ -764,14 +726,14 @@
               <w:spacing w:before="175" w:line="241" w:lineRule="auto"/>
               <w:ind w:left="333"/>
               <w:rPr>
-                <w:rFonts w:ascii="SimHei" w:eastAsia="SimHei" w:hAnsi="SimHei" w:cs="SimHei"/>
+                <w:rFonts w:ascii="黑体" w:hAnsi="黑体" w:eastAsia="黑体" w:cs="黑体"/>
                 <w:sz w:val="28"/>
                 <w:szCs w:val="28"/>
               </w:rPr>
             </w:pPr>
             <w:r>
               <w:rPr>
-                <w:rFonts w:ascii="SimHei" w:eastAsia="SimHei" w:hAnsi="SimHei" w:cs="SimHei"/>
+                <w:rFonts w:ascii="黑体" w:hAnsi="黑体" w:eastAsia="黑体" w:cs="黑体"/>
                 <w:spacing w:val="-2"/>
                 <w:sz w:val="28"/>
                 <w:szCs w:val="28"/>
@@ -783,12 +745,23 @@
       </w:tr>
       <w:tr>
         <w:tblPrEx>
-          <w:tblW w:w="8508" w:type="dxa"/>
-          <w:tblInd w:w="160" w:type="dxa"/>
-          <w:tblLayout w:type="fixed"/>
+          <w:tblBorders>
+            <w:top w:val="single" w:color="000000" w:sz="2" w:space="0"/>
+            <w:left w:val="single" w:color="000000" w:sz="2" w:space="0"/>
+            <w:bottom w:val="single" w:color="000000" w:sz="2" w:space="0"/>
+            <w:right w:val="single" w:color="000000" w:sz="2" w:space="0"/>
+            <w:insideH w:val="single" w:color="000000" w:sz="2" w:space="0"/>
+            <w:insideV w:val="single" w:color="000000" w:sz="2" w:space="0"/>
+          </w:tblBorders>
+          <w:tblCellMar>
+            <w:top w:w="0" w:type="dxa"/>
+            <w:left w:w="0" w:type="dxa"/>
+            <w:bottom w:w="0" w:type="dxa"/>
+            <w:right w:w="0" w:type="dxa"/>
+          </w:tblCellMar>
         </w:tblPrEx>
         <w:trPr>
-          <w:trHeight w:val="628"/>
+          <w:trHeight w:val="628" w:hRule="atLeast"/>
         </w:trPr>
         <w:tc>
           <w:tcPr>
@@ -796,7 +769,7 @@
           </w:tcPr>
           <w:p>
             <w:pPr>
-              <w:pStyle w:val="TableText"/>
+              <w:pStyle w:val="6"/>
             </w:pPr>
           </w:p>
         </w:tc>
@@ -806,7 +779,7 @@
           </w:tcPr>
           <w:p>
             <w:pPr>
-              <w:pStyle w:val="TableText"/>
+              <w:pStyle w:val="6"/>
             </w:pPr>
           </w:p>
         </w:tc>
@@ -816,7 +789,7 @@
           </w:tcPr>
           <w:p>
             <w:pPr>
-              <w:pStyle w:val="TableText"/>
+              <w:pStyle w:val="6"/>
             </w:pPr>
           </w:p>
         </w:tc>
@@ -826,7 +799,7 @@
           </w:tcPr>
           <w:p>
             <w:pPr>
-              <w:pStyle w:val="TableText"/>
+              <w:pStyle w:val="6"/>
             </w:pPr>
           </w:p>
         </w:tc>
@@ -836,19 +809,30 @@
           </w:tcPr>
           <w:p>
             <w:pPr>
-              <w:pStyle w:val="TableText"/>
+              <w:pStyle w:val="6"/>
             </w:pPr>
           </w:p>
         </w:tc>
       </w:tr>
       <w:tr>
         <w:tblPrEx>
-          <w:tblW w:w="8508" w:type="dxa"/>
-          <w:tblInd w:w="160" w:type="dxa"/>
-          <w:tblLayout w:type="fixed"/>
+          <w:tblBorders>
+            <w:top w:val="single" w:color="000000" w:sz="2" w:space="0"/>
+            <w:left w:val="single" w:color="000000" w:sz="2" w:space="0"/>
+            <w:bottom w:val="single" w:color="000000" w:sz="2" w:space="0"/>
+            <w:right w:val="single" w:color="000000" w:sz="2" w:space="0"/>
+            <w:insideH w:val="single" w:color="000000" w:sz="2" w:space="0"/>
+            <w:insideV w:val="single" w:color="000000" w:sz="2" w:space="0"/>
+          </w:tblBorders>
+          <w:tblCellMar>
+            <w:top w:w="0" w:type="dxa"/>
+            <w:left w:w="0" w:type="dxa"/>
+            <w:bottom w:w="0" w:type="dxa"/>
+            <w:right w:w="0" w:type="dxa"/>
+          </w:tblCellMar>
         </w:tblPrEx>
         <w:trPr>
-          <w:trHeight w:val="628"/>
+          <w:trHeight w:val="628" w:hRule="atLeast"/>
         </w:trPr>
         <w:tc>
           <w:tcPr>
@@ -856,7 +840,7 @@
           </w:tcPr>
           <w:p>
             <w:pPr>
-              <w:pStyle w:val="TableText"/>
+              <w:pStyle w:val="6"/>
             </w:pPr>
           </w:p>
         </w:tc>
@@ -866,7 +850,7 @@
           </w:tcPr>
           <w:p>
             <w:pPr>
-              <w:pStyle w:val="TableText"/>
+              <w:pStyle w:val="6"/>
             </w:pPr>
           </w:p>
         </w:tc>
@@ -876,7 +860,7 @@
           </w:tcPr>
           <w:p>
             <w:pPr>
-              <w:pStyle w:val="TableText"/>
+              <w:pStyle w:val="6"/>
             </w:pPr>
           </w:p>
         </w:tc>
@@ -886,7 +870,7 @@
           </w:tcPr>
           <w:p>
             <w:pPr>
-              <w:pStyle w:val="TableText"/>
+              <w:pStyle w:val="6"/>
             </w:pPr>
           </w:p>
         </w:tc>
@@ -896,19 +880,30 @@
           </w:tcPr>
           <w:p>
             <w:pPr>
-              <w:pStyle w:val="TableText"/>
+              <w:pStyle w:val="6"/>
             </w:pPr>
           </w:p>
         </w:tc>
       </w:tr>
       <w:tr>
         <w:tblPrEx>
-          <w:tblW w:w="8508" w:type="dxa"/>
-          <w:tblInd w:w="160" w:type="dxa"/>
-          <w:tblLayout w:type="fixed"/>
+          <w:tblBorders>
+            <w:top w:val="single" w:color="000000" w:sz="2" w:space="0"/>
+            <w:left w:val="single" w:color="000000" w:sz="2" w:space="0"/>
+            <w:bottom w:val="single" w:color="000000" w:sz="2" w:space="0"/>
+            <w:right w:val="single" w:color="000000" w:sz="2" w:space="0"/>
+            <w:insideH w:val="single" w:color="000000" w:sz="2" w:space="0"/>
+            <w:insideV w:val="single" w:color="000000" w:sz="2" w:space="0"/>
+          </w:tblBorders>
+          <w:tblCellMar>
+            <w:top w:w="0" w:type="dxa"/>
+            <w:left w:w="0" w:type="dxa"/>
+            <w:bottom w:w="0" w:type="dxa"/>
+            <w:right w:w="0" w:type="dxa"/>
+          </w:tblCellMar>
         </w:tblPrEx>
         <w:trPr>
-          <w:trHeight w:val="628"/>
+          <w:trHeight w:val="628" w:hRule="atLeast"/>
         </w:trPr>
         <w:tc>
           <w:tcPr>
@@ -916,7 +911,7 @@
           </w:tcPr>
           <w:p>
             <w:pPr>
-              <w:pStyle w:val="TableText"/>
+              <w:pStyle w:val="6"/>
             </w:pPr>
           </w:p>
         </w:tc>
@@ -926,7 +921,7 @@
           </w:tcPr>
           <w:p>
             <w:pPr>
-              <w:pStyle w:val="TableText"/>
+              <w:pStyle w:val="6"/>
             </w:pPr>
           </w:p>
         </w:tc>
@@ -936,7 +931,7 @@
           </w:tcPr>
           <w:p>
             <w:pPr>
-              <w:pStyle w:val="TableText"/>
+              <w:pStyle w:val="6"/>
             </w:pPr>
           </w:p>
         </w:tc>
@@ -946,7 +941,7 @@
           </w:tcPr>
           <w:p>
             <w:pPr>
-              <w:pStyle w:val="TableText"/>
+              <w:pStyle w:val="6"/>
             </w:pPr>
           </w:p>
         </w:tc>
@@ -956,19 +951,30 @@
           </w:tcPr>
           <w:p>
             <w:pPr>
-              <w:pStyle w:val="TableText"/>
+              <w:pStyle w:val="6"/>
             </w:pPr>
           </w:p>
         </w:tc>
       </w:tr>
       <w:tr>
         <w:tblPrEx>
-          <w:tblW w:w="8508" w:type="dxa"/>
-          <w:tblInd w:w="160" w:type="dxa"/>
-          <w:tblLayout w:type="fixed"/>
+          <w:tblBorders>
+            <w:top w:val="single" w:color="000000" w:sz="2" w:space="0"/>
+            <w:left w:val="single" w:color="000000" w:sz="2" w:space="0"/>
+            <w:bottom w:val="single" w:color="000000" w:sz="2" w:space="0"/>
+            <w:right w:val="single" w:color="000000" w:sz="2" w:space="0"/>
+            <w:insideH w:val="single" w:color="000000" w:sz="2" w:space="0"/>
+            <w:insideV w:val="single" w:color="000000" w:sz="2" w:space="0"/>
+          </w:tblBorders>
+          <w:tblCellMar>
+            <w:top w:w="0" w:type="dxa"/>
+            <w:left w:w="0" w:type="dxa"/>
+            <w:bottom w:w="0" w:type="dxa"/>
+            <w:right w:w="0" w:type="dxa"/>
+          </w:tblCellMar>
         </w:tblPrEx>
         <w:trPr>
-          <w:trHeight w:val="628"/>
+          <w:trHeight w:val="628" w:hRule="atLeast"/>
         </w:trPr>
         <w:tc>
           <w:tcPr>
@@ -976,7 +982,7 @@
           </w:tcPr>
           <w:p>
             <w:pPr>
-              <w:pStyle w:val="TableText"/>
+              <w:pStyle w:val="6"/>
             </w:pPr>
           </w:p>
         </w:tc>
@@ -986,7 +992,7 @@
           </w:tcPr>
           <w:p>
             <w:pPr>
-              <w:pStyle w:val="TableText"/>
+              <w:pStyle w:val="6"/>
             </w:pPr>
           </w:p>
         </w:tc>
@@ -996,7 +1002,7 @@
           </w:tcPr>
           <w:p>
             <w:pPr>
-              <w:pStyle w:val="TableText"/>
+              <w:pStyle w:val="6"/>
             </w:pPr>
           </w:p>
         </w:tc>
@@ -1006,7 +1012,7 @@
           </w:tcPr>
           <w:p>
             <w:pPr>
-              <w:pStyle w:val="TableText"/>
+              <w:pStyle w:val="6"/>
             </w:pPr>
           </w:p>
         </w:tc>
@@ -1016,19 +1022,30 @@
           </w:tcPr>
           <w:p>
             <w:pPr>
-              <w:pStyle w:val="TableText"/>
+              <w:pStyle w:val="6"/>
             </w:pPr>
           </w:p>
         </w:tc>
       </w:tr>
       <w:tr>
         <w:tblPrEx>
-          <w:tblW w:w="8508" w:type="dxa"/>
-          <w:tblInd w:w="160" w:type="dxa"/>
-          <w:tblLayout w:type="fixed"/>
+          <w:tblBorders>
+            <w:top w:val="single" w:color="000000" w:sz="2" w:space="0"/>
+            <w:left w:val="single" w:color="000000" w:sz="2" w:space="0"/>
+            <w:bottom w:val="single" w:color="000000" w:sz="2" w:space="0"/>
+            <w:right w:val="single" w:color="000000" w:sz="2" w:space="0"/>
+            <w:insideH w:val="single" w:color="000000" w:sz="2" w:space="0"/>
+            <w:insideV w:val="single" w:color="000000" w:sz="2" w:space="0"/>
+          </w:tblBorders>
+          <w:tblCellMar>
+            <w:top w:w="0" w:type="dxa"/>
+            <w:left w:w="0" w:type="dxa"/>
+            <w:bottom w:w="0" w:type="dxa"/>
+            <w:right w:w="0" w:type="dxa"/>
+          </w:tblCellMar>
         </w:tblPrEx>
         <w:trPr>
-          <w:trHeight w:val="627"/>
+          <w:trHeight w:val="627" w:hRule="atLeast"/>
         </w:trPr>
         <w:tc>
           <w:tcPr>
@@ -1036,7 +1053,7 @@
           </w:tcPr>
           <w:p>
             <w:pPr>
-              <w:pStyle w:val="TableText"/>
+              <w:pStyle w:val="6"/>
             </w:pPr>
           </w:p>
         </w:tc>
@@ -1046,7 +1063,7 @@
           </w:tcPr>
           <w:p>
             <w:pPr>
-              <w:pStyle w:val="TableText"/>
+              <w:pStyle w:val="6"/>
             </w:pPr>
           </w:p>
         </w:tc>
@@ -1056,7 +1073,7 @@
           </w:tcPr>
           <w:p>
             <w:pPr>
-              <w:pStyle w:val="TableText"/>
+              <w:pStyle w:val="6"/>
             </w:pPr>
           </w:p>
         </w:tc>
@@ -1066,7 +1083,7 @@
           </w:tcPr>
           <w:p>
             <w:pPr>
-              <w:pStyle w:val="TableText"/>
+              <w:pStyle w:val="6"/>
             </w:pPr>
           </w:p>
         </w:tc>
@@ -1076,19 +1093,30 @@
           </w:tcPr>
           <w:p>
             <w:pPr>
-              <w:pStyle w:val="TableText"/>
+              <w:pStyle w:val="6"/>
             </w:pPr>
           </w:p>
         </w:tc>
       </w:tr>
       <w:tr>
         <w:tblPrEx>
-          <w:tblW w:w="8508" w:type="dxa"/>
-          <w:tblInd w:w="160" w:type="dxa"/>
-          <w:tblLayout w:type="fixed"/>
+          <w:tblBorders>
+            <w:top w:val="single" w:color="000000" w:sz="2" w:space="0"/>
+            <w:left w:val="single" w:color="000000" w:sz="2" w:space="0"/>
+            <w:bottom w:val="single" w:color="000000" w:sz="2" w:space="0"/>
+            <w:right w:val="single" w:color="000000" w:sz="2" w:space="0"/>
+            <w:insideH w:val="single" w:color="000000" w:sz="2" w:space="0"/>
+            <w:insideV w:val="single" w:color="000000" w:sz="2" w:space="0"/>
+          </w:tblBorders>
+          <w:tblCellMar>
+            <w:top w:w="0" w:type="dxa"/>
+            <w:left w:w="0" w:type="dxa"/>
+            <w:bottom w:w="0" w:type="dxa"/>
+            <w:right w:w="0" w:type="dxa"/>
+          </w:tblCellMar>
         </w:tblPrEx>
         <w:trPr>
-          <w:trHeight w:val="629"/>
+          <w:trHeight w:val="629" w:hRule="atLeast"/>
         </w:trPr>
         <w:tc>
           <w:tcPr>
@@ -1096,7 +1124,7 @@
           </w:tcPr>
           <w:p>
             <w:pPr>
-              <w:pStyle w:val="TableText"/>
+              <w:pStyle w:val="6"/>
             </w:pPr>
           </w:p>
         </w:tc>
@@ -1106,7 +1134,7 @@
           </w:tcPr>
           <w:p>
             <w:pPr>
-              <w:pStyle w:val="TableText"/>
+              <w:pStyle w:val="6"/>
             </w:pPr>
           </w:p>
         </w:tc>
@@ -1116,7 +1144,7 @@
           </w:tcPr>
           <w:p>
             <w:pPr>
-              <w:pStyle w:val="TableText"/>
+              <w:pStyle w:val="6"/>
             </w:pPr>
           </w:p>
         </w:tc>
@@ -1126,7 +1154,7 @@
           </w:tcPr>
           <w:p>
             <w:pPr>
-              <w:pStyle w:val="TableText"/>
+              <w:pStyle w:val="6"/>
             </w:pPr>
           </w:p>
         </w:tc>
@@ -1136,19 +1164,30 @@
           </w:tcPr>
           <w:p>
             <w:pPr>
-              <w:pStyle w:val="TableText"/>
+              <w:pStyle w:val="6"/>
             </w:pPr>
           </w:p>
         </w:tc>
       </w:tr>
       <w:tr>
         <w:tblPrEx>
-          <w:tblW w:w="8508" w:type="dxa"/>
-          <w:tblInd w:w="160" w:type="dxa"/>
-          <w:tblLayout w:type="fixed"/>
+          <w:tblBorders>
+            <w:top w:val="single" w:color="000000" w:sz="2" w:space="0"/>
+            <w:left w:val="single" w:color="000000" w:sz="2" w:space="0"/>
+            <w:bottom w:val="single" w:color="000000" w:sz="2" w:space="0"/>
+            <w:right w:val="single" w:color="000000" w:sz="2" w:space="0"/>
+            <w:insideH w:val="single" w:color="000000" w:sz="2" w:space="0"/>
+            <w:insideV w:val="single" w:color="000000" w:sz="2" w:space="0"/>
+          </w:tblBorders>
+          <w:tblCellMar>
+            <w:top w:w="0" w:type="dxa"/>
+            <w:left w:w="0" w:type="dxa"/>
+            <w:bottom w:w="0" w:type="dxa"/>
+            <w:right w:w="0" w:type="dxa"/>
+          </w:tblCellMar>
         </w:tblPrEx>
         <w:trPr>
-          <w:trHeight w:val="627"/>
+          <w:trHeight w:val="627" w:hRule="atLeast"/>
         </w:trPr>
         <w:tc>
           <w:tcPr>
@@ -1156,7 +1195,7 @@
           </w:tcPr>
           <w:p>
             <w:pPr>
-              <w:pStyle w:val="TableText"/>
+              <w:pStyle w:val="6"/>
             </w:pPr>
           </w:p>
         </w:tc>
@@ -1166,7 +1205,7 @@
           </w:tcPr>
           <w:p>
             <w:pPr>
-              <w:pStyle w:val="TableText"/>
+              <w:pStyle w:val="6"/>
             </w:pPr>
           </w:p>
         </w:tc>
@@ -1176,7 +1215,7 @@
           </w:tcPr>
           <w:p>
             <w:pPr>
-              <w:pStyle w:val="TableText"/>
+              <w:pStyle w:val="6"/>
             </w:pPr>
           </w:p>
         </w:tc>
@@ -1186,7 +1225,7 @@
           </w:tcPr>
           <w:p>
             <w:pPr>
-              <w:pStyle w:val="TableText"/>
+              <w:pStyle w:val="6"/>
             </w:pPr>
           </w:p>
         </w:tc>
@@ -1196,19 +1235,30 @@
           </w:tcPr>
           <w:p>
             <w:pPr>
-              <w:pStyle w:val="TableText"/>
+              <w:pStyle w:val="6"/>
             </w:pPr>
           </w:p>
         </w:tc>
       </w:tr>
       <w:tr>
         <w:tblPrEx>
-          <w:tblW w:w="8508" w:type="dxa"/>
-          <w:tblInd w:w="160" w:type="dxa"/>
-          <w:tblLayout w:type="fixed"/>
+          <w:tblBorders>
+            <w:top w:val="single" w:color="000000" w:sz="2" w:space="0"/>
+            <w:left w:val="single" w:color="000000" w:sz="2" w:space="0"/>
+            <w:bottom w:val="single" w:color="000000" w:sz="2" w:space="0"/>
+            <w:right w:val="single" w:color="000000" w:sz="2" w:space="0"/>
+            <w:insideH w:val="single" w:color="000000" w:sz="2" w:space="0"/>
+            <w:insideV w:val="single" w:color="000000" w:sz="2" w:space="0"/>
+          </w:tblBorders>
+          <w:tblCellMar>
+            <w:top w:w="0" w:type="dxa"/>
+            <w:left w:w="0" w:type="dxa"/>
+            <w:bottom w:w="0" w:type="dxa"/>
+            <w:right w:w="0" w:type="dxa"/>
+          </w:tblCellMar>
         </w:tblPrEx>
         <w:trPr>
-          <w:trHeight w:val="632"/>
+          <w:trHeight w:val="632" w:hRule="atLeast"/>
         </w:trPr>
         <w:tc>
           <w:tcPr>
@@ -1216,7 +1266,7 @@
           </w:tcPr>
           <w:p>
             <w:pPr>
-              <w:pStyle w:val="TableText"/>
+              <w:pStyle w:val="6"/>
             </w:pPr>
           </w:p>
         </w:tc>
@@ -1226,7 +1276,7 @@
           </w:tcPr>
           <w:p>
             <w:pPr>
-              <w:pStyle w:val="TableText"/>
+              <w:pStyle w:val="6"/>
             </w:pPr>
           </w:p>
         </w:tc>
@@ -1236,7 +1286,7 @@
           </w:tcPr>
           <w:p>
             <w:pPr>
-              <w:pStyle w:val="TableText"/>
+              <w:pStyle w:val="6"/>
             </w:pPr>
           </w:p>
         </w:tc>
@@ -1246,7 +1296,7 @@
           </w:tcPr>
           <w:p>
             <w:pPr>
-              <w:pStyle w:val="TableText"/>
+              <w:pStyle w:val="6"/>
             </w:pPr>
           </w:p>
         </w:tc>
@@ -1256,7 +1306,7 @@
           </w:tcPr>
           <w:p>
             <w:pPr>
-              <w:pStyle w:val="TableText"/>
+              <w:pStyle w:val="6"/>
             </w:pPr>
           </w:p>
         </w:tc>
@@ -1264,42 +1314,24 @@
     </w:tbl>
     <w:p>
       <w:pPr>
-        <w:pStyle w:val="BodyText"/>
+        <w:pStyle w:val="2"/>
       </w:pPr>
     </w:p>
     <w:p>
       <w:pPr>
         <w:sectPr>
-          <w:headerReference w:type="default" r:id="rId6"/>
-          <w:footerReference w:type="default" r:id="rId7"/>
+          <w:headerReference r:id="rId7" w:type="default"/>
+          <w:footerReference r:id="rId8" w:type="default"/>
           <w:pgSz w:w="11910" w:h="16840"/>
           <w:pgMar w:top="1544" w:right="1477" w:bottom="995" w:left="1760" w:header="1003" w:footer="760" w:gutter="0"/>
-          <w:cols w:space="720"/>
+          <w:cols w:space="720" w:num="1"/>
         </w:sectPr>
-      </w:pPr>
-    </w:p>
-    <w:p>
-      <w:pPr>
-        <w:pStyle w:val="BodyText"/>
-        <w:spacing w:line="302" w:lineRule="auto"/>
-      </w:pPr>
-    </w:p>
-    <w:p>
-      <w:pPr>
-        <w:pStyle w:val="BodyText"/>
-        <w:spacing w:line="302" w:lineRule="auto"/>
-      </w:pPr>
-    </w:p>
-    <w:p>
-      <w:pPr>
-        <w:pStyle w:val="BodyText"/>
-        <w:spacing w:line="302" w:lineRule="auto"/>
       </w:pPr>
     </w:p>
     <w:sdt>
       <w:sdtPr>
         <w:rPr>
-          <w:rFonts w:ascii="SimSun" w:eastAsia="SimSun" w:hAnsi="SimSun" w:cs="SimSun"/>
+          <w:rFonts w:ascii="宋体" w:hAnsi="宋体" w:eastAsia="宋体" w:cs="宋体"/>
           <w:sz w:val="52"/>
           <w:szCs w:val="52"/>
         </w:rPr>
@@ -1311,7 +1343,7 @@
       </w:sdtPr>
       <w:sdtEndPr>
         <w:rPr>
-          <w:rFonts w:ascii="SimSun" w:eastAsia="SimSun" w:hAnsi="SimSun" w:cs="SimSun"/>
+          <w:rFonts w:ascii="宋体" w:hAnsi="宋体" w:eastAsia="宋体" w:cs="宋体"/>
           <w:sz w:val="28"/>
           <w:szCs w:val="28"/>
         </w:rPr>
@@ -1322,14 +1354,16 @@
             <w:spacing w:before="169" w:line="222" w:lineRule="auto"/>
             <w:ind w:left="3795"/>
             <w:rPr>
-              <w:rFonts w:ascii="SimSun" w:eastAsia="SimSun" w:hAnsi="SimSun" w:cs="SimSun"/>
+              <w:rFonts w:ascii="宋体" w:hAnsi="宋体" w:eastAsia="宋体" w:cs="宋体"/>
               <w:sz w:val="52"/>
               <w:szCs w:val="52"/>
             </w:rPr>
           </w:pPr>
+          <w:bookmarkStart w:id="4" w:name="_GoBack"/>
+          <w:bookmarkEnd w:id="4"/>
           <w:r>
             <w:rPr>
-              <w:rFonts w:ascii="SimSun" w:eastAsia="SimSun" w:hAnsi="SimSun" w:cs="SimSun"/>
+              <w:rFonts w:ascii="宋体" w:hAnsi="宋体" w:eastAsia="宋体" w:cs="宋体"/>
               <w:spacing w:val="-60"/>
               <w:sz w:val="52"/>
               <w:szCs w:val="52"/>
@@ -1339,7 +1373,7 @@
         </w:p>
         <w:p>
           <w:pPr>
-            <w:pStyle w:val="BodyText"/>
+            <w:pStyle w:val="2"/>
             <w:spacing w:line="309" w:lineRule="auto"/>
           </w:pPr>
         </w:p>
@@ -1351,7 +1385,7 @@
             <w:spacing w:before="91" w:line="219" w:lineRule="auto"/>
             <w:ind w:left="50"/>
             <w:rPr>
-              <w:rFonts w:ascii="SimSun" w:eastAsia="SimSun" w:hAnsi="SimSun" w:cs="SimSun"/>
+              <w:rFonts w:ascii="宋体" w:hAnsi="宋体" w:eastAsia="宋体" w:cs="宋体"/>
               <w:sz w:val="28"/>
               <w:szCs w:val="28"/>
             </w:rPr>
@@ -1367,7 +1401,7 @@
           </w:r>
           <w:r>
             <w:rPr>
-              <w:rFonts w:ascii="SimSun" w:eastAsia="SimSun" w:hAnsi="SimSun" w:cs="SimSun"/>
+              <w:rFonts w:ascii="宋体" w:hAnsi="宋体" w:eastAsia="宋体" w:cs="宋体"/>
               <w:spacing w:val="-16"/>
               <w:sz w:val="28"/>
               <w:szCs w:val="28"/>
@@ -1376,7 +1410,7 @@
           </w:r>
           <w:r>
             <w:rPr>
-              <w:rFonts w:ascii="SimSun" w:eastAsia="SimSun" w:hAnsi="SimSun" w:cs="SimSun"/>
+              <w:rFonts w:ascii="宋体" w:hAnsi="宋体" w:eastAsia="宋体" w:cs="宋体"/>
               <w:spacing w:val="-41"/>
               <w:sz w:val="28"/>
               <w:szCs w:val="28"/>
@@ -1385,7 +1419,7 @@
           </w:r>
           <w:r>
             <w:rPr>
-              <w:rFonts w:ascii="SimSun" w:eastAsia="SimSun" w:hAnsi="SimSun" w:cs="SimSun"/>
+              <w:rFonts w:ascii="宋体" w:hAnsi="宋体" w:eastAsia="宋体" w:cs="宋体"/>
               <w:spacing w:val="-16"/>
               <w:sz w:val="28"/>
               <w:szCs w:val="28"/>
@@ -1394,7 +1428,7 @@
           </w:r>
           <w:r>
             <w:rPr>
-              <w:rFonts w:ascii="SimSun" w:eastAsia="SimSun" w:hAnsi="SimSun" w:cs="SimSun"/>
+              <w:rFonts w:ascii="宋体" w:hAnsi="宋体" w:eastAsia="宋体" w:cs="宋体"/>
               <w:spacing w:val="-48"/>
               <w:sz w:val="28"/>
               <w:szCs w:val="28"/>
@@ -1403,7 +1437,7 @@
           </w:r>
           <w:r>
             <w:rPr>
-              <w:rFonts w:ascii="SimSun" w:eastAsia="SimSun" w:hAnsi="SimSun" w:cs="SimSun"/>
+              <w:rFonts w:ascii="宋体" w:hAnsi="宋体" w:eastAsia="宋体" w:cs="宋体"/>
               <w:spacing w:val="-16"/>
               <w:sz w:val="28"/>
               <w:szCs w:val="28"/>
@@ -1412,7 +1446,7 @@
           </w:r>
           <w:r>
             <w:rPr>
-              <w:rFonts w:ascii="SimSun" w:eastAsia="SimSun" w:hAnsi="SimSun" w:cs="SimSun"/>
+              <w:rFonts w:ascii="宋体" w:hAnsi="宋体" w:eastAsia="宋体" w:cs="宋体"/>
               <w:spacing w:val="9"/>
               <w:sz w:val="28"/>
               <w:szCs w:val="28"/>
@@ -1421,7 +1455,7 @@
           </w:r>
           <w:r>
             <w:rPr>
-              <w:rFonts w:ascii="SimSun" w:eastAsia="SimSun" w:hAnsi="SimSun" w:cs="SimSun"/>
+              <w:rFonts w:ascii="宋体" w:hAnsi="宋体" w:eastAsia="宋体" w:cs="宋体"/>
               <w:spacing w:val="-16"/>
               <w:sz w:val="28"/>
               <w:szCs w:val="28"/>
@@ -1430,7 +1464,7 @@
           </w:r>
           <w:r>
             <w:rPr>
-              <w:rFonts w:ascii="SimSun" w:eastAsia="SimSun" w:hAnsi="SimSun" w:cs="SimSun"/>
+              <w:rFonts w:ascii="宋体" w:hAnsi="宋体" w:eastAsia="宋体" w:cs="宋体"/>
               <w:sz w:val="28"/>
               <w:szCs w:val="28"/>
             </w:rPr>
@@ -1438,7 +1472,7 @@
           </w:r>
           <w:r>
             <w:rPr>
-              <w:rFonts w:ascii="SimSun" w:eastAsia="SimSun" w:hAnsi="SimSun" w:cs="SimSun"/>
+              <w:rFonts w:ascii="宋体" w:hAnsi="宋体" w:eastAsia="宋体" w:cs="宋体"/>
               <w:spacing w:val="-71"/>
               <w:sz w:val="28"/>
               <w:szCs w:val="28"/>
@@ -1447,7 +1481,7 @@
           </w:r>
           <w:r>
             <w:rPr>
-              <w:rFonts w:ascii="SimSun" w:eastAsia="SimSun" w:hAnsi="SimSun" w:cs="SimSun"/>
+              <w:rFonts w:ascii="宋体" w:hAnsi="宋体" w:eastAsia="宋体" w:cs="宋体"/>
               <w:sz w:val="28"/>
               <w:szCs w:val="28"/>
             </w:rPr>
@@ -1459,7 +1493,7 @@
         </w:p>
         <w:p>
           <w:pPr>
-            <w:pStyle w:val="BodyText"/>
+            <w:pStyle w:val="2"/>
             <w:spacing w:line="326" w:lineRule="auto"/>
           </w:pPr>
         </w:p>
@@ -1471,7 +1505,7 @@
             <w:spacing w:before="91" w:line="219" w:lineRule="auto"/>
             <w:ind w:left="50"/>
             <w:rPr>
-              <w:rFonts w:ascii="SimSun" w:eastAsia="SimSun" w:hAnsi="SimSun" w:cs="SimSun"/>
+              <w:rFonts w:ascii="宋体" w:hAnsi="宋体" w:eastAsia="宋体" w:cs="宋体"/>
               <w:sz w:val="28"/>
               <w:szCs w:val="28"/>
             </w:rPr>
@@ -1487,7 +1521,7 @@
           </w:r>
           <w:r>
             <w:rPr>
-              <w:rFonts w:ascii="SimSun" w:eastAsia="SimSun" w:hAnsi="SimSun" w:cs="SimSun"/>
+              <w:rFonts w:ascii="宋体" w:hAnsi="宋体" w:eastAsia="宋体" w:cs="宋体"/>
               <w:spacing w:val="-5"/>
               <w:sz w:val="28"/>
               <w:szCs w:val="28"/>
@@ -1496,7 +1530,7 @@
           </w:r>
           <w:r>
             <w:rPr>
-              <w:rFonts w:ascii="SimSun" w:eastAsia="SimSun" w:hAnsi="SimSun" w:cs="SimSun"/>
+              <w:rFonts w:ascii="宋体" w:hAnsi="宋体" w:eastAsia="宋体" w:cs="宋体"/>
               <w:spacing w:val="-49"/>
               <w:sz w:val="28"/>
               <w:szCs w:val="28"/>
@@ -1505,7 +1539,7 @@
           </w:r>
           <w:r>
             <w:rPr>
-              <w:rFonts w:ascii="SimSun" w:eastAsia="SimSun" w:hAnsi="SimSun" w:cs="SimSun"/>
+              <w:rFonts w:ascii="宋体" w:hAnsi="宋体" w:eastAsia="宋体" w:cs="宋体"/>
               <w:spacing w:val="-5"/>
               <w:sz w:val="28"/>
               <w:szCs w:val="28"/>
@@ -1514,7 +1548,7 @@
           </w:r>
           <w:r>
             <w:rPr>
-              <w:rFonts w:ascii="SimSun" w:eastAsia="SimSun" w:hAnsi="SimSun" w:cs="SimSun"/>
+              <w:rFonts w:ascii="宋体" w:hAnsi="宋体" w:eastAsia="宋体" w:cs="宋体"/>
               <w:spacing w:val="-49"/>
               <w:sz w:val="28"/>
               <w:szCs w:val="28"/>
@@ -1523,7 +1557,7 @@
           </w:r>
           <w:r>
             <w:rPr>
-              <w:rFonts w:ascii="SimSun" w:eastAsia="SimSun" w:hAnsi="SimSun" w:cs="SimSun"/>
+              <w:rFonts w:ascii="宋体" w:hAnsi="宋体" w:eastAsia="宋体" w:cs="宋体"/>
               <w:spacing w:val="-5"/>
               <w:sz w:val="28"/>
               <w:szCs w:val="28"/>
@@ -1532,7 +1566,7 @@
           </w:r>
           <w:r>
             <w:rPr>
-              <w:rFonts w:ascii="SimSun" w:eastAsia="SimSun" w:hAnsi="SimSun" w:cs="SimSun"/>
+              <w:rFonts w:ascii="宋体" w:hAnsi="宋体" w:eastAsia="宋体" w:cs="宋体"/>
               <w:sz w:val="28"/>
               <w:szCs w:val="28"/>
             </w:rPr>
@@ -1540,7 +1574,7 @@
           </w:r>
           <w:r>
             <w:rPr>
-              <w:rFonts w:ascii="SimSun" w:eastAsia="SimSun" w:hAnsi="SimSun" w:cs="SimSun"/>
+              <w:rFonts w:ascii="宋体" w:hAnsi="宋体" w:eastAsia="宋体" w:cs="宋体"/>
               <w:spacing w:val="-85"/>
               <w:sz w:val="28"/>
               <w:szCs w:val="28"/>
@@ -1549,7 +1583,7 @@
           </w:r>
           <w:r>
             <w:rPr>
-              <w:rFonts w:ascii="SimSun" w:eastAsia="SimSun" w:hAnsi="SimSun" w:cs="SimSun"/>
+              <w:rFonts w:ascii="宋体" w:hAnsi="宋体" w:eastAsia="宋体" w:cs="宋体"/>
               <w:sz w:val="28"/>
               <w:szCs w:val="28"/>
             </w:rPr>
@@ -1561,7 +1595,7 @@
         </w:p>
         <w:p>
           <w:pPr>
-            <w:pStyle w:val="BodyText"/>
+            <w:pStyle w:val="2"/>
             <w:spacing w:line="321" w:lineRule="auto"/>
           </w:pPr>
         </w:p>
@@ -1573,7 +1607,7 @@
             <w:spacing w:before="91" w:line="219" w:lineRule="auto"/>
             <w:ind w:left="50"/>
             <w:rPr>
-              <w:rFonts w:ascii="SimSun" w:eastAsia="SimSun" w:hAnsi="SimSun" w:cs="SimSun"/>
+              <w:rFonts w:ascii="宋体" w:hAnsi="宋体" w:eastAsia="宋体" w:cs="宋体"/>
               <w:sz w:val="28"/>
               <w:szCs w:val="28"/>
             </w:rPr>
@@ -1589,7 +1623,7 @@
           </w:r>
           <w:r>
             <w:rPr>
-              <w:rFonts w:ascii="SimSun" w:eastAsia="SimSun" w:hAnsi="SimSun" w:cs="SimSun"/>
+              <w:rFonts w:ascii="宋体" w:hAnsi="宋体" w:eastAsia="宋体" w:cs="宋体"/>
               <w:spacing w:val="-4"/>
               <w:sz w:val="28"/>
               <w:szCs w:val="28"/>
@@ -1598,7 +1632,7 @@
           </w:r>
           <w:r>
             <w:rPr>
-              <w:rFonts w:ascii="SimSun" w:eastAsia="SimSun" w:hAnsi="SimSun" w:cs="SimSun"/>
+              <w:rFonts w:ascii="宋体" w:hAnsi="宋体" w:eastAsia="宋体" w:cs="宋体"/>
               <w:spacing w:val="-57"/>
               <w:sz w:val="28"/>
               <w:szCs w:val="28"/>
@@ -1607,7 +1641,7 @@
           </w:r>
           <w:r>
             <w:rPr>
-              <w:rFonts w:ascii="SimSun" w:eastAsia="SimSun" w:hAnsi="SimSun" w:cs="SimSun"/>
+              <w:rFonts w:ascii="宋体" w:hAnsi="宋体" w:eastAsia="宋体" w:cs="宋体"/>
               <w:spacing w:val="-4"/>
               <w:sz w:val="28"/>
               <w:szCs w:val="28"/>
@@ -1616,7 +1650,7 @@
           </w:r>
           <w:r>
             <w:rPr>
-              <w:rFonts w:ascii="SimSun" w:eastAsia="SimSun" w:hAnsi="SimSun" w:cs="SimSun"/>
+              <w:rFonts w:ascii="宋体" w:hAnsi="宋体" w:eastAsia="宋体" w:cs="宋体"/>
               <w:spacing w:val="-48"/>
               <w:sz w:val="28"/>
               <w:szCs w:val="28"/>
@@ -1625,7 +1659,7 @@
           </w:r>
           <w:r>
             <w:rPr>
-              <w:rFonts w:ascii="SimSun" w:eastAsia="SimSun" w:hAnsi="SimSun" w:cs="SimSun"/>
+              <w:rFonts w:ascii="宋体" w:hAnsi="宋体" w:eastAsia="宋体" w:cs="宋体"/>
               <w:spacing w:val="-4"/>
               <w:sz w:val="28"/>
               <w:szCs w:val="28"/>
@@ -1634,7 +1668,7 @@
           </w:r>
           <w:r>
             <w:rPr>
-              <w:rFonts w:ascii="SimSun" w:eastAsia="SimSun" w:hAnsi="SimSun" w:cs="SimSun"/>
+              <w:rFonts w:ascii="宋体" w:hAnsi="宋体" w:eastAsia="宋体" w:cs="宋体"/>
               <w:sz w:val="28"/>
               <w:szCs w:val="28"/>
             </w:rPr>
@@ -1642,7 +1676,7 @@
           </w:r>
           <w:r>
             <w:rPr>
-              <w:rFonts w:ascii="SimSun" w:eastAsia="SimSun" w:hAnsi="SimSun" w:cs="SimSun"/>
+              <w:rFonts w:ascii="宋体" w:hAnsi="宋体" w:eastAsia="宋体" w:cs="宋体"/>
               <w:spacing w:val="-83"/>
               <w:sz w:val="28"/>
               <w:szCs w:val="28"/>
@@ -1651,7 +1685,7 @@
           </w:r>
           <w:r>
             <w:rPr>
-              <w:rFonts w:ascii="SimSun" w:eastAsia="SimSun" w:hAnsi="SimSun" w:cs="SimSun"/>
+              <w:rFonts w:ascii="宋体" w:hAnsi="宋体" w:eastAsia="宋体" w:cs="宋体"/>
               <w:sz w:val="28"/>
               <w:szCs w:val="28"/>
             </w:rPr>
@@ -1663,7 +1697,7 @@
         </w:p>
         <w:p>
           <w:pPr>
-            <w:pStyle w:val="BodyText"/>
+            <w:pStyle w:val="2"/>
             <w:spacing w:line="322" w:lineRule="auto"/>
           </w:pPr>
         </w:p>
@@ -1675,7 +1709,7 @@
             <w:spacing w:before="91" w:line="219" w:lineRule="auto"/>
             <w:ind w:left="50"/>
             <w:rPr>
-              <w:rFonts w:ascii="SimSun" w:eastAsia="SimSun" w:hAnsi="SimSun" w:cs="SimSun"/>
+              <w:rFonts w:ascii="宋体" w:hAnsi="宋体" w:eastAsia="宋体" w:cs="宋体"/>
               <w:sz w:val="28"/>
               <w:szCs w:val="28"/>
             </w:rPr>
@@ -1691,7 +1725,7 @@
           </w:r>
           <w:r>
             <w:rPr>
-              <w:rFonts w:ascii="SimSun" w:eastAsia="SimSun" w:hAnsi="SimSun" w:cs="SimSun"/>
+              <w:rFonts w:ascii="宋体" w:hAnsi="宋体" w:eastAsia="宋体" w:cs="宋体"/>
               <w:spacing w:val="-4"/>
               <w:sz w:val="28"/>
               <w:szCs w:val="28"/>
@@ -1700,7 +1734,7 @@
           </w:r>
           <w:r>
             <w:rPr>
-              <w:rFonts w:ascii="SimSun" w:eastAsia="SimSun" w:hAnsi="SimSun" w:cs="SimSun"/>
+              <w:rFonts w:ascii="宋体" w:hAnsi="宋体" w:eastAsia="宋体" w:cs="宋体"/>
               <w:spacing w:val="-49"/>
               <w:sz w:val="28"/>
               <w:szCs w:val="28"/>
@@ -1709,7 +1743,7 @@
           </w:r>
           <w:r>
             <w:rPr>
-              <w:rFonts w:ascii="SimSun" w:eastAsia="SimSun" w:hAnsi="SimSun" w:cs="SimSun"/>
+              <w:rFonts w:ascii="宋体" w:hAnsi="宋体" w:eastAsia="宋体" w:cs="宋体"/>
               <w:spacing w:val="-4"/>
               <w:sz w:val="28"/>
               <w:szCs w:val="28"/>
@@ -1718,7 +1752,7 @@
           </w:r>
           <w:r>
             <w:rPr>
-              <w:rFonts w:ascii="SimSun" w:eastAsia="SimSun" w:hAnsi="SimSun" w:cs="SimSun"/>
+              <w:rFonts w:ascii="宋体" w:hAnsi="宋体" w:eastAsia="宋体" w:cs="宋体"/>
               <w:spacing w:val="-49"/>
               <w:sz w:val="28"/>
               <w:szCs w:val="28"/>
@@ -1727,7 +1761,7 @@
           </w:r>
           <w:r>
             <w:rPr>
-              <w:rFonts w:ascii="SimSun" w:eastAsia="SimSun" w:hAnsi="SimSun" w:cs="SimSun"/>
+              <w:rFonts w:ascii="宋体" w:hAnsi="宋体" w:eastAsia="宋体" w:cs="宋体"/>
               <w:spacing w:val="-4"/>
               <w:sz w:val="28"/>
               <w:szCs w:val="28"/>
@@ -1736,7 +1770,7 @@
           </w:r>
           <w:r>
             <w:rPr>
-              <w:rFonts w:ascii="SimSun" w:eastAsia="SimSun" w:hAnsi="SimSun" w:cs="SimSun"/>
+              <w:rFonts w:ascii="宋体" w:hAnsi="宋体" w:eastAsia="宋体" w:cs="宋体"/>
               <w:sz w:val="28"/>
               <w:szCs w:val="28"/>
             </w:rPr>
@@ -1744,7 +1778,7 @@
           </w:r>
           <w:r>
             <w:rPr>
-              <w:rFonts w:ascii="SimSun" w:eastAsia="SimSun" w:hAnsi="SimSun" w:cs="SimSun"/>
+              <w:rFonts w:ascii="宋体" w:hAnsi="宋体" w:eastAsia="宋体" w:cs="宋体"/>
               <w:spacing w:val="-93"/>
               <w:sz w:val="28"/>
               <w:szCs w:val="28"/>
@@ -1753,7 +1787,7 @@
           </w:r>
           <w:r>
             <w:rPr>
-              <w:rFonts w:ascii="SimSun" w:eastAsia="SimSun" w:hAnsi="SimSun" w:cs="SimSun"/>
+              <w:rFonts w:ascii="宋体" w:hAnsi="宋体" w:eastAsia="宋体" w:cs="宋体"/>
               <w:sz w:val="28"/>
               <w:szCs w:val="28"/>
             </w:rPr>
@@ -1769,29 +1803,17 @@
       <w:pPr>
         <w:spacing w:line="219" w:lineRule="auto"/>
         <w:rPr>
-          <w:rFonts w:ascii="SimSun" w:eastAsia="SimSun" w:hAnsi="SimSun" w:cs="SimSun"/>
+          <w:rFonts w:ascii="宋体" w:hAnsi="宋体" w:eastAsia="宋体" w:cs="宋体"/>
           <w:sz w:val="28"/>
           <w:szCs w:val="28"/>
         </w:rPr>
         <w:sectPr>
-          <w:headerReference w:type="default" r:id="rId8"/>
-          <w:footerReference w:type="default" r:id="rId9"/>
+          <w:headerReference r:id="rId9" w:type="default"/>
+          <w:footerReference r:id="rId10" w:type="default"/>
           <w:pgSz w:w="11910" w:h="16840"/>
           <w:pgMar w:top="1544" w:right="1775" w:bottom="995" w:left="1760" w:header="1003" w:footer="761" w:gutter="0"/>
-          <w:cols w:space="720"/>
+          <w:cols w:space="720" w:num="1"/>
         </w:sectPr>
-      </w:pPr>
-    </w:p>
-    <w:p>
-      <w:pPr>
-        <w:pStyle w:val="BodyText"/>
-        <w:spacing w:line="274" w:lineRule="auto"/>
-      </w:pPr>
-    </w:p>
-    <w:p>
-      <w:pPr>
-        <w:pStyle w:val="BodyText"/>
-        <w:spacing w:line="274" w:lineRule="auto"/>
       </w:pPr>
     </w:p>
     <w:p>
@@ -1800,7 +1822,7 @@
         <w:ind w:left="51"/>
         <w:outlineLvl w:val="0"/>
         <w:rPr>
-          <w:rFonts w:ascii="SimHei" w:eastAsia="SimHei" w:hAnsi="SimHei" w:cs="SimHei"/>
+          <w:rFonts w:ascii="黑体" w:hAnsi="黑体" w:eastAsia="黑体" w:cs="黑体"/>
           <w:sz w:val="31"/>
           <w:szCs w:val="31"/>
         </w:rPr>
@@ -1809,7 +1831,7 @@
       <w:bookmarkEnd w:id="0"/>
       <w:r>
         <w:rPr>
-          <w:rFonts w:ascii="SimHei" w:eastAsia="SimHei" w:hAnsi="SimHei" w:cs="SimHei"/>
+          <w:rFonts w:ascii="黑体" w:hAnsi="黑体" w:eastAsia="黑体" w:cs="黑体"/>
           <w:spacing w:val="-13"/>
           <w:sz w:val="31"/>
           <w:szCs w:val="31"/>
@@ -1818,7 +1840,7 @@
       </w:r>
       <w:r>
         <w:rPr>
-          <w:rFonts w:ascii="SimHei" w:eastAsia="SimHei" w:hAnsi="SimHei" w:cs="SimHei"/>
+          <w:rFonts w:ascii="黑体" w:hAnsi="黑体" w:eastAsia="黑体" w:cs="黑体"/>
           <w:spacing w:val="-41"/>
           <w:sz w:val="31"/>
           <w:szCs w:val="31"/>
@@ -1827,7 +1849,7 @@
       </w:r>
       <w:r>
         <w:rPr>
-          <w:rFonts w:ascii="SimHei" w:eastAsia="SimHei" w:hAnsi="SimHei" w:cs="SimHei"/>
+          <w:rFonts w:ascii="黑体" w:hAnsi="黑体" w:eastAsia="黑体" w:cs="黑体"/>
           <w:spacing w:val="-13"/>
           <w:sz w:val="31"/>
           <w:szCs w:val="31"/>
@@ -1836,7 +1858,7 @@
       </w:r>
       <w:r>
         <w:rPr>
-          <w:rFonts w:ascii="SimHei" w:eastAsia="SimHei" w:hAnsi="SimHei" w:cs="SimHei"/>
+          <w:rFonts w:ascii="黑体" w:hAnsi="黑体" w:eastAsia="黑体" w:cs="黑体"/>
           <w:spacing w:val="-61"/>
           <w:sz w:val="31"/>
           <w:szCs w:val="31"/>
@@ -1845,7 +1867,7 @@
       </w:r>
       <w:r>
         <w:rPr>
-          <w:rFonts w:ascii="SimHei" w:eastAsia="SimHei" w:hAnsi="SimHei" w:cs="SimHei"/>
+          <w:rFonts w:ascii="黑体" w:hAnsi="黑体" w:eastAsia="黑体" w:cs="黑体"/>
           <w:spacing w:val="-13"/>
           <w:sz w:val="31"/>
           <w:szCs w:val="31"/>
@@ -1854,7 +1876,7 @@
       </w:r>
       <w:r>
         <w:rPr>
-          <w:rFonts w:ascii="SimHei" w:eastAsia="SimHei" w:hAnsi="SimHei" w:cs="SimHei"/>
+          <w:rFonts w:ascii="黑体" w:hAnsi="黑体" w:eastAsia="黑体" w:cs="黑体"/>
           <w:spacing w:val="15"/>
           <w:sz w:val="31"/>
           <w:szCs w:val="31"/>
@@ -1863,7 +1885,7 @@
       </w:r>
       <w:r>
         <w:rPr>
-          <w:rFonts w:ascii="SimHei" w:eastAsia="SimHei" w:hAnsi="SimHei" w:cs="SimHei"/>
+          <w:rFonts w:ascii="黑体" w:hAnsi="黑体" w:eastAsia="黑体" w:cs="黑体"/>
           <w:spacing w:val="-13"/>
           <w:sz w:val="31"/>
           <w:szCs w:val="31"/>
@@ -1873,23 +1895,17 @@
     </w:p>
     <w:p>
       <w:pPr>
-        <w:pStyle w:val="BodyText"/>
-        <w:spacing w:line="316" w:lineRule="auto"/>
-      </w:pPr>
-    </w:p>
-    <w:p>
-      <w:pPr>
         <w:spacing w:before="78" w:line="315" w:lineRule="auto"/>
         <w:ind w:left="54" w:right="23" w:firstLine="484"/>
         <w:rPr>
-          <w:rFonts w:ascii="SimSun" w:eastAsia="SimSun" w:hAnsi="SimSun" w:cs="SimSun"/>
-          <w:sz w:val="24"/>
-          <w:szCs w:val="24"/>
-        </w:rPr>
-      </w:pPr>
-      <w:r>
-        <w:rPr>
-          <w:rFonts w:ascii="Calibri" w:eastAsia="Calibri" w:hAnsi="Calibri" w:cs="Calibri"/>
+          <w:rFonts w:ascii="宋体" w:hAnsi="宋体" w:eastAsia="宋体" w:cs="宋体"/>
+          <w:sz w:val="24"/>
+          <w:szCs w:val="24"/>
+        </w:rPr>
+      </w:pPr>
+      <w:r>
+        <w:rPr>
+          <w:rFonts w:ascii="Calibri" w:hAnsi="Calibri" w:eastAsia="Calibri" w:cs="Calibri"/>
           <w:b/>
           <w:bCs/>
           <w:sz w:val="24"/>
@@ -1899,7 +1915,7 @@
       </w:r>
       <w:r>
         <w:rPr>
-          <w:rFonts w:ascii="Calibri" w:eastAsia="Calibri" w:hAnsi="Calibri" w:cs="Calibri"/>
+          <w:rFonts w:ascii="Calibri" w:hAnsi="Calibri" w:eastAsia="Calibri" w:cs="Calibri"/>
           <w:b/>
           <w:bCs/>
           <w:spacing w:val="19"/>
@@ -1911,7 +1927,7 @@
       </w:r>
       <w:r>
         <w:rPr>
-          <w:rFonts w:ascii="SimSun" w:eastAsia="SimSun" w:hAnsi="SimSun" w:cs="SimSun"/>
+          <w:rFonts w:ascii="宋体" w:hAnsi="宋体" w:eastAsia="宋体" w:cs="宋体"/>
           <w:sz w:val="24"/>
           <w:szCs w:val="24"/>
         </w:rPr>
@@ -1919,7 +1935,7 @@
       </w:r>
       <w:r>
         <w:rPr>
-          <w:rFonts w:ascii="SimSun" w:eastAsia="SimSun" w:hAnsi="SimSun" w:cs="SimSun"/>
+          <w:rFonts w:ascii="宋体" w:hAnsi="宋体" w:eastAsia="宋体" w:cs="宋体"/>
           <w:spacing w:val="-1"/>
           <w:sz w:val="24"/>
           <w:szCs w:val="24"/>
@@ -1928,7 +1944,7 @@
       </w:r>
       <w:r>
         <w:rPr>
-          <w:rFonts w:ascii="SimSun" w:eastAsia="SimSun" w:hAnsi="SimSun" w:cs="SimSun"/>
+          <w:rFonts w:ascii="宋体" w:hAnsi="宋体" w:eastAsia="宋体" w:cs="宋体"/>
           <w:spacing w:val="-10"/>
           <w:sz w:val="24"/>
           <w:szCs w:val="24"/>
@@ -1937,33 +1953,27 @@
       </w:r>
       <w:r>
         <w:rPr>
-          <w:rFonts w:ascii="SimSun" w:eastAsia="SimSun" w:hAnsi="SimSun" w:cs="SimSun"/>
+          <w:rFonts w:ascii="宋体" w:hAnsi="宋体" w:eastAsia="宋体" w:cs="宋体"/>
           <w:spacing w:val="-2"/>
           <w:sz w:val="24"/>
           <w:szCs w:val="24"/>
         </w:rPr>
         <w:t>实际情况，特制定本制度。</w:t>
       </w:r>
-    </w:p>
-    <w:p>
-      <w:pPr>
-        <w:pStyle w:val="BodyText"/>
-        <w:spacing w:line="264" w:lineRule="auto"/>
-      </w:pPr>
     </w:p>
     <w:p>
       <w:pPr>
         <w:spacing w:before="78" w:line="219" w:lineRule="auto"/>
         <w:ind w:left="538"/>
         <w:rPr>
-          <w:rFonts w:ascii="SimSun" w:eastAsia="SimSun" w:hAnsi="SimSun" w:cs="SimSun"/>
-          <w:sz w:val="24"/>
-          <w:szCs w:val="24"/>
-        </w:rPr>
-      </w:pPr>
-      <w:r>
-        <w:rPr>
-          <w:rFonts w:ascii="Calibri" w:eastAsia="Calibri" w:hAnsi="Calibri" w:cs="Calibri"/>
+          <w:rFonts w:ascii="宋体" w:hAnsi="宋体" w:eastAsia="宋体" w:cs="宋体"/>
+          <w:sz w:val="24"/>
+          <w:szCs w:val="24"/>
+        </w:rPr>
+      </w:pPr>
+      <w:r>
+        <w:rPr>
+          <w:rFonts w:ascii="Calibri" w:hAnsi="Calibri" w:eastAsia="Calibri" w:cs="Calibri"/>
           <w:b/>
           <w:bCs/>
           <w:spacing w:val="-1"/>
@@ -1974,33 +1984,27 @@
       </w:r>
       <w:r>
         <w:rPr>
-          <w:rFonts w:ascii="SimSun" w:eastAsia="SimSun" w:hAnsi="SimSun" w:cs="SimSun"/>
+          <w:rFonts w:ascii="宋体" w:hAnsi="宋体" w:eastAsia="宋体" w:cs="宋体"/>
           <w:spacing w:val="-1"/>
           <w:sz w:val="24"/>
           <w:szCs w:val="24"/>
         </w:rPr>
         <w:t>本制度适用于公司相关人员进行技术研发工作时的管理。</w:t>
       </w:r>
-    </w:p>
-    <w:p>
-      <w:pPr>
-        <w:pStyle w:val="BodyText"/>
-        <w:spacing w:line="268" w:lineRule="auto"/>
-      </w:pPr>
     </w:p>
     <w:p>
       <w:pPr>
         <w:spacing w:before="78" w:line="291" w:lineRule="auto"/>
         <w:ind w:left="47" w:right="280" w:firstLine="491"/>
         <w:rPr>
-          <w:rFonts w:ascii="SimSun" w:eastAsia="SimSun" w:hAnsi="SimSun" w:cs="SimSun"/>
-          <w:sz w:val="24"/>
-          <w:szCs w:val="24"/>
-        </w:rPr>
-      </w:pPr>
-      <w:r>
-        <w:rPr>
-          <w:rFonts w:ascii="Calibri" w:eastAsia="Calibri" w:hAnsi="Calibri" w:cs="Calibri"/>
+          <w:rFonts w:ascii="宋体" w:hAnsi="宋体" w:eastAsia="宋体" w:cs="宋体"/>
+          <w:sz w:val="24"/>
+          <w:szCs w:val="24"/>
+        </w:rPr>
+      </w:pPr>
+      <w:r>
+        <w:rPr>
+          <w:rFonts w:ascii="Calibri" w:hAnsi="Calibri" w:eastAsia="Calibri" w:cs="Calibri"/>
           <w:b/>
           <w:bCs/>
           <w:spacing w:val="-2"/>
@@ -2011,7 +2015,7 @@
       </w:r>
       <w:r>
         <w:rPr>
-          <w:rFonts w:ascii="SimSun" w:eastAsia="SimSun" w:hAnsi="SimSun" w:cs="SimSun"/>
+          <w:rFonts w:ascii="宋体" w:hAnsi="宋体" w:eastAsia="宋体" w:cs="宋体"/>
           <w:spacing w:val="-2"/>
           <w:sz w:val="24"/>
           <w:szCs w:val="24"/>
@@ -2020,7 +2024,7 @@
       </w:r>
       <w:r>
         <w:rPr>
-          <w:rFonts w:ascii="SimSun" w:eastAsia="SimSun" w:hAnsi="SimSun" w:cs="SimSun"/>
+          <w:rFonts w:ascii="宋体" w:hAnsi="宋体" w:eastAsia="宋体" w:cs="宋体"/>
           <w:spacing w:val="-5"/>
           <w:sz w:val="24"/>
           <w:szCs w:val="24"/>
@@ -2029,7 +2033,7 @@
       </w:r>
       <w:r>
         <w:rPr>
-          <w:rFonts w:ascii="Calibri" w:eastAsia="Calibri" w:hAnsi="Calibri" w:cs="Calibri"/>
+          <w:rFonts w:ascii="Calibri" w:hAnsi="Calibri" w:eastAsia="Calibri" w:cs="Calibri"/>
           <w:spacing w:val="-5"/>
           <w:sz w:val="24"/>
           <w:szCs w:val="24"/>
@@ -2038,33 +2042,27 @@
       </w:r>
       <w:r>
         <w:rPr>
-          <w:rFonts w:ascii="SimSun" w:eastAsia="SimSun" w:hAnsi="SimSun" w:cs="SimSun"/>
+          <w:rFonts w:ascii="宋体" w:hAnsi="宋体" w:eastAsia="宋体" w:cs="宋体"/>
           <w:spacing w:val="-5"/>
           <w:sz w:val="24"/>
           <w:szCs w:val="24"/>
         </w:rPr>
         <w:t>的技术改进项目。</w:t>
       </w:r>
-    </w:p>
-    <w:p>
-      <w:pPr>
-        <w:pStyle w:val="BodyText"/>
-        <w:spacing w:line="264" w:lineRule="auto"/>
-      </w:pPr>
     </w:p>
     <w:p>
       <w:pPr>
         <w:spacing w:before="78" w:line="219" w:lineRule="auto"/>
         <w:ind w:left="538"/>
         <w:rPr>
-          <w:rFonts w:ascii="SimSun" w:eastAsia="SimSun" w:hAnsi="SimSun" w:cs="SimSun"/>
-          <w:sz w:val="24"/>
-          <w:szCs w:val="24"/>
-        </w:rPr>
-      </w:pPr>
-      <w:r>
-        <w:rPr>
-          <w:rFonts w:ascii="Calibri" w:eastAsia="Calibri" w:hAnsi="Calibri" w:cs="Calibri"/>
+          <w:rFonts w:ascii="宋体" w:hAnsi="宋体" w:eastAsia="宋体" w:cs="宋体"/>
+          <w:sz w:val="24"/>
+          <w:szCs w:val="24"/>
+        </w:rPr>
+      </w:pPr>
+      <w:r>
+        <w:rPr>
+          <w:rFonts w:ascii="Calibri" w:hAnsi="Calibri" w:eastAsia="Calibri" w:cs="Calibri"/>
           <w:b/>
           <w:bCs/>
           <w:spacing w:val="-2"/>
@@ -2075,7 +2073,7 @@
       </w:r>
       <w:r>
         <w:rPr>
-          <w:rFonts w:ascii="Calibri" w:eastAsia="Calibri" w:hAnsi="Calibri" w:cs="Calibri"/>
+          <w:rFonts w:ascii="Calibri" w:hAnsi="Calibri" w:eastAsia="Calibri" w:cs="Calibri"/>
           <w:b/>
           <w:bCs/>
           <w:spacing w:val="14"/>
@@ -2087,33 +2085,27 @@
       </w:r>
       <w:r>
         <w:rPr>
-          <w:rFonts w:ascii="SimSun" w:eastAsia="SimSun" w:hAnsi="SimSun" w:cs="SimSun"/>
+          <w:rFonts w:ascii="宋体" w:hAnsi="宋体" w:eastAsia="宋体" w:cs="宋体"/>
           <w:spacing w:val="-2"/>
           <w:sz w:val="24"/>
           <w:szCs w:val="24"/>
         </w:rPr>
         <w:t>公司的技术研发活动必须符合公司中长期的战略发展规划。</w:t>
       </w:r>
-    </w:p>
-    <w:p>
-      <w:pPr>
-        <w:pStyle w:val="BodyText"/>
-        <w:spacing w:line="269" w:lineRule="auto"/>
-      </w:pPr>
     </w:p>
     <w:p>
       <w:pPr>
         <w:spacing w:before="78" w:line="219" w:lineRule="auto"/>
         <w:ind w:left="538"/>
         <w:rPr>
-          <w:rFonts w:ascii="SimSun" w:eastAsia="SimSun" w:hAnsi="SimSun" w:cs="SimSun"/>
-          <w:sz w:val="24"/>
-          <w:szCs w:val="24"/>
-        </w:rPr>
-      </w:pPr>
-      <w:r>
-        <w:rPr>
-          <w:rFonts w:ascii="Calibri" w:eastAsia="Calibri" w:hAnsi="Calibri" w:cs="Calibri"/>
+          <w:rFonts w:ascii="宋体" w:hAnsi="宋体" w:eastAsia="宋体" w:cs="宋体"/>
+          <w:sz w:val="24"/>
+          <w:szCs w:val="24"/>
+        </w:rPr>
+      </w:pPr>
+      <w:r>
+        <w:rPr>
+          <w:rFonts w:ascii="Calibri" w:hAnsi="Calibri" w:eastAsia="Calibri" w:cs="Calibri"/>
           <w:b/>
           <w:bCs/>
           <w:spacing w:val="-2"/>
@@ -2124,7 +2116,7 @@
       </w:r>
       <w:r>
         <w:rPr>
-          <w:rFonts w:ascii="Calibri" w:eastAsia="Calibri" w:hAnsi="Calibri" w:cs="Calibri"/>
+          <w:rFonts w:ascii="Calibri" w:hAnsi="Calibri" w:eastAsia="Calibri" w:cs="Calibri"/>
           <w:b/>
           <w:bCs/>
           <w:spacing w:val="15"/>
@@ -2135,7 +2127,7 @@
       </w:r>
       <w:r>
         <w:rPr>
-          <w:rFonts w:ascii="SimSun" w:eastAsia="SimSun" w:hAnsi="SimSun" w:cs="SimSun"/>
+          <w:rFonts w:ascii="宋体" w:hAnsi="宋体" w:eastAsia="宋体" w:cs="宋体"/>
           <w:spacing w:val="-2"/>
           <w:sz w:val="24"/>
           <w:szCs w:val="24"/>
@@ -2144,19 +2136,13 @@
       </w:r>
       <w:r>
         <w:rPr>
-          <w:rFonts w:ascii="SimSun" w:eastAsia="SimSun" w:hAnsi="SimSun" w:cs="SimSun"/>
+          <w:rFonts w:ascii="宋体" w:hAnsi="宋体" w:eastAsia="宋体" w:cs="宋体"/>
           <w:spacing w:val="-3"/>
           <w:sz w:val="24"/>
           <w:szCs w:val="24"/>
         </w:rPr>
         <w:t>行管理。</w:t>
       </w:r>
-    </w:p>
-    <w:p>
-      <w:pPr>
-        <w:pStyle w:val="BodyText"/>
-        <w:spacing w:line="348" w:lineRule="auto"/>
-      </w:pPr>
     </w:p>
     <w:p>
       <w:pPr>
@@ -2164,7 +2150,7 @@
         <w:ind w:left="51"/>
         <w:outlineLvl w:val="0"/>
         <w:rPr>
-          <w:rFonts w:ascii="SimHei" w:eastAsia="SimHei" w:hAnsi="SimHei" w:cs="SimHei"/>
+          <w:rFonts w:ascii="黑体" w:hAnsi="黑体" w:eastAsia="黑体" w:cs="黑体"/>
           <w:sz w:val="31"/>
           <w:szCs w:val="31"/>
         </w:rPr>
@@ -2173,7 +2159,7 @@
       <w:bookmarkEnd w:id="1"/>
       <w:r>
         <w:rPr>
-          <w:rFonts w:ascii="SimHei" w:eastAsia="SimHei" w:hAnsi="SimHei" w:cs="SimHei"/>
+          <w:rFonts w:ascii="黑体" w:hAnsi="黑体" w:eastAsia="黑体" w:cs="黑体"/>
           <w:spacing w:val="5"/>
           <w:sz w:val="31"/>
           <w:szCs w:val="31"/>
@@ -2182,7 +2168,7 @@
       </w:r>
       <w:r>
         <w:rPr>
-          <w:rFonts w:ascii="SimHei" w:eastAsia="SimHei" w:hAnsi="SimHei" w:cs="SimHei"/>
+          <w:rFonts w:ascii="黑体" w:hAnsi="黑体" w:eastAsia="黑体" w:cs="黑体"/>
           <w:spacing w:val="-58"/>
           <w:sz w:val="31"/>
           <w:szCs w:val="31"/>
@@ -2191,7 +2177,7 @@
       </w:r>
       <w:r>
         <w:rPr>
-          <w:rFonts w:ascii="SimHei" w:eastAsia="SimHei" w:hAnsi="SimHei" w:cs="SimHei"/>
+          <w:rFonts w:ascii="黑体" w:hAnsi="黑体" w:eastAsia="黑体" w:cs="黑体"/>
           <w:spacing w:val="5"/>
           <w:sz w:val="31"/>
           <w:szCs w:val="31"/>
@@ -2200,7 +2186,7 @@
       </w:r>
       <w:r>
         <w:rPr>
-          <w:rFonts w:ascii="SimHei" w:eastAsia="SimHei" w:hAnsi="SimHei" w:cs="SimHei"/>
+          <w:rFonts w:ascii="黑体" w:hAnsi="黑体" w:eastAsia="黑体" w:cs="黑体"/>
           <w:spacing w:val="-60"/>
           <w:sz w:val="31"/>
           <w:szCs w:val="31"/>
@@ -2209,51 +2195,27 @@
       </w:r>
       <w:r>
         <w:rPr>
-          <w:rFonts w:ascii="SimHei" w:eastAsia="SimHei" w:hAnsi="SimHei" w:cs="SimHei"/>
+          <w:rFonts w:ascii="黑体" w:hAnsi="黑体" w:eastAsia="黑体" w:cs="黑体"/>
           <w:spacing w:val="5"/>
           <w:sz w:val="31"/>
           <w:szCs w:val="31"/>
         </w:rPr>
-        <w:t>章</w:t>
-      </w:r>
-      <w:r>
-        <w:rPr>
-          <w:rFonts w:ascii="SimHei" w:eastAsia="SimHei" w:hAnsi="SimHei" w:cs="SimHei"/>
-          <w:spacing w:val="5"/>
-          <w:sz w:val="31"/>
-          <w:szCs w:val="31"/>
-        </w:rPr>
-        <w:t xml:space="preserve">  </w:t>
-      </w:r>
-      <w:r>
-        <w:rPr>
-          <w:rFonts w:ascii="SimHei" w:eastAsia="SimHei" w:hAnsi="SimHei" w:cs="SimHei"/>
-          <w:spacing w:val="5"/>
-          <w:sz w:val="31"/>
-          <w:szCs w:val="31"/>
-        </w:rPr>
-        <w:t>技术研发的决策</w:t>
-      </w:r>
-    </w:p>
-    <w:p>
-      <w:pPr>
-        <w:pStyle w:val="BodyText"/>
-        <w:spacing w:line="316" w:lineRule="auto"/>
-      </w:pPr>
+        <w:t>章  技术研发的决策</w:t>
+      </w:r>
     </w:p>
     <w:p>
       <w:pPr>
         <w:spacing w:before="78" w:line="219" w:lineRule="auto"/>
         <w:ind w:left="531"/>
         <w:rPr>
-          <w:rFonts w:ascii="SimSun" w:eastAsia="SimSun" w:hAnsi="SimSun" w:cs="SimSun"/>
-          <w:sz w:val="24"/>
-          <w:szCs w:val="24"/>
-        </w:rPr>
-      </w:pPr>
-      <w:r>
-        <w:rPr>
-          <w:rFonts w:ascii="Calibri" w:eastAsia="Calibri" w:hAnsi="Calibri" w:cs="Calibri"/>
+          <w:rFonts w:ascii="宋体" w:hAnsi="宋体" w:eastAsia="宋体" w:cs="宋体"/>
+          <w:sz w:val="24"/>
+          <w:szCs w:val="24"/>
+        </w:rPr>
+      </w:pPr>
+      <w:r>
+        <w:rPr>
+          <w:rFonts w:ascii="Calibri" w:hAnsi="Calibri" w:eastAsia="Calibri" w:cs="Calibri"/>
           <w:b/>
           <w:bCs/>
           <w:spacing w:val="-2"/>
@@ -2264,7 +2226,7 @@
       </w:r>
       <w:r>
         <w:rPr>
-          <w:rFonts w:ascii="Calibri" w:eastAsia="Calibri" w:hAnsi="Calibri" w:cs="Calibri"/>
+          <w:rFonts w:ascii="Calibri" w:hAnsi="Calibri" w:eastAsia="Calibri" w:cs="Calibri"/>
           <w:b/>
           <w:bCs/>
           <w:spacing w:val="28"/>
@@ -2276,33 +2238,27 @@
       </w:r>
       <w:r>
         <w:rPr>
-          <w:rFonts w:ascii="SimSun" w:eastAsia="SimSun" w:hAnsi="SimSun" w:cs="SimSun"/>
+          <w:rFonts w:ascii="宋体" w:hAnsi="宋体" w:eastAsia="宋体" w:cs="宋体"/>
           <w:spacing w:val="-2"/>
           <w:sz w:val="24"/>
           <w:szCs w:val="24"/>
         </w:rPr>
         <w:t>公司的技术研发活动实行审批制与备案制相结合的方式。</w:t>
       </w:r>
-    </w:p>
-    <w:p>
-      <w:pPr>
-        <w:pStyle w:val="BodyText"/>
-        <w:spacing w:line="266" w:lineRule="auto"/>
-      </w:pPr>
     </w:p>
     <w:p>
       <w:pPr>
         <w:spacing w:before="79" w:line="219" w:lineRule="auto"/>
         <w:ind w:left="531"/>
         <w:rPr>
-          <w:rFonts w:ascii="SimSun" w:eastAsia="SimSun" w:hAnsi="SimSun" w:cs="SimSun"/>
-          <w:sz w:val="24"/>
-          <w:szCs w:val="24"/>
-        </w:rPr>
-      </w:pPr>
-      <w:r>
-        <w:rPr>
-          <w:rFonts w:ascii="Calibri" w:eastAsia="Calibri" w:hAnsi="Calibri" w:cs="Calibri"/>
+          <w:rFonts w:ascii="宋体" w:hAnsi="宋体" w:eastAsia="宋体" w:cs="宋体"/>
+          <w:sz w:val="24"/>
+          <w:szCs w:val="24"/>
+        </w:rPr>
+      </w:pPr>
+      <w:r>
+        <w:rPr>
+          <w:rFonts w:ascii="Calibri" w:hAnsi="Calibri" w:eastAsia="Calibri" w:cs="Calibri"/>
           <w:b/>
           <w:bCs/>
           <w:spacing w:val="-3"/>
@@ -2313,7 +2269,7 @@
       </w:r>
       <w:r>
         <w:rPr>
-          <w:rFonts w:ascii="Calibri" w:eastAsia="Calibri" w:hAnsi="Calibri" w:cs="Calibri"/>
+          <w:rFonts w:ascii="Calibri" w:hAnsi="Calibri" w:eastAsia="Calibri" w:cs="Calibri"/>
           <w:b/>
           <w:bCs/>
           <w:spacing w:val="23"/>
@@ -2325,33 +2281,27 @@
       </w:r>
       <w:r>
         <w:rPr>
-          <w:rFonts w:ascii="SimSun" w:eastAsia="SimSun" w:hAnsi="SimSun" w:cs="SimSun"/>
+          <w:rFonts w:ascii="宋体" w:hAnsi="宋体" w:eastAsia="宋体" w:cs="宋体"/>
           <w:spacing w:val="-3"/>
           <w:sz w:val="24"/>
           <w:szCs w:val="24"/>
         </w:rPr>
         <w:t>公司的技术研发项目审批的原则如下。</w:t>
       </w:r>
-    </w:p>
-    <w:p>
-      <w:pPr>
-        <w:pStyle w:val="BodyText"/>
-        <w:spacing w:line="266" w:lineRule="auto"/>
-      </w:pPr>
     </w:p>
     <w:p>
       <w:pPr>
         <w:spacing w:before="79" w:line="219" w:lineRule="auto"/>
         <w:ind w:left="534"/>
         <w:rPr>
-          <w:rFonts w:ascii="SimSun" w:eastAsia="SimSun" w:hAnsi="SimSun" w:cs="SimSun"/>
-          <w:sz w:val="24"/>
-          <w:szCs w:val="24"/>
-        </w:rPr>
-      </w:pPr>
-      <w:r>
-        <w:rPr>
-          <w:rFonts w:ascii="SimSun" w:eastAsia="SimSun" w:hAnsi="SimSun" w:cs="SimSun"/>
+          <w:rFonts w:ascii="宋体" w:hAnsi="宋体" w:eastAsia="宋体" w:cs="宋体"/>
+          <w:sz w:val="24"/>
+          <w:szCs w:val="24"/>
+        </w:rPr>
+      </w:pPr>
+      <w:r>
+        <w:rPr>
+          <w:rFonts w:ascii="宋体" w:hAnsi="宋体" w:eastAsia="宋体" w:cs="宋体"/>
           <w:spacing w:val="-1"/>
           <w:sz w:val="22"/>
           <w:szCs w:val="22"/>
@@ -2360,7 +2310,7 @@
       </w:r>
       <w:r>
         <w:rPr>
-          <w:rFonts w:ascii="SimSun" w:eastAsia="SimSun" w:hAnsi="SimSun" w:cs="SimSun"/>
+          <w:rFonts w:ascii="宋体" w:hAnsi="宋体" w:eastAsia="宋体" w:cs="宋体"/>
           <w:spacing w:val="-45"/>
           <w:sz w:val="22"/>
           <w:szCs w:val="22"/>
@@ -2369,7 +2319,7 @@
       </w:r>
       <w:r>
         <w:rPr>
-          <w:rFonts w:ascii="SimSun" w:eastAsia="SimSun" w:hAnsi="SimSun" w:cs="SimSun"/>
+          <w:rFonts w:ascii="宋体" w:hAnsi="宋体" w:eastAsia="宋体" w:cs="宋体"/>
           <w:spacing w:val="-1"/>
           <w:sz w:val="24"/>
           <w:szCs w:val="24"/>
@@ -2378,33 +2328,27 @@
       </w:r>
       <w:r>
         <w:rPr>
-          <w:rFonts w:ascii="SimSun" w:eastAsia="SimSun" w:hAnsi="SimSun" w:cs="SimSun"/>
+          <w:rFonts w:ascii="宋体" w:hAnsi="宋体" w:eastAsia="宋体" w:cs="宋体"/>
           <w:spacing w:val="-2"/>
           <w:sz w:val="24"/>
           <w:szCs w:val="24"/>
         </w:rPr>
         <w:t>发展规划。</w:t>
       </w:r>
-    </w:p>
-    <w:p>
-      <w:pPr>
-        <w:pStyle w:val="BodyText"/>
-        <w:spacing w:line="266" w:lineRule="auto"/>
-      </w:pPr>
     </w:p>
     <w:p>
       <w:pPr>
         <w:spacing w:before="79" w:line="219" w:lineRule="auto"/>
         <w:ind w:left="534"/>
         <w:rPr>
-          <w:rFonts w:ascii="SimSun" w:eastAsia="SimSun" w:hAnsi="SimSun" w:cs="SimSun"/>
-          <w:sz w:val="24"/>
-          <w:szCs w:val="24"/>
-        </w:rPr>
-      </w:pPr>
-      <w:r>
-        <w:rPr>
-          <w:rFonts w:ascii="SimSun" w:eastAsia="SimSun" w:hAnsi="SimSun" w:cs="SimSun"/>
+          <w:rFonts w:ascii="宋体" w:hAnsi="宋体" w:eastAsia="宋体" w:cs="宋体"/>
+          <w:sz w:val="24"/>
+          <w:szCs w:val="24"/>
+        </w:rPr>
+      </w:pPr>
+      <w:r>
+        <w:rPr>
+          <w:rFonts w:ascii="宋体" w:hAnsi="宋体" w:eastAsia="宋体" w:cs="宋体"/>
           <w:spacing w:val="-2"/>
           <w:sz w:val="22"/>
           <w:szCs w:val="22"/>
@@ -2413,7 +2357,7 @@
       </w:r>
       <w:r>
         <w:rPr>
-          <w:rFonts w:ascii="SimSun" w:eastAsia="SimSun" w:hAnsi="SimSun" w:cs="SimSun"/>
+          <w:rFonts w:ascii="宋体" w:hAnsi="宋体" w:eastAsia="宋体" w:cs="宋体"/>
           <w:spacing w:val="-38"/>
           <w:sz w:val="22"/>
           <w:szCs w:val="22"/>
@@ -2422,33 +2366,27 @@
       </w:r>
       <w:r>
         <w:rPr>
-          <w:rFonts w:ascii="SimSun" w:eastAsia="SimSun" w:hAnsi="SimSun" w:cs="SimSun"/>
+          <w:rFonts w:ascii="宋体" w:hAnsi="宋体" w:eastAsia="宋体" w:cs="宋体"/>
           <w:spacing w:val="-2"/>
           <w:sz w:val="24"/>
           <w:szCs w:val="24"/>
         </w:rPr>
         <w:t>技术领先，具有良好的发展前景。</w:t>
       </w:r>
-    </w:p>
-    <w:p>
-      <w:pPr>
-        <w:pStyle w:val="BodyText"/>
-        <w:spacing w:line="269" w:lineRule="auto"/>
-      </w:pPr>
     </w:p>
     <w:p>
       <w:pPr>
         <w:spacing w:before="78" w:line="219" w:lineRule="auto"/>
         <w:ind w:left="534"/>
         <w:rPr>
-          <w:rFonts w:ascii="SimSun" w:eastAsia="SimSun" w:hAnsi="SimSun" w:cs="SimSun"/>
-          <w:sz w:val="24"/>
-          <w:szCs w:val="24"/>
-        </w:rPr>
-      </w:pPr>
-      <w:r>
-        <w:rPr>
-          <w:rFonts w:ascii="SimSun" w:eastAsia="SimSun" w:hAnsi="SimSun" w:cs="SimSun"/>
+          <w:rFonts w:ascii="宋体" w:hAnsi="宋体" w:eastAsia="宋体" w:cs="宋体"/>
+          <w:sz w:val="24"/>
+          <w:szCs w:val="24"/>
+        </w:rPr>
+      </w:pPr>
+      <w:r>
+        <w:rPr>
+          <w:rFonts w:ascii="宋体" w:hAnsi="宋体" w:eastAsia="宋体" w:cs="宋体"/>
           <w:spacing w:val="-3"/>
           <w:sz w:val="22"/>
           <w:szCs w:val="22"/>
@@ -2457,7 +2395,7 @@
       </w:r>
       <w:r>
         <w:rPr>
-          <w:rFonts w:ascii="SimSun" w:eastAsia="SimSun" w:hAnsi="SimSun" w:cs="SimSun"/>
+          <w:rFonts w:ascii="宋体" w:hAnsi="宋体" w:eastAsia="宋体" w:cs="宋体"/>
           <w:spacing w:val="-44"/>
           <w:sz w:val="22"/>
           <w:szCs w:val="22"/>
@@ -2466,33 +2404,27 @@
       </w:r>
       <w:r>
         <w:rPr>
-          <w:rFonts w:ascii="SimSun" w:eastAsia="SimSun" w:hAnsi="SimSun" w:cs="SimSun"/>
+          <w:rFonts w:ascii="宋体" w:hAnsi="宋体" w:eastAsia="宋体" w:cs="宋体"/>
           <w:spacing w:val="-3"/>
           <w:sz w:val="24"/>
           <w:szCs w:val="24"/>
         </w:rPr>
         <w:t>经济效益良好。</w:t>
       </w:r>
-    </w:p>
-    <w:p>
-      <w:pPr>
-        <w:pStyle w:val="BodyText"/>
-        <w:spacing w:line="266" w:lineRule="auto"/>
-      </w:pPr>
     </w:p>
     <w:p>
       <w:pPr>
         <w:spacing w:before="79" w:line="219" w:lineRule="auto"/>
         <w:ind w:left="534"/>
         <w:rPr>
-          <w:rFonts w:ascii="SimSun" w:eastAsia="SimSun" w:hAnsi="SimSun" w:cs="SimSun"/>
-          <w:sz w:val="24"/>
-          <w:szCs w:val="24"/>
-        </w:rPr>
-      </w:pPr>
-      <w:r>
-        <w:rPr>
-          <w:rFonts w:ascii="SimSun" w:eastAsia="SimSun" w:hAnsi="SimSun" w:cs="SimSun"/>
+          <w:rFonts w:ascii="宋体" w:hAnsi="宋体" w:eastAsia="宋体" w:cs="宋体"/>
+          <w:sz w:val="24"/>
+          <w:szCs w:val="24"/>
+        </w:rPr>
+      </w:pPr>
+      <w:r>
+        <w:rPr>
+          <w:rFonts w:ascii="宋体" w:hAnsi="宋体" w:eastAsia="宋体" w:cs="宋体"/>
           <w:spacing w:val="-2"/>
           <w:sz w:val="22"/>
           <w:szCs w:val="22"/>
@@ -2501,7 +2433,7 @@
       </w:r>
       <w:r>
         <w:rPr>
-          <w:rFonts w:ascii="SimSun" w:eastAsia="SimSun" w:hAnsi="SimSun" w:cs="SimSun"/>
+          <w:rFonts w:ascii="宋体" w:hAnsi="宋体" w:eastAsia="宋体" w:cs="宋体"/>
           <w:spacing w:val="-34"/>
           <w:sz w:val="22"/>
           <w:szCs w:val="22"/>
@@ -2510,33 +2442,27 @@
       </w:r>
       <w:r>
         <w:rPr>
-          <w:rFonts w:ascii="SimSun" w:eastAsia="SimSun" w:hAnsi="SimSun" w:cs="SimSun"/>
+          <w:rFonts w:ascii="宋体" w:hAnsi="宋体" w:eastAsia="宋体" w:cs="宋体"/>
           <w:spacing w:val="-2"/>
           <w:sz w:val="24"/>
           <w:szCs w:val="24"/>
         </w:rPr>
         <w:t>上报的方案完整、可行、真实、可靠。</w:t>
       </w:r>
-    </w:p>
-    <w:p>
-      <w:pPr>
-        <w:pStyle w:val="BodyText"/>
-        <w:spacing w:line="266" w:lineRule="auto"/>
-      </w:pPr>
     </w:p>
     <w:p>
       <w:pPr>
         <w:spacing w:before="79" w:line="219" w:lineRule="auto"/>
         <w:ind w:left="534"/>
         <w:rPr>
-          <w:rFonts w:ascii="SimSun" w:eastAsia="SimSun" w:hAnsi="SimSun" w:cs="SimSun"/>
-          <w:sz w:val="24"/>
-          <w:szCs w:val="24"/>
-        </w:rPr>
-      </w:pPr>
-      <w:r>
-        <w:rPr>
-          <w:rFonts w:ascii="SimSun" w:eastAsia="SimSun" w:hAnsi="SimSun" w:cs="SimSun"/>
+          <w:rFonts w:ascii="宋体" w:hAnsi="宋体" w:eastAsia="宋体" w:cs="宋体"/>
+          <w:sz w:val="24"/>
+          <w:szCs w:val="24"/>
+        </w:rPr>
+      </w:pPr>
+      <w:r>
+        <w:rPr>
+          <w:rFonts w:ascii="宋体" w:hAnsi="宋体" w:eastAsia="宋体" w:cs="宋体"/>
           <w:spacing w:val="-2"/>
           <w:sz w:val="22"/>
           <w:szCs w:val="22"/>
@@ -2545,7 +2471,7 @@
       </w:r>
       <w:r>
         <w:rPr>
-          <w:rFonts w:ascii="SimSun" w:eastAsia="SimSun" w:hAnsi="SimSun" w:cs="SimSun"/>
+          <w:rFonts w:ascii="宋体" w:hAnsi="宋体" w:eastAsia="宋体" w:cs="宋体"/>
           <w:spacing w:val="-42"/>
           <w:sz w:val="22"/>
           <w:szCs w:val="22"/>
@@ -2554,33 +2480,27 @@
       </w:r>
       <w:r>
         <w:rPr>
-          <w:rFonts w:ascii="SimSun" w:eastAsia="SimSun" w:hAnsi="SimSun" w:cs="SimSun"/>
+          <w:rFonts w:ascii="宋体" w:hAnsi="宋体" w:eastAsia="宋体" w:cs="宋体"/>
           <w:spacing w:val="-2"/>
           <w:sz w:val="24"/>
           <w:szCs w:val="24"/>
         </w:rPr>
         <w:t>与公司技术研发能力相适应。</w:t>
       </w:r>
-    </w:p>
-    <w:p>
-      <w:pPr>
-        <w:pStyle w:val="BodyText"/>
-        <w:spacing w:line="266" w:lineRule="auto"/>
-      </w:pPr>
     </w:p>
     <w:p>
       <w:pPr>
         <w:spacing w:before="79" w:line="219" w:lineRule="auto"/>
         <w:ind w:left="531"/>
         <w:rPr>
-          <w:rFonts w:ascii="SimSun" w:eastAsia="SimSun" w:hAnsi="SimSun" w:cs="SimSun"/>
-          <w:sz w:val="24"/>
-          <w:szCs w:val="24"/>
-        </w:rPr>
-      </w:pPr>
-      <w:r>
-        <w:rPr>
-          <w:rFonts w:ascii="Calibri" w:eastAsia="Calibri" w:hAnsi="Calibri" w:cs="Calibri"/>
+          <w:rFonts w:ascii="宋体" w:hAnsi="宋体" w:eastAsia="宋体" w:cs="宋体"/>
+          <w:sz w:val="24"/>
+          <w:szCs w:val="24"/>
+        </w:rPr>
+      </w:pPr>
+      <w:r>
+        <w:rPr>
+          <w:rFonts w:ascii="Calibri" w:hAnsi="Calibri" w:eastAsia="Calibri" w:cs="Calibri"/>
           <w:b/>
           <w:bCs/>
           <w:spacing w:val="-2"/>
@@ -2591,7 +2511,7 @@
       </w:r>
       <w:r>
         <w:rPr>
-          <w:rFonts w:ascii="Calibri" w:eastAsia="Calibri" w:hAnsi="Calibri" w:cs="Calibri"/>
+          <w:rFonts w:ascii="Calibri" w:hAnsi="Calibri" w:eastAsia="Calibri" w:cs="Calibri"/>
           <w:b/>
           <w:bCs/>
           <w:spacing w:val="19"/>
@@ -2603,33 +2523,27 @@
       </w:r>
       <w:r>
         <w:rPr>
-          <w:rFonts w:ascii="SimSun" w:eastAsia="SimSun" w:hAnsi="SimSun" w:cs="SimSun"/>
+          <w:rFonts w:ascii="宋体" w:hAnsi="宋体" w:eastAsia="宋体" w:cs="宋体"/>
           <w:spacing w:val="-2"/>
           <w:sz w:val="24"/>
           <w:szCs w:val="24"/>
         </w:rPr>
         <w:t>公司相关人员提交的技术研发项目方案至少应包括以下九项内容。</w:t>
       </w:r>
-    </w:p>
-    <w:p>
-      <w:pPr>
-        <w:pStyle w:val="BodyText"/>
-        <w:spacing w:line="266" w:lineRule="auto"/>
-      </w:pPr>
     </w:p>
     <w:p>
       <w:pPr>
         <w:spacing w:before="78" w:line="220" w:lineRule="auto"/>
         <w:ind w:left="534"/>
         <w:rPr>
-          <w:rFonts w:ascii="SimSun" w:eastAsia="SimSun" w:hAnsi="SimSun" w:cs="SimSun"/>
-          <w:sz w:val="24"/>
-          <w:szCs w:val="24"/>
-        </w:rPr>
-      </w:pPr>
-      <w:r>
-        <w:rPr>
-          <w:rFonts w:ascii="SimSun" w:eastAsia="SimSun" w:hAnsi="SimSun" w:cs="SimSun"/>
+          <w:rFonts w:ascii="宋体" w:hAnsi="宋体" w:eastAsia="宋体" w:cs="宋体"/>
+          <w:sz w:val="24"/>
+          <w:szCs w:val="24"/>
+        </w:rPr>
+      </w:pPr>
+      <w:r>
+        <w:rPr>
+          <w:rFonts w:ascii="宋体" w:hAnsi="宋体" w:eastAsia="宋体" w:cs="宋体"/>
           <w:spacing w:val="-4"/>
           <w:sz w:val="22"/>
           <w:szCs w:val="22"/>
@@ -2638,7 +2552,7 @@
       </w:r>
       <w:r>
         <w:rPr>
-          <w:rFonts w:ascii="SimSun" w:eastAsia="SimSun" w:hAnsi="SimSun" w:cs="SimSun"/>
+          <w:rFonts w:ascii="宋体" w:hAnsi="宋体" w:eastAsia="宋体" w:cs="宋体"/>
           <w:spacing w:val="-38"/>
           <w:sz w:val="22"/>
           <w:szCs w:val="22"/>
@@ -2647,33 +2561,27 @@
       </w:r>
       <w:r>
         <w:rPr>
-          <w:rFonts w:ascii="SimSun" w:eastAsia="SimSun" w:hAnsi="SimSun" w:cs="SimSun"/>
+          <w:rFonts w:ascii="宋体" w:hAnsi="宋体" w:eastAsia="宋体" w:cs="宋体"/>
           <w:spacing w:val="-4"/>
           <w:sz w:val="24"/>
           <w:szCs w:val="24"/>
         </w:rPr>
         <w:t>项目的名称。</w:t>
       </w:r>
-    </w:p>
-    <w:p>
-      <w:pPr>
-        <w:pStyle w:val="BodyText"/>
-        <w:spacing w:line="265" w:lineRule="auto"/>
-      </w:pPr>
     </w:p>
     <w:p>
       <w:pPr>
         <w:spacing w:before="79" w:line="219" w:lineRule="auto"/>
         <w:ind w:left="534"/>
         <w:rPr>
-          <w:rFonts w:ascii="SimSun" w:eastAsia="SimSun" w:hAnsi="SimSun" w:cs="SimSun"/>
-          <w:sz w:val="24"/>
-          <w:szCs w:val="24"/>
-        </w:rPr>
-      </w:pPr>
-      <w:r>
-        <w:rPr>
-          <w:rFonts w:ascii="SimSun" w:eastAsia="SimSun" w:hAnsi="SimSun" w:cs="SimSun"/>
+          <w:rFonts w:ascii="宋体" w:hAnsi="宋体" w:eastAsia="宋体" w:cs="宋体"/>
+          <w:sz w:val="24"/>
+          <w:szCs w:val="24"/>
+        </w:rPr>
+      </w:pPr>
+      <w:r>
+        <w:rPr>
+          <w:rFonts w:ascii="宋体" w:hAnsi="宋体" w:eastAsia="宋体" w:cs="宋体"/>
           <w:spacing w:val="-2"/>
           <w:sz w:val="22"/>
           <w:szCs w:val="22"/>
@@ -2682,7 +2590,7 @@
       </w:r>
       <w:r>
         <w:rPr>
-          <w:rFonts w:ascii="SimSun" w:eastAsia="SimSun" w:hAnsi="SimSun" w:cs="SimSun"/>
+          <w:rFonts w:ascii="宋体" w:hAnsi="宋体" w:eastAsia="宋体" w:cs="宋体"/>
           <w:spacing w:val="-46"/>
           <w:sz w:val="22"/>
           <w:szCs w:val="22"/>
@@ -2691,33 +2599,27 @@
       </w:r>
       <w:r>
         <w:rPr>
-          <w:rFonts w:ascii="SimSun" w:eastAsia="SimSun" w:hAnsi="SimSun" w:cs="SimSun"/>
+          <w:rFonts w:ascii="宋体" w:hAnsi="宋体" w:eastAsia="宋体" w:cs="宋体"/>
           <w:spacing w:val="-2"/>
           <w:sz w:val="24"/>
           <w:szCs w:val="24"/>
         </w:rPr>
         <w:t>技术研发项目背景情况。</w:t>
       </w:r>
-    </w:p>
-    <w:p>
-      <w:pPr>
-        <w:pStyle w:val="BodyText"/>
-        <w:spacing w:line="266" w:lineRule="auto"/>
-      </w:pPr>
     </w:p>
     <w:p>
       <w:pPr>
         <w:spacing w:before="79" w:line="220" w:lineRule="auto"/>
         <w:ind w:left="534"/>
         <w:rPr>
-          <w:rFonts w:ascii="SimSun" w:eastAsia="SimSun" w:hAnsi="SimSun" w:cs="SimSun"/>
-          <w:sz w:val="24"/>
-          <w:szCs w:val="24"/>
-        </w:rPr>
-      </w:pPr>
-      <w:r>
-        <w:rPr>
-          <w:rFonts w:ascii="SimSun" w:eastAsia="SimSun" w:hAnsi="SimSun" w:cs="SimSun"/>
+          <w:rFonts w:ascii="宋体" w:hAnsi="宋体" w:eastAsia="宋体" w:cs="宋体"/>
+          <w:sz w:val="24"/>
+          <w:szCs w:val="24"/>
+        </w:rPr>
+      </w:pPr>
+      <w:r>
+        <w:rPr>
+          <w:rFonts w:ascii="宋体" w:hAnsi="宋体" w:eastAsia="宋体" w:cs="宋体"/>
           <w:spacing w:val="-3"/>
           <w:sz w:val="22"/>
           <w:szCs w:val="22"/>
@@ -2726,7 +2628,7 @@
       </w:r>
       <w:r>
         <w:rPr>
-          <w:rFonts w:ascii="SimSun" w:eastAsia="SimSun" w:hAnsi="SimSun" w:cs="SimSun"/>
+          <w:rFonts w:ascii="宋体" w:hAnsi="宋体" w:eastAsia="宋体" w:cs="宋体"/>
           <w:spacing w:val="-32"/>
           <w:sz w:val="22"/>
           <w:szCs w:val="22"/>
@@ -2735,43 +2637,27 @@
       </w:r>
       <w:r>
         <w:rPr>
-          <w:rFonts w:ascii="SimSun" w:eastAsia="SimSun" w:hAnsi="SimSun" w:cs="SimSun"/>
+          <w:rFonts w:ascii="宋体" w:hAnsi="宋体" w:eastAsia="宋体" w:cs="宋体"/>
           <w:spacing w:val="-3"/>
           <w:sz w:val="24"/>
           <w:szCs w:val="24"/>
         </w:rPr>
         <w:t>项目要实现的成果目标。</w:t>
       </w:r>
-    </w:p>
-    <w:p>
-      <w:pPr>
-        <w:spacing w:line="220" w:lineRule="auto"/>
-        <w:rPr>
-          <w:rFonts w:ascii="SimSun" w:eastAsia="SimSun" w:hAnsi="SimSun" w:cs="SimSun"/>
-          <w:sz w:val="24"/>
-          <w:szCs w:val="24"/>
-        </w:rPr>
-        <w:sectPr>
-          <w:footerReference w:type="default" r:id="rId10"/>
-          <w:pgSz w:w="11910" w:h="16840"/>
-          <w:pgMar w:top="1544" w:right="1775" w:bottom="995" w:left="1760" w:header="1003" w:footer="760" w:gutter="0"/>
-          <w:cols w:space="720"/>
-        </w:sectPr>
-      </w:pPr>
     </w:p>
     <w:p>
       <w:pPr>
         <w:spacing w:before="110" w:line="220" w:lineRule="auto"/>
         <w:ind w:left="534"/>
         <w:rPr>
-          <w:rFonts w:ascii="SimSun" w:eastAsia="SimSun" w:hAnsi="SimSun" w:cs="SimSun"/>
-          <w:sz w:val="24"/>
-          <w:szCs w:val="24"/>
-        </w:rPr>
-      </w:pPr>
-      <w:r>
-        <w:rPr>
-          <w:rFonts w:ascii="SimSun" w:eastAsia="SimSun" w:hAnsi="SimSun" w:cs="SimSun"/>
+          <w:rFonts w:ascii="宋体" w:hAnsi="宋体" w:eastAsia="宋体" w:cs="宋体"/>
+          <w:sz w:val="24"/>
+          <w:szCs w:val="24"/>
+        </w:rPr>
+      </w:pPr>
+      <w:r>
+        <w:rPr>
+          <w:rFonts w:ascii="宋体" w:hAnsi="宋体" w:eastAsia="宋体" w:cs="宋体"/>
           <w:spacing w:val="-3"/>
           <w:sz w:val="22"/>
           <w:szCs w:val="22"/>
@@ -2780,7 +2666,7 @@
       </w:r>
       <w:r>
         <w:rPr>
-          <w:rFonts w:ascii="SimSun" w:eastAsia="SimSun" w:hAnsi="SimSun" w:cs="SimSun"/>
+          <w:rFonts w:ascii="宋体" w:hAnsi="宋体" w:eastAsia="宋体" w:cs="宋体"/>
           <w:spacing w:val="-38"/>
           <w:sz w:val="22"/>
           <w:szCs w:val="22"/>
@@ -2789,33 +2675,27 @@
       </w:r>
       <w:r>
         <w:rPr>
-          <w:rFonts w:ascii="SimSun" w:eastAsia="SimSun" w:hAnsi="SimSun" w:cs="SimSun"/>
+          <w:rFonts w:ascii="宋体" w:hAnsi="宋体" w:eastAsia="宋体" w:cs="宋体"/>
           <w:spacing w:val="-3"/>
           <w:sz w:val="24"/>
           <w:szCs w:val="24"/>
         </w:rPr>
         <w:t>预期成果效益分析。</w:t>
       </w:r>
-    </w:p>
-    <w:p>
-      <w:pPr>
-        <w:pStyle w:val="BodyText"/>
-        <w:spacing w:line="264" w:lineRule="auto"/>
-      </w:pPr>
     </w:p>
     <w:p>
       <w:pPr>
         <w:spacing w:before="78" w:line="219" w:lineRule="auto"/>
         <w:ind w:left="534"/>
         <w:rPr>
-          <w:rFonts w:ascii="SimSun" w:eastAsia="SimSun" w:hAnsi="SimSun" w:cs="SimSun"/>
-          <w:sz w:val="24"/>
-          <w:szCs w:val="24"/>
-        </w:rPr>
-      </w:pPr>
-      <w:r>
-        <w:rPr>
-          <w:rFonts w:ascii="SimSun" w:eastAsia="SimSun" w:hAnsi="SimSun" w:cs="SimSun"/>
+          <w:rFonts w:ascii="宋体" w:hAnsi="宋体" w:eastAsia="宋体" w:cs="宋体"/>
+          <w:sz w:val="24"/>
+          <w:szCs w:val="24"/>
+        </w:rPr>
+      </w:pPr>
+      <w:r>
+        <w:rPr>
+          <w:rFonts w:ascii="宋体" w:hAnsi="宋体" w:eastAsia="宋体" w:cs="宋体"/>
           <w:spacing w:val="-4"/>
           <w:sz w:val="22"/>
           <w:szCs w:val="22"/>
@@ -2824,7 +2704,7 @@
       </w:r>
       <w:r>
         <w:rPr>
-          <w:rFonts w:ascii="SimSun" w:eastAsia="SimSun" w:hAnsi="SimSun" w:cs="SimSun"/>
+          <w:rFonts w:ascii="宋体" w:hAnsi="宋体" w:eastAsia="宋体" w:cs="宋体"/>
           <w:spacing w:val="-43"/>
           <w:sz w:val="22"/>
           <w:szCs w:val="22"/>
@@ -2833,7 +2713,7 @@
       </w:r>
       <w:r>
         <w:rPr>
-          <w:rFonts w:ascii="SimSun" w:eastAsia="SimSun" w:hAnsi="SimSun" w:cs="SimSun"/>
+          <w:rFonts w:ascii="宋体" w:hAnsi="宋体" w:eastAsia="宋体" w:cs="宋体"/>
           <w:spacing w:val="-4"/>
           <w:sz w:val="24"/>
           <w:szCs w:val="24"/>
@@ -2842,33 +2722,27 @@
       </w:r>
       <w:r>
         <w:rPr>
-          <w:rFonts w:ascii="SimSun" w:eastAsia="SimSun" w:hAnsi="SimSun" w:cs="SimSun"/>
+          <w:rFonts w:ascii="宋体" w:hAnsi="宋体" w:eastAsia="宋体" w:cs="宋体"/>
           <w:spacing w:val="-5"/>
           <w:sz w:val="24"/>
           <w:szCs w:val="24"/>
         </w:rPr>
         <w:t>）。</w:t>
       </w:r>
-    </w:p>
-    <w:p>
-      <w:pPr>
-        <w:pStyle w:val="BodyText"/>
-        <w:spacing w:line="267" w:lineRule="auto"/>
-      </w:pPr>
     </w:p>
     <w:p>
       <w:pPr>
         <w:spacing w:before="78" w:line="220" w:lineRule="auto"/>
         <w:ind w:left="534"/>
         <w:rPr>
-          <w:rFonts w:ascii="SimSun" w:eastAsia="SimSun" w:hAnsi="SimSun" w:cs="SimSun"/>
-          <w:sz w:val="24"/>
-          <w:szCs w:val="24"/>
-        </w:rPr>
-      </w:pPr>
-      <w:r>
-        <w:rPr>
-          <w:rFonts w:ascii="SimSun" w:eastAsia="SimSun" w:hAnsi="SimSun" w:cs="SimSun"/>
+          <w:rFonts w:ascii="宋体" w:hAnsi="宋体" w:eastAsia="宋体" w:cs="宋体"/>
+          <w:sz w:val="24"/>
+          <w:szCs w:val="24"/>
+        </w:rPr>
+      </w:pPr>
+      <w:r>
+        <w:rPr>
+          <w:rFonts w:ascii="宋体" w:hAnsi="宋体" w:eastAsia="宋体" w:cs="宋体"/>
           <w:spacing w:val="-3"/>
           <w:sz w:val="22"/>
           <w:szCs w:val="22"/>
@@ -2877,7 +2751,7 @@
       </w:r>
       <w:r>
         <w:rPr>
-          <w:rFonts w:ascii="SimSun" w:eastAsia="SimSun" w:hAnsi="SimSun" w:cs="SimSun"/>
+          <w:rFonts w:ascii="宋体" w:hAnsi="宋体" w:eastAsia="宋体" w:cs="宋体"/>
           <w:spacing w:val="-41"/>
           <w:sz w:val="22"/>
           <w:szCs w:val="22"/>
@@ -2886,33 +2760,27 @@
       </w:r>
       <w:r>
         <w:rPr>
-          <w:rFonts w:ascii="SimSun" w:eastAsia="SimSun" w:hAnsi="SimSun" w:cs="SimSun"/>
+          <w:rFonts w:ascii="宋体" w:hAnsi="宋体" w:eastAsia="宋体" w:cs="宋体"/>
           <w:spacing w:val="-3"/>
           <w:sz w:val="24"/>
           <w:szCs w:val="24"/>
         </w:rPr>
         <w:t>参与项目的人员。</w:t>
       </w:r>
-    </w:p>
-    <w:p>
-      <w:pPr>
-        <w:pStyle w:val="BodyText"/>
-        <w:spacing w:line="265" w:lineRule="auto"/>
-      </w:pPr>
     </w:p>
     <w:p>
       <w:pPr>
         <w:spacing w:before="78" w:line="220" w:lineRule="auto"/>
         <w:ind w:left="534"/>
         <w:rPr>
-          <w:rFonts w:ascii="SimSun" w:eastAsia="SimSun" w:hAnsi="SimSun" w:cs="SimSun"/>
-          <w:sz w:val="24"/>
-          <w:szCs w:val="24"/>
-        </w:rPr>
-      </w:pPr>
-      <w:r>
-        <w:rPr>
-          <w:rFonts w:ascii="SimSun" w:eastAsia="SimSun" w:hAnsi="SimSun" w:cs="SimSun"/>
+          <w:rFonts w:ascii="宋体" w:hAnsi="宋体" w:eastAsia="宋体" w:cs="宋体"/>
+          <w:sz w:val="24"/>
+          <w:szCs w:val="24"/>
+        </w:rPr>
+      </w:pPr>
+      <w:r>
+        <w:rPr>
+          <w:rFonts w:ascii="宋体" w:hAnsi="宋体" w:eastAsia="宋体" w:cs="宋体"/>
           <w:spacing w:val="-3"/>
           <w:sz w:val="22"/>
           <w:szCs w:val="22"/>
@@ -2921,7 +2789,7 @@
       </w:r>
       <w:r>
         <w:rPr>
-          <w:rFonts w:ascii="SimSun" w:eastAsia="SimSun" w:hAnsi="SimSun" w:cs="SimSun"/>
+          <w:rFonts w:ascii="宋体" w:hAnsi="宋体" w:eastAsia="宋体" w:cs="宋体"/>
           <w:spacing w:val="-35"/>
           <w:sz w:val="22"/>
           <w:szCs w:val="22"/>
@@ -2930,33 +2798,27 @@
       </w:r>
       <w:r>
         <w:rPr>
-          <w:rFonts w:ascii="SimSun" w:eastAsia="SimSun" w:hAnsi="SimSun" w:cs="SimSun"/>
+          <w:rFonts w:ascii="宋体" w:hAnsi="宋体" w:eastAsia="宋体" w:cs="宋体"/>
           <w:spacing w:val="-3"/>
           <w:sz w:val="24"/>
           <w:szCs w:val="24"/>
         </w:rPr>
         <w:t>项目的实施进度计划。</w:t>
       </w:r>
-    </w:p>
-    <w:p>
-      <w:pPr>
-        <w:pStyle w:val="BodyText"/>
-        <w:spacing w:line="265" w:lineRule="auto"/>
-      </w:pPr>
     </w:p>
     <w:p>
       <w:pPr>
         <w:spacing w:before="79" w:line="219" w:lineRule="auto"/>
         <w:ind w:left="534"/>
         <w:rPr>
-          <w:rFonts w:ascii="SimSun" w:eastAsia="SimSun" w:hAnsi="SimSun" w:cs="SimSun"/>
-          <w:sz w:val="24"/>
-          <w:szCs w:val="24"/>
-        </w:rPr>
-      </w:pPr>
-      <w:r>
-        <w:rPr>
-          <w:rFonts w:ascii="SimSun" w:eastAsia="SimSun" w:hAnsi="SimSun" w:cs="SimSun"/>
+          <w:rFonts w:ascii="宋体" w:hAnsi="宋体" w:eastAsia="宋体" w:cs="宋体"/>
+          <w:sz w:val="24"/>
+          <w:szCs w:val="24"/>
+        </w:rPr>
+      </w:pPr>
+      <w:r>
+        <w:rPr>
+          <w:rFonts w:ascii="宋体" w:hAnsi="宋体" w:eastAsia="宋体" w:cs="宋体"/>
           <w:spacing w:val="-3"/>
           <w:sz w:val="22"/>
           <w:szCs w:val="22"/>
@@ -2965,7 +2827,7 @@
       </w:r>
       <w:r>
         <w:rPr>
-          <w:rFonts w:ascii="SimSun" w:eastAsia="SimSun" w:hAnsi="SimSun" w:cs="SimSun"/>
+          <w:rFonts w:ascii="宋体" w:hAnsi="宋体" w:eastAsia="宋体" w:cs="宋体"/>
           <w:spacing w:val="-35"/>
           <w:sz w:val="22"/>
           <w:szCs w:val="22"/>
@@ -2974,33 +2836,27 @@
       </w:r>
       <w:r>
         <w:rPr>
-          <w:rFonts w:ascii="SimSun" w:eastAsia="SimSun" w:hAnsi="SimSun" w:cs="SimSun"/>
+          <w:rFonts w:ascii="宋体" w:hAnsi="宋体" w:eastAsia="宋体" w:cs="宋体"/>
           <w:spacing w:val="-3"/>
           <w:sz w:val="24"/>
           <w:szCs w:val="24"/>
         </w:rPr>
         <w:t>项目所需经费的额度。</w:t>
       </w:r>
-    </w:p>
-    <w:p>
-      <w:pPr>
-        <w:pStyle w:val="BodyText"/>
-        <w:spacing w:line="266" w:lineRule="auto"/>
-      </w:pPr>
     </w:p>
     <w:p>
       <w:pPr>
         <w:spacing w:before="79" w:line="219" w:lineRule="auto"/>
         <w:ind w:left="534"/>
         <w:rPr>
-          <w:rFonts w:ascii="SimSun" w:eastAsia="SimSun" w:hAnsi="SimSun" w:cs="SimSun"/>
-          <w:sz w:val="24"/>
-          <w:szCs w:val="24"/>
-        </w:rPr>
-      </w:pPr>
-      <w:r>
-        <w:rPr>
-          <w:rFonts w:ascii="SimSun" w:eastAsia="SimSun" w:hAnsi="SimSun" w:cs="SimSun"/>
+          <w:rFonts w:ascii="宋体" w:hAnsi="宋体" w:eastAsia="宋体" w:cs="宋体"/>
+          <w:sz w:val="24"/>
+          <w:szCs w:val="24"/>
+        </w:rPr>
+      </w:pPr>
+      <w:r>
+        <w:rPr>
+          <w:rFonts w:ascii="宋体" w:hAnsi="宋体" w:eastAsia="宋体" w:cs="宋体"/>
           <w:spacing w:val="-3"/>
           <w:sz w:val="22"/>
           <w:szCs w:val="22"/>
@@ -3009,7 +2865,7 @@
       </w:r>
       <w:r>
         <w:rPr>
-          <w:rFonts w:ascii="SimSun" w:eastAsia="SimSun" w:hAnsi="SimSun" w:cs="SimSun"/>
+          <w:rFonts w:ascii="宋体" w:hAnsi="宋体" w:eastAsia="宋体" w:cs="宋体"/>
           <w:spacing w:val="-35"/>
           <w:sz w:val="22"/>
           <w:szCs w:val="22"/>
@@ -3018,33 +2874,27 @@
       </w:r>
       <w:r>
         <w:rPr>
-          <w:rFonts w:ascii="SimSun" w:eastAsia="SimSun" w:hAnsi="SimSun" w:cs="SimSun"/>
+          <w:rFonts w:ascii="宋体" w:hAnsi="宋体" w:eastAsia="宋体" w:cs="宋体"/>
           <w:spacing w:val="-3"/>
           <w:sz w:val="24"/>
           <w:szCs w:val="24"/>
         </w:rPr>
         <w:t>其他需要说明的事项。</w:t>
       </w:r>
-    </w:p>
-    <w:p>
-      <w:pPr>
-        <w:pStyle w:val="BodyText"/>
-        <w:spacing w:line="268" w:lineRule="auto"/>
-      </w:pPr>
     </w:p>
     <w:p>
       <w:pPr>
         <w:spacing w:before="79" w:line="364" w:lineRule="auto"/>
         <w:ind w:left="60" w:right="84" w:firstLine="471"/>
         <w:rPr>
-          <w:rFonts w:ascii="SimSun" w:eastAsia="SimSun" w:hAnsi="SimSun" w:cs="SimSun"/>
-          <w:sz w:val="24"/>
-          <w:szCs w:val="24"/>
-        </w:rPr>
-      </w:pPr>
-      <w:r>
-        <w:rPr>
-          <w:rFonts w:ascii="Calibri" w:eastAsia="Calibri" w:hAnsi="Calibri" w:cs="Calibri"/>
+          <w:rFonts w:ascii="宋体" w:hAnsi="宋体" w:eastAsia="宋体" w:cs="宋体"/>
+          <w:sz w:val="24"/>
+          <w:szCs w:val="24"/>
+        </w:rPr>
+      </w:pPr>
+      <w:r>
+        <w:rPr>
+          <w:rFonts w:ascii="Calibri" w:hAnsi="Calibri" w:eastAsia="Calibri" w:cs="Calibri"/>
           <w:b/>
           <w:bCs/>
           <w:spacing w:val="-4"/>
@@ -3055,7 +2905,7 @@
       </w:r>
       <w:r>
         <w:rPr>
-          <w:rFonts w:ascii="Calibri" w:eastAsia="Calibri" w:hAnsi="Calibri" w:cs="Calibri"/>
+          <w:rFonts w:ascii="Calibri" w:hAnsi="Calibri" w:eastAsia="Calibri" w:cs="Calibri"/>
           <w:b/>
           <w:bCs/>
           <w:spacing w:val="19"/>
@@ -3066,7 +2916,7 @@
       </w:r>
       <w:r>
         <w:rPr>
-          <w:rFonts w:ascii="SimSun" w:eastAsia="SimSun" w:hAnsi="SimSun" w:cs="SimSun"/>
+          <w:rFonts w:ascii="宋体" w:hAnsi="宋体" w:eastAsia="宋体" w:cs="宋体"/>
           <w:spacing w:val="-4"/>
           <w:sz w:val="24"/>
           <w:szCs w:val="24"/>
@@ -3075,7 +2925,7 @@
       </w:r>
       <w:r>
         <w:rPr>
-          <w:rFonts w:ascii="SimSun" w:eastAsia="SimSun" w:hAnsi="SimSun" w:cs="SimSun"/>
+          <w:rFonts w:ascii="宋体" w:hAnsi="宋体" w:eastAsia="宋体" w:cs="宋体"/>
           <w:spacing w:val="-2"/>
           <w:sz w:val="24"/>
           <w:szCs w:val="24"/>
@@ -3088,14 +2938,14 @@
         <w:spacing w:before="152" w:line="292" w:lineRule="auto"/>
         <w:ind w:left="50" w:right="139" w:firstLine="483"/>
         <w:rPr>
-          <w:rFonts w:ascii="SimSun" w:eastAsia="SimSun" w:hAnsi="SimSun" w:cs="SimSun"/>
-          <w:sz w:val="24"/>
-          <w:szCs w:val="24"/>
-        </w:rPr>
-      </w:pPr>
-      <w:r>
-        <w:rPr>
-          <w:rFonts w:ascii="SimSun" w:eastAsia="SimSun" w:hAnsi="SimSun" w:cs="SimSun"/>
+          <w:rFonts w:ascii="宋体" w:hAnsi="宋体" w:eastAsia="宋体" w:cs="宋体"/>
+          <w:sz w:val="24"/>
+          <w:szCs w:val="24"/>
+        </w:rPr>
+      </w:pPr>
+      <w:r>
+        <w:rPr>
+          <w:rFonts w:ascii="宋体" w:hAnsi="宋体" w:eastAsia="宋体" w:cs="宋体"/>
           <w:spacing w:val="-5"/>
           <w:sz w:val="22"/>
           <w:szCs w:val="22"/>
@@ -3104,7 +2954,7 @@
       </w:r>
       <w:r>
         <w:rPr>
-          <w:rFonts w:ascii="SimSun" w:eastAsia="SimSun" w:hAnsi="SimSun" w:cs="SimSun"/>
+          <w:rFonts w:ascii="宋体" w:hAnsi="宋体" w:eastAsia="宋体" w:cs="宋体"/>
           <w:spacing w:val="-5"/>
           <w:sz w:val="24"/>
           <w:szCs w:val="24"/>
@@ -3113,33 +2963,27 @@
       </w:r>
       <w:r>
         <w:rPr>
-          <w:rFonts w:ascii="SimSun" w:eastAsia="SimSun" w:hAnsi="SimSun" w:cs="SimSun"/>
+          <w:rFonts w:ascii="宋体" w:hAnsi="宋体" w:eastAsia="宋体" w:cs="宋体"/>
           <w:spacing w:val="-1"/>
           <w:sz w:val="24"/>
           <w:szCs w:val="24"/>
         </w:rPr>
         <w:t>经技术研发项目经理签字确认后交公司决策部门进行论证、审查。</w:t>
       </w:r>
-    </w:p>
-    <w:p>
-      <w:pPr>
-        <w:pStyle w:val="BodyText"/>
-        <w:spacing w:line="262" w:lineRule="auto"/>
-      </w:pPr>
     </w:p>
     <w:p>
       <w:pPr>
         <w:spacing w:before="78" w:line="316" w:lineRule="auto"/>
         <w:ind w:left="50" w:right="25" w:firstLine="483"/>
         <w:rPr>
-          <w:rFonts w:ascii="SimSun" w:eastAsia="SimSun" w:hAnsi="SimSun" w:cs="SimSun"/>
-          <w:sz w:val="24"/>
-          <w:szCs w:val="24"/>
-        </w:rPr>
-      </w:pPr>
-      <w:r>
-        <w:rPr>
-          <w:rFonts w:ascii="SimSun" w:eastAsia="SimSun" w:hAnsi="SimSun" w:cs="SimSun"/>
+          <w:rFonts w:ascii="宋体" w:hAnsi="宋体" w:eastAsia="宋体" w:cs="宋体"/>
+          <w:sz w:val="24"/>
+          <w:szCs w:val="24"/>
+        </w:rPr>
+      </w:pPr>
+      <w:r>
+        <w:rPr>
+          <w:rFonts w:ascii="宋体" w:hAnsi="宋体" w:eastAsia="宋体" w:cs="宋体"/>
           <w:spacing w:val="-1"/>
           <w:sz w:val="22"/>
           <w:szCs w:val="22"/>
@@ -3148,7 +2992,7 @@
       </w:r>
       <w:r>
         <w:rPr>
-          <w:rFonts w:ascii="SimSun" w:eastAsia="SimSun" w:hAnsi="SimSun" w:cs="SimSun"/>
+          <w:rFonts w:ascii="宋体" w:hAnsi="宋体" w:eastAsia="宋体" w:cs="宋体"/>
           <w:spacing w:val="-1"/>
           <w:sz w:val="24"/>
           <w:szCs w:val="24"/>
@@ -3157,7 +3001,7 @@
       </w:r>
       <w:r>
         <w:rPr>
-          <w:rFonts w:ascii="SimSun" w:eastAsia="SimSun" w:hAnsi="SimSun" w:cs="SimSun"/>
+          <w:rFonts w:ascii="宋体" w:hAnsi="宋体" w:eastAsia="宋体" w:cs="宋体"/>
           <w:spacing w:val="-2"/>
           <w:sz w:val="24"/>
           <w:szCs w:val="24"/>
@@ -3166,7 +3010,7 @@
       </w:r>
       <w:r>
         <w:rPr>
-          <w:rFonts w:ascii="SimSun" w:eastAsia="SimSun" w:hAnsi="SimSun" w:cs="SimSun"/>
+          <w:rFonts w:ascii="宋体" w:hAnsi="宋体" w:eastAsia="宋体" w:cs="宋体"/>
           <w:spacing w:val="-10"/>
           <w:sz w:val="24"/>
           <w:szCs w:val="24"/>
@@ -3175,33 +3019,27 @@
       </w:r>
       <w:r>
         <w:rPr>
-          <w:rFonts w:ascii="SimSun" w:eastAsia="SimSun" w:hAnsi="SimSun" w:cs="SimSun"/>
+          <w:rFonts w:ascii="宋体" w:hAnsi="宋体" w:eastAsia="宋体" w:cs="宋体"/>
           <w:spacing w:val="-1"/>
           <w:sz w:val="24"/>
           <w:szCs w:val="24"/>
         </w:rPr>
         <w:t>案进行充分论证后提出建议，并出示专业意见，报开发部负责人审核。</w:t>
       </w:r>
-    </w:p>
-    <w:p>
-      <w:pPr>
-        <w:pStyle w:val="BodyText"/>
-        <w:spacing w:line="262" w:lineRule="auto"/>
-      </w:pPr>
     </w:p>
     <w:p>
       <w:pPr>
         <w:spacing w:before="79" w:line="292" w:lineRule="auto"/>
         <w:ind w:left="50" w:right="81" w:firstLine="483"/>
         <w:rPr>
-          <w:rFonts w:ascii="SimSun" w:eastAsia="SimSun" w:hAnsi="SimSun" w:cs="SimSun"/>
-          <w:sz w:val="24"/>
-          <w:szCs w:val="24"/>
-        </w:rPr>
-      </w:pPr>
-      <w:r>
-        <w:rPr>
-          <w:rFonts w:ascii="SimSun" w:eastAsia="SimSun" w:hAnsi="SimSun" w:cs="SimSun"/>
+          <w:rFonts w:ascii="宋体" w:hAnsi="宋体" w:eastAsia="宋体" w:cs="宋体"/>
+          <w:sz w:val="24"/>
+          <w:szCs w:val="24"/>
+        </w:rPr>
+      </w:pPr>
+      <w:r>
+        <w:rPr>
+          <w:rFonts w:ascii="宋体" w:hAnsi="宋体" w:eastAsia="宋体" w:cs="宋体"/>
           <w:spacing w:val="-3"/>
           <w:sz w:val="22"/>
           <w:szCs w:val="22"/>
@@ -3210,7 +3048,7 @@
       </w:r>
       <w:r>
         <w:rPr>
-          <w:rFonts w:ascii="SimSun" w:eastAsia="SimSun" w:hAnsi="SimSun" w:cs="SimSun"/>
+          <w:rFonts w:ascii="宋体" w:hAnsi="宋体" w:eastAsia="宋体" w:cs="宋体"/>
           <w:spacing w:val="-3"/>
           <w:sz w:val="24"/>
           <w:szCs w:val="24"/>
@@ -3219,33 +3057,27 @@
       </w:r>
       <w:r>
         <w:rPr>
-          <w:rFonts w:ascii="SimSun" w:eastAsia="SimSun" w:hAnsi="SimSun" w:cs="SimSun"/>
+          <w:rFonts w:ascii="宋体" w:hAnsi="宋体" w:eastAsia="宋体" w:cs="宋体"/>
           <w:spacing w:val="-2"/>
           <w:sz w:val="24"/>
           <w:szCs w:val="24"/>
         </w:rPr>
         <w:t>议审议决策并形成决议。</w:t>
       </w:r>
-    </w:p>
-    <w:p>
-      <w:pPr>
-        <w:pStyle w:val="BodyText"/>
-        <w:spacing w:line="264" w:lineRule="auto"/>
-      </w:pPr>
     </w:p>
     <w:p>
       <w:pPr>
         <w:spacing w:before="78" w:line="291" w:lineRule="auto"/>
         <w:ind w:left="50" w:right="83" w:firstLine="483"/>
         <w:rPr>
-          <w:rFonts w:ascii="SimSun" w:eastAsia="SimSun" w:hAnsi="SimSun" w:cs="SimSun"/>
-          <w:sz w:val="24"/>
-          <w:szCs w:val="24"/>
-        </w:rPr>
-      </w:pPr>
-      <w:r>
-        <w:rPr>
-          <w:rFonts w:ascii="SimSun" w:eastAsia="SimSun" w:hAnsi="SimSun" w:cs="SimSun"/>
+          <w:rFonts w:ascii="宋体" w:hAnsi="宋体" w:eastAsia="宋体" w:cs="宋体"/>
+          <w:sz w:val="24"/>
+          <w:szCs w:val="24"/>
+        </w:rPr>
+      </w:pPr>
+      <w:r>
+        <w:rPr>
+          <w:rFonts w:ascii="宋体" w:hAnsi="宋体" w:eastAsia="宋体" w:cs="宋体"/>
           <w:spacing w:val="-5"/>
           <w:sz w:val="22"/>
           <w:szCs w:val="22"/>
@@ -3254,7 +3086,7 @@
       </w:r>
       <w:r>
         <w:rPr>
-          <w:rFonts w:ascii="SimSun" w:eastAsia="SimSun" w:hAnsi="SimSun" w:cs="SimSun"/>
+          <w:rFonts w:ascii="宋体" w:hAnsi="宋体" w:eastAsia="宋体" w:cs="宋体"/>
           <w:spacing w:val="-5"/>
           <w:sz w:val="24"/>
           <w:szCs w:val="24"/>
@@ -3263,7 +3095,7 @@
       </w:r>
       <w:r>
         <w:rPr>
-          <w:rFonts w:ascii="SimSun" w:eastAsia="SimSun" w:hAnsi="SimSun" w:cs="SimSun"/>
+          <w:rFonts w:ascii="宋体" w:hAnsi="宋体" w:eastAsia="宋体" w:cs="宋体"/>
           <w:spacing w:val="-6"/>
           <w:sz w:val="24"/>
           <w:szCs w:val="24"/>
@@ -3272,7 +3104,7 @@
       </w:r>
       <w:r>
         <w:rPr>
-          <w:rFonts w:ascii="Calibri" w:eastAsia="Calibri" w:hAnsi="Calibri" w:cs="Calibri"/>
+          <w:rFonts w:ascii="Calibri" w:hAnsi="Calibri" w:eastAsia="Calibri" w:cs="Calibri"/>
           <w:spacing w:val="-6"/>
           <w:sz w:val="24"/>
           <w:szCs w:val="24"/>
@@ -3281,7 +3113,7 @@
       </w:r>
       <w:r>
         <w:rPr>
-          <w:rFonts w:ascii="Calibri" w:eastAsia="Calibri" w:hAnsi="Calibri" w:cs="Calibri"/>
+          <w:rFonts w:ascii="Calibri" w:hAnsi="Calibri" w:eastAsia="Calibri" w:cs="Calibri"/>
           <w:spacing w:val="22"/>
           <w:w w:val="101"/>
           <w:sz w:val="24"/>
@@ -3291,7 +3123,7 @@
       </w:r>
       <w:r>
         <w:rPr>
-          <w:rFonts w:ascii="SimSun" w:eastAsia="SimSun" w:hAnsi="SimSun" w:cs="SimSun"/>
+          <w:rFonts w:ascii="宋体" w:hAnsi="宋体" w:eastAsia="宋体" w:cs="宋体"/>
           <w:spacing w:val="-6"/>
           <w:sz w:val="24"/>
           <w:szCs w:val="24"/>
@@ -3300,19 +3132,13 @@
       </w:r>
       <w:r>
         <w:rPr>
-          <w:rFonts w:ascii="SimSun" w:eastAsia="SimSun" w:hAnsi="SimSun" w:cs="SimSun"/>
+          <w:rFonts w:ascii="宋体" w:hAnsi="宋体" w:eastAsia="宋体" w:cs="宋体"/>
           <w:spacing w:val="-1"/>
           <w:sz w:val="24"/>
           <w:szCs w:val="24"/>
         </w:rPr>
         <w:t>术研发项目方案，需报公司董事会进行审批，审批通过后方可实施。</w:t>
       </w:r>
-    </w:p>
-    <w:p>
-      <w:pPr>
-        <w:pStyle w:val="BodyText"/>
-        <w:spacing w:line="266" w:lineRule="auto"/>
-      </w:pPr>
     </w:p>
     <w:p>
       <w:pPr>
@@ -3320,14 +3146,14 @@
         <w:ind w:left="49" w:right="105" w:firstLine="482"/>
         <w:jc w:val="both"/>
         <w:rPr>
-          <w:rFonts w:ascii="SimSun" w:eastAsia="SimSun" w:hAnsi="SimSun" w:cs="SimSun"/>
-          <w:sz w:val="24"/>
-          <w:szCs w:val="24"/>
-        </w:rPr>
-      </w:pPr>
-      <w:r>
-        <w:rPr>
-          <w:rFonts w:ascii="Calibri" w:eastAsia="Calibri" w:hAnsi="Calibri" w:cs="Calibri"/>
+          <w:rFonts w:ascii="宋体" w:hAnsi="宋体" w:eastAsia="宋体" w:cs="宋体"/>
+          <w:sz w:val="24"/>
+          <w:szCs w:val="24"/>
+        </w:rPr>
+      </w:pPr>
+      <w:r>
+        <w:rPr>
+          <w:rFonts w:ascii="Calibri" w:hAnsi="Calibri" w:eastAsia="Calibri" w:cs="Calibri"/>
           <w:b/>
           <w:bCs/>
           <w:spacing w:val="-3"/>
@@ -3338,7 +3164,7 @@
       </w:r>
       <w:r>
         <w:rPr>
-          <w:rFonts w:ascii="SimSun" w:eastAsia="SimSun" w:hAnsi="SimSun" w:cs="SimSun"/>
+          <w:rFonts w:ascii="宋体" w:hAnsi="宋体" w:eastAsia="宋体" w:cs="宋体"/>
           <w:spacing w:val="-3"/>
           <w:sz w:val="24"/>
           <w:szCs w:val="24"/>
@@ -3347,7 +3173,7 @@
       </w:r>
       <w:r>
         <w:rPr>
-          <w:rFonts w:ascii="SimSun" w:eastAsia="SimSun" w:hAnsi="SimSun" w:cs="SimSun"/>
+          <w:rFonts w:ascii="宋体" w:hAnsi="宋体" w:eastAsia="宋体" w:cs="宋体"/>
           <w:spacing w:val="-4"/>
           <w:sz w:val="24"/>
           <w:szCs w:val="24"/>
@@ -3356,7 +3182,7 @@
       </w:r>
       <w:r>
         <w:rPr>
-          <w:rFonts w:ascii="SimSun" w:eastAsia="SimSun" w:hAnsi="SimSun" w:cs="SimSun"/>
+          <w:rFonts w:ascii="宋体" w:hAnsi="宋体" w:eastAsia="宋体" w:cs="宋体"/>
           <w:sz w:val="24"/>
           <w:szCs w:val="24"/>
         </w:rPr>
@@ -3364,7 +3190,7 @@
       </w:r>
       <w:r>
         <w:rPr>
-          <w:rFonts w:ascii="SimSun" w:eastAsia="SimSun" w:hAnsi="SimSun" w:cs="SimSun"/>
+          <w:rFonts w:ascii="宋体" w:hAnsi="宋体" w:eastAsia="宋体" w:cs="宋体"/>
           <w:spacing w:val="-1"/>
           <w:sz w:val="24"/>
           <w:szCs w:val="24"/>
@@ -3373,7 +3199,7 @@
       </w:r>
       <w:r>
         <w:rPr>
-          <w:rFonts w:ascii="SimSun" w:eastAsia="SimSun" w:hAnsi="SimSun" w:cs="SimSun"/>
+          <w:rFonts w:ascii="宋体" w:hAnsi="宋体" w:eastAsia="宋体" w:cs="宋体"/>
           <w:spacing w:val="-6"/>
           <w:sz w:val="24"/>
           <w:szCs w:val="24"/>
@@ -3387,7 +3213,7 @@
         <w:ind w:left="51"/>
         <w:outlineLvl w:val="0"/>
         <w:rPr>
-          <w:rFonts w:ascii="SimHei" w:eastAsia="SimHei" w:hAnsi="SimHei" w:cs="SimHei"/>
+          <w:rFonts w:ascii="黑体" w:hAnsi="黑体" w:eastAsia="黑体" w:cs="黑体"/>
           <w:sz w:val="31"/>
           <w:szCs w:val="31"/>
         </w:rPr>
@@ -3396,7 +3222,7 @@
       <w:bookmarkEnd w:id="2"/>
       <w:r>
         <w:rPr>
-          <w:rFonts w:ascii="SimHei" w:eastAsia="SimHei" w:hAnsi="SimHei" w:cs="SimHei"/>
+          <w:rFonts w:ascii="黑体" w:hAnsi="黑体" w:eastAsia="黑体" w:cs="黑体"/>
           <w:spacing w:val="6"/>
           <w:sz w:val="31"/>
           <w:szCs w:val="31"/>
@@ -3405,7 +3231,7 @@
       </w:r>
       <w:r>
         <w:rPr>
-          <w:rFonts w:ascii="SimHei" w:eastAsia="SimHei" w:hAnsi="SimHei" w:cs="SimHei"/>
+          <w:rFonts w:ascii="黑体" w:hAnsi="黑体" w:eastAsia="黑体" w:cs="黑体"/>
           <w:spacing w:val="-61"/>
           <w:sz w:val="31"/>
           <w:szCs w:val="31"/>
@@ -3414,7 +3240,7 @@
       </w:r>
       <w:r>
         <w:rPr>
-          <w:rFonts w:ascii="SimHei" w:eastAsia="SimHei" w:hAnsi="SimHei" w:cs="SimHei"/>
+          <w:rFonts w:ascii="黑体" w:hAnsi="黑体" w:eastAsia="黑体" w:cs="黑体"/>
           <w:spacing w:val="6"/>
           <w:sz w:val="31"/>
           <w:szCs w:val="31"/>
@@ -3423,7 +3249,7 @@
       </w:r>
       <w:r>
         <w:rPr>
-          <w:rFonts w:ascii="SimHei" w:eastAsia="SimHei" w:hAnsi="SimHei" w:cs="SimHei"/>
+          <w:rFonts w:ascii="黑体" w:hAnsi="黑体" w:eastAsia="黑体" w:cs="黑体"/>
           <w:spacing w:val="-61"/>
           <w:sz w:val="31"/>
           <w:szCs w:val="31"/>
@@ -3432,51 +3258,28 @@
       </w:r>
       <w:r>
         <w:rPr>
-          <w:rFonts w:ascii="SimHei" w:eastAsia="SimHei" w:hAnsi="SimHei" w:cs="SimHei"/>
+          <w:rFonts w:ascii="黑体" w:hAnsi="黑体" w:eastAsia="黑体" w:cs="黑体"/>
           <w:spacing w:val="6"/>
           <w:sz w:val="31"/>
           <w:szCs w:val="31"/>
         </w:rPr>
-        <w:t>章</w:t>
-      </w:r>
-      <w:r>
-        <w:rPr>
-          <w:rFonts w:ascii="SimHei" w:eastAsia="SimHei" w:hAnsi="SimHei" w:cs="SimHei"/>
-          <w:spacing w:val="6"/>
-          <w:sz w:val="31"/>
-          <w:szCs w:val="31"/>
-        </w:rPr>
-        <w:t xml:space="preserve">  </w:t>
-      </w:r>
-      <w:r>
-        <w:rPr>
-          <w:rFonts w:ascii="SimHei" w:eastAsia="SimHei" w:hAnsi="SimHei" w:cs="SimHei"/>
-          <w:spacing w:val="6"/>
-          <w:sz w:val="31"/>
-          <w:szCs w:val="31"/>
-        </w:rPr>
-        <w:t>技术研发的过程管理</w:t>
-      </w:r>
-    </w:p>
-    <w:p>
-      <w:pPr>
-        <w:pStyle w:val="BodyText"/>
-        <w:spacing w:line="318" w:lineRule="auto"/>
-      </w:pPr>
+        <w:t>章  技术研发的过程管理</w:t>
+      </w:r>
     </w:p>
     <w:p>
       <w:pPr>
         <w:spacing w:before="79" w:line="290" w:lineRule="auto"/>
         <w:ind w:left="69" w:right="282" w:firstLine="462"/>
         <w:rPr>
-          <w:rFonts w:ascii="SimSun" w:eastAsia="SimSun" w:hAnsi="SimSun" w:cs="SimSun"/>
-          <w:sz w:val="24"/>
-          <w:szCs w:val="24"/>
-        </w:rPr>
-      </w:pPr>
-      <w:r>
-        <w:rPr>
-          <w:rFonts w:ascii="Calibri" w:eastAsia="Calibri" w:hAnsi="Calibri" w:cs="Calibri"/>
+          <w:rFonts w:ascii="宋体" w:hAnsi="宋体" w:eastAsia="宋体" w:cs="宋体"/>
+          <w:spacing w:val="-2"/>
+          <w:sz w:val="24"/>
+          <w:szCs w:val="24"/>
+        </w:rPr>
+      </w:pPr>
+      <w:r>
+        <w:rPr>
+          <w:rFonts w:ascii="Calibri" w:hAnsi="Calibri" w:eastAsia="Calibri" w:cs="Calibri"/>
           <w:b/>
           <w:bCs/>
           <w:spacing w:val="-3"/>
@@ -3487,7 +3290,7 @@
       </w:r>
       <w:r>
         <w:rPr>
-          <w:rFonts w:ascii="SimSun" w:eastAsia="SimSun" w:hAnsi="SimSun" w:cs="SimSun"/>
+          <w:rFonts w:ascii="宋体" w:hAnsi="宋体" w:eastAsia="宋体" w:cs="宋体"/>
           <w:spacing w:val="-3"/>
           <w:sz w:val="24"/>
           <w:szCs w:val="24"/>
@@ -3496,7 +3299,7 @@
       </w:r>
       <w:r>
         <w:rPr>
-          <w:rFonts w:ascii="SimSun" w:eastAsia="SimSun" w:hAnsi="SimSun" w:cs="SimSun"/>
+          <w:rFonts w:ascii="宋体" w:hAnsi="宋体" w:eastAsia="宋体" w:cs="宋体"/>
           <w:spacing w:val="-4"/>
           <w:sz w:val="24"/>
           <w:szCs w:val="24"/>
@@ -3505,7 +3308,7 @@
       </w:r>
       <w:r>
         <w:rPr>
-          <w:rFonts w:ascii="SimSun" w:eastAsia="SimSun" w:hAnsi="SimSun" w:cs="SimSun"/>
+          <w:rFonts w:ascii="宋体" w:hAnsi="宋体" w:eastAsia="宋体" w:cs="宋体"/>
           <w:spacing w:val="-2"/>
           <w:sz w:val="24"/>
           <w:szCs w:val="24"/>
@@ -3515,23 +3318,17 @@
     </w:p>
     <w:p>
       <w:pPr>
-        <w:pStyle w:val="BodyText"/>
-        <w:spacing w:line="265" w:lineRule="auto"/>
-      </w:pPr>
-    </w:p>
-    <w:p>
-      <w:pPr>
-        <w:spacing w:before="79" w:line="219" w:lineRule="auto"/>
-        <w:ind w:left="531"/>
-        <w:rPr>
-          <w:rFonts w:ascii="SimSun" w:eastAsia="SimSun" w:hAnsi="SimSun" w:cs="SimSun"/>
-          <w:sz w:val="24"/>
-          <w:szCs w:val="24"/>
-        </w:rPr>
-      </w:pPr>
-      <w:r>
-        <w:rPr>
-          <w:rFonts w:ascii="Calibri" w:eastAsia="Calibri" w:hAnsi="Calibri" w:cs="Calibri"/>
+        <w:spacing w:before="79" w:line="290" w:lineRule="auto"/>
+        <w:ind w:left="69" w:right="282" w:firstLine="462"/>
+        <w:rPr>
+          <w:rFonts w:ascii="宋体" w:hAnsi="宋体" w:eastAsia="宋体" w:cs="宋体"/>
+          <w:sz w:val="24"/>
+          <w:szCs w:val="24"/>
+        </w:rPr>
+      </w:pPr>
+      <w:r>
+        <w:rPr>
+          <w:rFonts w:ascii="Calibri" w:hAnsi="Calibri" w:eastAsia="Calibri" w:cs="Calibri"/>
           <w:b/>
           <w:bCs/>
           <w:spacing w:val="-6"/>
@@ -3542,7 +3339,7 @@
       </w:r>
       <w:r>
         <w:rPr>
-          <w:rFonts w:ascii="Calibri" w:eastAsia="Calibri" w:hAnsi="Calibri" w:cs="Calibri"/>
+          <w:rFonts w:ascii="Calibri" w:hAnsi="Calibri" w:eastAsia="Calibri" w:cs="Calibri"/>
           <w:b/>
           <w:bCs/>
           <w:spacing w:val="46"/>
@@ -3553,7 +3350,7 @@
       </w:r>
       <w:r>
         <w:rPr>
-          <w:rFonts w:ascii="SimSun" w:eastAsia="SimSun" w:hAnsi="SimSun" w:cs="SimSun"/>
+          <w:rFonts w:ascii="宋体" w:hAnsi="宋体" w:eastAsia="宋体" w:cs="宋体"/>
           <w:spacing w:val="-6"/>
           <w:sz w:val="24"/>
           <w:szCs w:val="24"/>
@@ -3562,7 +3359,7 @@
       </w:r>
       <w:r>
         <w:rPr>
-          <w:rFonts w:ascii="SimSun" w:eastAsia="SimSun" w:hAnsi="SimSun" w:cs="SimSun"/>
+          <w:rFonts w:ascii="宋体" w:hAnsi="宋体" w:eastAsia="宋体" w:cs="宋体"/>
           <w:spacing w:val="-7"/>
           <w:sz w:val="24"/>
           <w:szCs w:val="24"/>
@@ -3571,7 +3368,7 @@
       </w:r>
       <w:r>
         <w:rPr>
-          <w:rFonts w:ascii="Calibri" w:eastAsia="Calibri" w:hAnsi="Calibri" w:cs="Calibri"/>
+          <w:rFonts w:ascii="Calibri" w:hAnsi="Calibri" w:eastAsia="Calibri" w:cs="Calibri"/>
           <w:spacing w:val="-7"/>
           <w:sz w:val="24"/>
           <w:szCs w:val="24"/>
@@ -3580,44 +3377,16 @@
       </w:r>
       <w:r>
         <w:rPr>
-          <w:rFonts w:ascii="SimSun" w:eastAsia="SimSun" w:hAnsi="SimSun" w:cs="SimSun"/>
+          <w:rFonts w:ascii="宋体" w:hAnsi="宋体" w:eastAsia="宋体" w:cs="宋体"/>
           <w:spacing w:val="-7"/>
           <w:sz w:val="24"/>
           <w:szCs w:val="24"/>
         </w:rPr>
         <w:t>增加预算申请</w:t>
       </w:r>
-    </w:p>
-    <w:p>
-      <w:pPr>
-        <w:spacing w:line="219" w:lineRule="auto"/>
-        <w:rPr>
-          <w:rFonts w:ascii="SimSun" w:eastAsia="SimSun" w:hAnsi="SimSun" w:cs="SimSun"/>
-          <w:sz w:val="24"/>
-          <w:szCs w:val="24"/>
-        </w:rPr>
-        <w:sectPr>
-          <w:headerReference w:type="default" r:id="rId11"/>
-          <w:footerReference w:type="default" r:id="rId12"/>
-          <w:pgSz w:w="11910" w:h="16840"/>
-          <w:pgMar w:top="1531" w:right="1772" w:bottom="995" w:left="1760" w:header="717" w:footer="761" w:gutter="0"/>
-          <w:cols w:space="720"/>
-        </w:sectPr>
-      </w:pPr>
-    </w:p>
-    <w:p>
-      <w:pPr>
-        <w:spacing w:before="110" w:line="366" w:lineRule="auto"/>
-        <w:ind w:left="51" w:right="76" w:firstLine="1"/>
-        <w:rPr>
-          <w:rFonts w:ascii="SimSun" w:eastAsia="SimSun" w:hAnsi="SimSun" w:cs="SimSun"/>
-          <w:sz w:val="24"/>
-          <w:szCs w:val="24"/>
-        </w:rPr>
-      </w:pPr>
-      <w:r>
-        <w:rPr>
-          <w:rFonts w:ascii="SimSun" w:eastAsia="SimSun" w:hAnsi="SimSun" w:cs="SimSun"/>
+      <w:r>
+        <w:rPr>
+          <w:rFonts w:ascii="宋体" w:hAnsi="宋体" w:eastAsia="宋体" w:cs="宋体"/>
           <w:spacing w:val="-1"/>
           <w:sz w:val="24"/>
           <w:szCs w:val="24"/>
@@ -3626,7 +3395,7 @@
       </w:r>
       <w:r>
         <w:rPr>
-          <w:rFonts w:ascii="Calibri" w:eastAsia="Calibri" w:hAnsi="Calibri" w:cs="Calibri"/>
+          <w:rFonts w:ascii="Calibri" w:hAnsi="Calibri" w:eastAsia="Calibri" w:cs="Calibri"/>
           <w:spacing w:val="-1"/>
           <w:sz w:val="24"/>
           <w:szCs w:val="24"/>
@@ -3635,7 +3404,7 @@
       </w:r>
       <w:r>
         <w:rPr>
-          <w:rFonts w:ascii="Calibri" w:eastAsia="Calibri" w:hAnsi="Calibri" w:cs="Calibri"/>
+          <w:rFonts w:ascii="Calibri" w:hAnsi="Calibri" w:eastAsia="Calibri" w:cs="Calibri"/>
           <w:spacing w:val="-25"/>
           <w:sz w:val="24"/>
           <w:szCs w:val="24"/>
@@ -3644,7 +3413,7 @@
       </w:r>
       <w:r>
         <w:rPr>
-          <w:rFonts w:ascii="SimSun" w:eastAsia="SimSun" w:hAnsi="SimSun" w:cs="SimSun"/>
+          <w:rFonts w:ascii="宋体" w:hAnsi="宋体" w:eastAsia="宋体" w:cs="宋体"/>
           <w:spacing w:val="-1"/>
           <w:sz w:val="24"/>
           <w:szCs w:val="24"/>
@@ -3653,7 +3422,7 @@
       </w:r>
       <w:r>
         <w:rPr>
-          <w:rFonts w:ascii="SimSun" w:eastAsia="SimSun" w:hAnsi="SimSun" w:cs="SimSun"/>
+          <w:rFonts w:ascii="宋体" w:hAnsi="宋体" w:eastAsia="宋体" w:cs="宋体"/>
           <w:spacing w:val="-2"/>
           <w:sz w:val="24"/>
           <w:szCs w:val="24"/>
@@ -3662,7 +3431,7 @@
       </w:r>
       <w:r>
         <w:rPr>
-          <w:rFonts w:ascii="SimSun" w:eastAsia="SimSun" w:hAnsi="SimSun" w:cs="SimSun"/>
+          <w:rFonts w:ascii="宋体" w:hAnsi="宋体" w:eastAsia="宋体" w:cs="宋体"/>
           <w:spacing w:val="-1"/>
           <w:sz w:val="24"/>
           <w:szCs w:val="24"/>
@@ -3675,14 +3444,14 @@
         <w:spacing w:before="150" w:line="291" w:lineRule="auto"/>
         <w:ind w:left="75" w:right="21" w:firstLine="455"/>
         <w:rPr>
-          <w:rFonts w:ascii="SimSun" w:eastAsia="SimSun" w:hAnsi="SimSun" w:cs="SimSun"/>
-          <w:sz w:val="24"/>
-          <w:szCs w:val="24"/>
-        </w:rPr>
-      </w:pPr>
-      <w:r>
-        <w:rPr>
-          <w:rFonts w:ascii="Calibri" w:eastAsia="Calibri" w:hAnsi="Calibri" w:cs="Calibri"/>
+          <w:rFonts w:ascii="宋体" w:hAnsi="宋体" w:eastAsia="宋体" w:cs="宋体"/>
+          <w:sz w:val="24"/>
+          <w:szCs w:val="24"/>
+        </w:rPr>
+      </w:pPr>
+      <w:r>
+        <w:rPr>
+          <w:rFonts w:ascii="Calibri" w:hAnsi="Calibri" w:eastAsia="Calibri" w:cs="Calibri"/>
           <w:b/>
           <w:bCs/>
           <w:spacing w:val="-2"/>
@@ -3693,7 +3462,7 @@
       </w:r>
       <w:r>
         <w:rPr>
-          <w:rFonts w:ascii="SimSun" w:eastAsia="SimSun" w:hAnsi="SimSun" w:cs="SimSun"/>
+          <w:rFonts w:ascii="宋体" w:hAnsi="宋体" w:eastAsia="宋体" w:cs="宋体"/>
           <w:spacing w:val="-2"/>
           <w:sz w:val="24"/>
           <w:szCs w:val="24"/>
@@ -3702,7 +3471,7 @@
       </w:r>
       <w:r>
         <w:rPr>
-          <w:rFonts w:ascii="SimSun" w:eastAsia="SimSun" w:hAnsi="SimSun" w:cs="SimSun"/>
+          <w:rFonts w:ascii="宋体" w:hAnsi="宋体" w:eastAsia="宋体" w:cs="宋体"/>
           <w:spacing w:val="-3"/>
           <w:sz w:val="24"/>
           <w:szCs w:val="24"/>
@@ -3711,33 +3480,27 @@
       </w:r>
       <w:r>
         <w:rPr>
-          <w:rFonts w:ascii="SimSun" w:eastAsia="SimSun" w:hAnsi="SimSun" w:cs="SimSun"/>
+          <w:rFonts w:ascii="宋体" w:hAnsi="宋体" w:eastAsia="宋体" w:cs="宋体"/>
           <w:spacing w:val="-4"/>
           <w:sz w:val="24"/>
           <w:szCs w:val="24"/>
         </w:rPr>
         <w:t>问题，协调各方面的关系。</w:t>
       </w:r>
-    </w:p>
-    <w:p>
-      <w:pPr>
-        <w:pStyle w:val="BodyText"/>
-        <w:spacing w:line="264" w:lineRule="auto"/>
-      </w:pPr>
     </w:p>
     <w:p>
       <w:pPr>
         <w:spacing w:before="78" w:line="315" w:lineRule="auto"/>
         <w:ind w:left="50" w:right="16" w:firstLine="481"/>
         <w:rPr>
-          <w:rFonts w:ascii="SimSun" w:eastAsia="SimSun" w:hAnsi="SimSun" w:cs="SimSun"/>
-          <w:sz w:val="24"/>
-          <w:szCs w:val="24"/>
-        </w:rPr>
-      </w:pPr>
-      <w:r>
-        <w:rPr>
-          <w:rFonts w:ascii="Calibri" w:eastAsia="Calibri" w:hAnsi="Calibri" w:cs="Calibri"/>
+          <w:rFonts w:ascii="宋体" w:hAnsi="宋体" w:eastAsia="宋体" w:cs="宋体"/>
+          <w:sz w:val="24"/>
+          <w:szCs w:val="24"/>
+        </w:rPr>
+      </w:pPr>
+      <w:r>
+        <w:rPr>
+          <w:rFonts w:ascii="Calibri" w:hAnsi="Calibri" w:eastAsia="Calibri" w:cs="Calibri"/>
           <w:b/>
           <w:bCs/>
           <w:spacing w:val="-2"/>
@@ -3748,7 +3511,7 @@
       </w:r>
       <w:r>
         <w:rPr>
-          <w:rFonts w:ascii="SimSun" w:eastAsia="SimSun" w:hAnsi="SimSun" w:cs="SimSun"/>
+          <w:rFonts w:ascii="宋体" w:hAnsi="宋体" w:eastAsia="宋体" w:cs="宋体"/>
           <w:spacing w:val="-2"/>
           <w:sz w:val="24"/>
           <w:szCs w:val="24"/>
@@ -3757,37 +3520,22 @@
       </w:r>
       <w:r>
         <w:rPr>
-          <w:rFonts w:ascii="SimSun" w:eastAsia="SimSun" w:hAnsi="SimSun" w:cs="SimSun"/>
+          <w:rFonts w:ascii="宋体" w:hAnsi="宋体" w:eastAsia="宋体" w:cs="宋体"/>
           <w:spacing w:val="-3"/>
           <w:sz w:val="24"/>
           <w:szCs w:val="24"/>
         </w:rPr>
-        <w:t>不定期地对技术研发项目进行专</w:t>
-      </w:r>
-      <w:r>
-        <w:rPr>
-          <w:rFonts w:ascii="SimSun" w:eastAsia="SimSun" w:hAnsi="SimSun" w:cs="SimSun"/>
-          <w:spacing w:val="-3"/>
-          <w:sz w:val="24"/>
-          <w:szCs w:val="24"/>
-        </w:rPr>
-        <w:t>项检查和审计，对违反研发方案的相关内容，提出处理意见或建议，并报公司总</w:t>
-      </w:r>
-      <w:r>
-        <w:rPr>
-          <w:rFonts w:ascii="SimSun" w:eastAsia="SimSun" w:hAnsi="SimSun" w:cs="SimSun"/>
+        <w:t>不定期地对技术研发项目进行专项检查和审计，对违反研发方案的相关内容，提出处理意见或建议，并报公司总</w:t>
+      </w:r>
+      <w:r>
+        <w:rPr>
+          <w:rFonts w:ascii="宋体" w:hAnsi="宋体" w:eastAsia="宋体" w:cs="宋体"/>
           <w:spacing w:val="-1"/>
           <w:sz w:val="24"/>
           <w:szCs w:val="24"/>
         </w:rPr>
         <w:t>经理办公会议批准后执行。</w:t>
       </w:r>
-    </w:p>
-    <w:p>
-      <w:pPr>
-        <w:pStyle w:val="BodyText"/>
-        <w:spacing w:line="349" w:lineRule="auto"/>
-      </w:pPr>
     </w:p>
     <w:p>
       <w:pPr>
@@ -3795,7 +3543,7 @@
         <w:ind w:left="51"/>
         <w:outlineLvl w:val="0"/>
         <w:rPr>
-          <w:rFonts w:ascii="SimHei" w:eastAsia="SimHei" w:hAnsi="SimHei" w:cs="SimHei"/>
+          <w:rFonts w:ascii="黑体" w:hAnsi="黑体" w:eastAsia="黑体" w:cs="黑体"/>
           <w:sz w:val="31"/>
           <w:szCs w:val="31"/>
         </w:rPr>
@@ -3804,7 +3552,7 @@
       <w:bookmarkEnd w:id="3"/>
       <w:r>
         <w:rPr>
-          <w:rFonts w:ascii="SimHei" w:eastAsia="SimHei" w:hAnsi="SimHei" w:cs="SimHei"/>
+          <w:rFonts w:ascii="黑体" w:hAnsi="黑体" w:eastAsia="黑体" w:cs="黑体"/>
           <w:spacing w:val="7"/>
           <w:sz w:val="31"/>
           <w:szCs w:val="31"/>
@@ -3813,7 +3561,7 @@
       </w:r>
       <w:r>
         <w:rPr>
-          <w:rFonts w:ascii="SimHei" w:eastAsia="SimHei" w:hAnsi="SimHei" w:cs="SimHei"/>
+          <w:rFonts w:ascii="黑体" w:hAnsi="黑体" w:eastAsia="黑体" w:cs="黑体"/>
           <w:spacing w:val="-70"/>
           <w:sz w:val="31"/>
           <w:szCs w:val="31"/>
@@ -3822,7 +3570,7 @@
       </w:r>
       <w:r>
         <w:rPr>
-          <w:rFonts w:ascii="SimHei" w:eastAsia="SimHei" w:hAnsi="SimHei" w:cs="SimHei"/>
+          <w:rFonts w:ascii="黑体" w:hAnsi="黑体" w:eastAsia="黑体" w:cs="黑体"/>
           <w:spacing w:val="7"/>
           <w:sz w:val="31"/>
           <w:szCs w:val="31"/>
@@ -3831,7 +3579,7 @@
       </w:r>
       <w:r>
         <w:rPr>
-          <w:rFonts w:ascii="SimHei" w:eastAsia="SimHei" w:hAnsi="SimHei" w:cs="SimHei"/>
+          <w:rFonts w:ascii="黑体" w:hAnsi="黑体" w:eastAsia="黑体" w:cs="黑体"/>
           <w:spacing w:val="-61"/>
           <w:sz w:val="31"/>
           <w:szCs w:val="31"/>
@@ -3840,51 +3588,27 @@
       </w:r>
       <w:r>
         <w:rPr>
-          <w:rFonts w:ascii="SimHei" w:eastAsia="SimHei" w:hAnsi="SimHei" w:cs="SimHei"/>
+          <w:rFonts w:ascii="黑体" w:hAnsi="黑体" w:eastAsia="黑体" w:cs="黑体"/>
           <w:spacing w:val="7"/>
           <w:sz w:val="31"/>
           <w:szCs w:val="31"/>
         </w:rPr>
-        <w:t>章</w:t>
-      </w:r>
-      <w:r>
-        <w:rPr>
-          <w:rFonts w:ascii="SimHei" w:eastAsia="SimHei" w:hAnsi="SimHei" w:cs="SimHei"/>
-          <w:spacing w:val="7"/>
-          <w:sz w:val="31"/>
-          <w:szCs w:val="31"/>
-        </w:rPr>
-        <w:t xml:space="preserve">  </w:t>
-      </w:r>
-      <w:r>
-        <w:rPr>
-          <w:rFonts w:ascii="SimHei" w:eastAsia="SimHei" w:hAnsi="SimHei" w:cs="SimHei"/>
-          <w:spacing w:val="7"/>
-          <w:sz w:val="31"/>
-          <w:szCs w:val="31"/>
-        </w:rPr>
-        <w:t>技术研发成果评价与管理</w:t>
-      </w:r>
-    </w:p>
-    <w:p>
-      <w:pPr>
-        <w:pStyle w:val="BodyText"/>
-        <w:spacing w:line="317" w:lineRule="auto"/>
-      </w:pPr>
+        <w:t>章  技术研发成果评价与管理</w:t>
+      </w:r>
     </w:p>
     <w:p>
       <w:pPr>
         <w:spacing w:before="78" w:line="291" w:lineRule="auto"/>
         <w:ind w:left="54" w:right="21" w:firstLine="471"/>
         <w:rPr>
-          <w:rFonts w:ascii="SimSun" w:eastAsia="SimSun" w:hAnsi="SimSun" w:cs="SimSun"/>
-          <w:sz w:val="24"/>
-          <w:szCs w:val="24"/>
-        </w:rPr>
-      </w:pPr>
-      <w:r>
-        <w:rPr>
-          <w:rFonts w:ascii="Calibri" w:eastAsia="Calibri" w:hAnsi="Calibri" w:cs="Calibri"/>
+          <w:rFonts w:ascii="宋体" w:hAnsi="宋体" w:eastAsia="宋体" w:cs="宋体"/>
+          <w:sz w:val="24"/>
+          <w:szCs w:val="24"/>
+        </w:rPr>
+      </w:pPr>
+      <w:r>
+        <w:rPr>
+          <w:rFonts w:ascii="Calibri" w:hAnsi="Calibri" w:eastAsia="Calibri" w:cs="Calibri"/>
           <w:b/>
           <w:bCs/>
           <w:spacing w:val="-4"/>
@@ -3895,42 +3619,27 @@
       </w:r>
       <w:r>
         <w:rPr>
-          <w:rFonts w:ascii="SimSun" w:eastAsia="SimSun" w:hAnsi="SimSun" w:cs="SimSun"/>
+          <w:rFonts w:ascii="宋体" w:hAnsi="宋体" w:eastAsia="宋体" w:cs="宋体"/>
           <w:spacing w:val="-4"/>
           <w:sz w:val="24"/>
           <w:szCs w:val="24"/>
         </w:rPr>
-        <w:t>公司决策机构负责对技术研发项目成果进行评价，并将评价结果上报分</w:t>
-      </w:r>
-      <w:r>
-        <w:rPr>
-          <w:rFonts w:ascii="SimSun" w:eastAsia="SimSun" w:hAnsi="SimSun" w:cs="SimSun"/>
-          <w:spacing w:val="-4"/>
-          <w:sz w:val="24"/>
-          <w:szCs w:val="24"/>
-        </w:rPr>
-        <w:t>管副总。</w:t>
-      </w:r>
-    </w:p>
-    <w:p>
-      <w:pPr>
-        <w:pStyle w:val="BodyText"/>
-        <w:spacing w:line="263" w:lineRule="auto"/>
-      </w:pPr>
+        <w:t>公司决策机构负责对技术研发项目成果进行评价，并将评价结果上报分管副总。</w:t>
+      </w:r>
     </w:p>
     <w:p>
       <w:pPr>
         <w:spacing w:before="78" w:line="219" w:lineRule="auto"/>
         <w:ind w:left="525"/>
         <w:rPr>
-          <w:rFonts w:ascii="SimSun" w:eastAsia="SimSun" w:hAnsi="SimSun" w:cs="SimSun"/>
-          <w:sz w:val="24"/>
-          <w:szCs w:val="24"/>
-        </w:rPr>
-      </w:pPr>
-      <w:r>
-        <w:rPr>
-          <w:rFonts w:ascii="Calibri" w:eastAsia="Calibri" w:hAnsi="Calibri" w:cs="Calibri"/>
+          <w:rFonts w:ascii="宋体" w:hAnsi="宋体" w:eastAsia="宋体" w:cs="宋体"/>
+          <w:sz w:val="24"/>
+          <w:szCs w:val="24"/>
+        </w:rPr>
+      </w:pPr>
+      <w:r>
+        <w:rPr>
+          <w:rFonts w:ascii="Calibri" w:hAnsi="Calibri" w:eastAsia="Calibri" w:cs="Calibri"/>
           <w:b/>
           <w:bCs/>
           <w:spacing w:val="-4"/>
@@ -3941,33 +3650,27 @@
       </w:r>
       <w:r>
         <w:rPr>
-          <w:rFonts w:ascii="SimSun" w:eastAsia="SimSun" w:hAnsi="SimSun" w:cs="SimSun"/>
+          <w:rFonts w:ascii="宋体" w:hAnsi="宋体" w:eastAsia="宋体" w:cs="宋体"/>
           <w:spacing w:val="-4"/>
           <w:sz w:val="24"/>
           <w:szCs w:val="24"/>
         </w:rPr>
         <w:t>重大的技术研发项目成果，可聘请外部权威机构进行鉴定。</w:t>
       </w:r>
-    </w:p>
-    <w:p>
-      <w:pPr>
-        <w:pStyle w:val="BodyText"/>
-        <w:spacing w:line="268" w:lineRule="auto"/>
-      </w:pPr>
     </w:p>
     <w:p>
       <w:pPr>
         <w:spacing w:before="78" w:line="291" w:lineRule="auto"/>
         <w:ind w:left="49" w:right="21" w:firstLine="476"/>
         <w:rPr>
-          <w:rFonts w:ascii="SimSun" w:eastAsia="SimSun" w:hAnsi="SimSun" w:cs="SimSun"/>
-          <w:sz w:val="24"/>
-          <w:szCs w:val="24"/>
-        </w:rPr>
-      </w:pPr>
-      <w:r>
-        <w:rPr>
-          <w:rFonts w:ascii="Calibri" w:eastAsia="Calibri" w:hAnsi="Calibri" w:cs="Calibri"/>
+          <w:rFonts w:ascii="宋体" w:hAnsi="宋体" w:eastAsia="宋体" w:cs="宋体"/>
+          <w:sz w:val="24"/>
+          <w:szCs w:val="24"/>
+        </w:rPr>
+      </w:pPr>
+      <w:r>
+        <w:rPr>
+          <w:rFonts w:ascii="Calibri" w:hAnsi="Calibri" w:eastAsia="Calibri" w:cs="Calibri"/>
           <w:b/>
           <w:bCs/>
           <w:spacing w:val="-4"/>
@@ -3978,7 +3681,7 @@
       </w:r>
       <w:r>
         <w:rPr>
-          <w:rFonts w:ascii="SimSun" w:eastAsia="SimSun" w:hAnsi="SimSun" w:cs="SimSun"/>
+          <w:rFonts w:ascii="宋体" w:hAnsi="宋体" w:eastAsia="宋体" w:cs="宋体"/>
           <w:spacing w:val="-4"/>
           <w:sz w:val="24"/>
           <w:szCs w:val="24"/>
@@ -3987,7 +3690,7 @@
       </w:r>
       <w:r>
         <w:rPr>
-          <w:rFonts w:ascii="SimSun" w:eastAsia="SimSun" w:hAnsi="SimSun" w:cs="SimSun"/>
+          <w:rFonts w:ascii="宋体" w:hAnsi="宋体" w:eastAsia="宋体" w:cs="宋体"/>
           <w:spacing w:val="-1"/>
           <w:sz w:val="24"/>
           <w:szCs w:val="24"/>
@@ -3996,30 +3699,56 @@
       </w:r>
     </w:p>
     <w:sectPr>
-      <w:footerReference w:type="default" r:id="rId13"/>
+      <w:headerReference r:id="rId11" w:type="default"/>
+      <w:footerReference r:id="rId12" w:type="default"/>
       <w:pgSz w:w="11910" w:h="16840"/>
       <w:pgMar w:top="1531" w:right="1772" w:bottom="995" w:left="1760" w:header="717" w:footer="761" w:gutter="0"/>
-      <w:cols w:space="720"/>
+      <w:cols w:space="720" w:num="1"/>
     </w:sectPr>
   </w:body>
 </w:document>
 </file>
 
+<file path=word/endnotes.xml><?xml version="1.0" encoding="utf-8"?>
+<w:endnotes xmlns:wpc="http://schemas.microsoft.com/office/word/2010/wordprocessingCanvas" xmlns:mc="http://schemas.openxmlformats.org/markup-compatibility/2006" xmlns:o="urn:schemas-microsoft-com:office:office" xmlns:r="http://schemas.openxmlformats.org/officeDocument/2006/relationships" xmlns:m="http://schemas.openxmlformats.org/officeDocument/2006/math" xmlns:v="urn:schemas-microsoft-com:vml" xmlns:wp14="http://schemas.microsoft.com/office/word/2010/wordprocessingDrawing" xmlns:wp="http://schemas.openxmlformats.org/drawingml/2006/wordprocessingDrawing" xmlns:w="http://schemas.openxmlformats.org/wordprocessingml/2006/main" xmlns:w14="http://schemas.microsoft.com/office/word/2010/wordml" xmlns:w15="http://schemas.microsoft.com/office/word/2012/wordml" xmlns:w10="urn:schemas-microsoft-com:office:word" xmlns:wpg="http://schemas.microsoft.com/office/word/2010/wordprocessingGroup" xmlns:wpi="http://schemas.microsoft.com/office/word/2010/wordprocessingInk" xmlns:wne="http://schemas.microsoft.com/office/word/2006/wordml" xmlns:wps="http://schemas.microsoft.com/office/word/2010/wordprocessingShape" xmlns:wpsCustomData="http://www.wps.cn/officeDocument/2013/wpsCustomData" mc:Ignorable="w14 w15 wp14">
+  <w:endnote w:type="separator" w:id="0">
+    <w:p>
+      <w:pPr>
+        <w:spacing w:line="240" w:lineRule="auto"/>
+      </w:pPr>
+      <w:r>
+        <w:separator/>
+      </w:r>
+    </w:p>
+  </w:endnote>
+  <w:endnote w:type="continuationSeparator" w:id="1">
+    <w:p>
+      <w:pPr>
+        <w:spacing w:line="240" w:lineRule="auto"/>
+      </w:pPr>
+      <w:r>
+        <w:continuationSeparator/>
+      </w:r>
+    </w:p>
+  </w:endnote>
+</w:endnotes>
+</file>
+
 <file path=word/footer1.xml><?xml version="1.0" encoding="utf-8"?>
-<w:ftr xmlns:wpc="http://schemas.microsoft.com/office/word/2010/wordprocessingCanvas" xmlns:mc="http://schemas.openxmlformats.org/markup-compatibility/2006" xmlns:o="urn:schemas-microsoft-com:office:office" xmlns:r="http://schemas.openxmlformats.org/officeDocument/2006/relationships" xmlns:m="http://schemas.openxmlformats.org/officeDocument/2006/math" xmlns:v="urn:schemas-microsoft-com:vml" xmlns:wp14="http://schemas.microsoft.com/office/word/2010/wordprocessingDrawing" xmlns:wp="http://schemas.openxmlformats.org/drawingml/2006/wordprocessingDrawing" xmlns:w10="urn:schemas-microsoft-com:office:word" xmlns:w="http://schemas.openxmlformats.org/wordprocessingml/2006/main" xmlns:w14="http://schemas.microsoft.com/office/word/2010/wordml" xmlns:w15="http://schemas.microsoft.com/office/word/2012/wordml" xmlns:wne="http://schemas.microsoft.com/office/word/2006/wordml" xmlns:wpg="http://schemas.microsoft.com/office/word/2010/wordprocessingGroup" xmlns:wpi="http://schemas.microsoft.com/office/word/2010/wordprocessingInk" xmlns:wps="http://schemas.microsoft.com/office/word/2010/wordprocessingShape" mc:Ignorable="w14 w15 wp14">
+<w:ftr xmlns:wpc="http://schemas.microsoft.com/office/word/2010/wordprocessingCanvas" xmlns:mc="http://schemas.openxmlformats.org/markup-compatibility/2006" xmlns:o="urn:schemas-microsoft-com:office:office" xmlns:r="http://schemas.openxmlformats.org/officeDocument/2006/relationships" xmlns:m="http://schemas.openxmlformats.org/officeDocument/2006/math" xmlns:v="urn:schemas-microsoft-com:vml" xmlns:wp14="http://schemas.microsoft.com/office/word/2010/wordprocessingDrawing" xmlns:wp="http://schemas.openxmlformats.org/drawingml/2006/wordprocessingDrawing" xmlns:w10="urn:schemas-microsoft-com:office:word" xmlns:w="http://schemas.openxmlformats.org/wordprocessingml/2006/main" xmlns:w14="http://schemas.microsoft.com/office/word/2010/wordml" xmlns:w15="http://schemas.microsoft.com/office/word/2012/wordml" xmlns:wpg="http://schemas.microsoft.com/office/word/2010/wordprocessingGroup" xmlns:wpi="http://schemas.microsoft.com/office/word/2010/wordprocessingInk" xmlns:wne="http://schemas.microsoft.com/office/word/2006/wordml" xmlns:wps="http://schemas.microsoft.com/office/word/2010/wordprocessingShape" xmlns:wpsCustomData="http://www.wps.cn/officeDocument/2013/wpsCustomData" mc:Ignorable="w14 w15 wp14">
   <w:p>
     <w:pPr>
       <w:spacing w:line="230" w:lineRule="auto"/>
       <w:ind w:left="4190"/>
       <w:rPr>
-        <w:rFonts w:ascii="SimSun" w:eastAsia="SimSun" w:hAnsi="SimSun" w:cs="SimSun"/>
+        <w:rFonts w:ascii="宋体" w:hAnsi="宋体" w:eastAsia="宋体" w:cs="宋体"/>
         <w:sz w:val="18"/>
         <w:szCs w:val="18"/>
       </w:rPr>
     </w:pPr>
     <w:r>
       <w:rPr>
-        <w:rFonts w:ascii="SimSun" w:eastAsia="SimSun" w:hAnsi="SimSun" w:cs="SimSun"/>
+        <w:rFonts w:ascii="宋体" w:hAnsi="宋体" w:eastAsia="宋体" w:cs="宋体"/>
         <w:sz w:val="18"/>
         <w:szCs w:val="18"/>
       </w:rPr>
@@ -4030,20 +3759,20 @@
 </file>
 
 <file path=word/footer2.xml><?xml version="1.0" encoding="utf-8"?>
-<w:ftr xmlns:wpc="http://schemas.microsoft.com/office/word/2010/wordprocessingCanvas" xmlns:mc="http://schemas.openxmlformats.org/markup-compatibility/2006" xmlns:o="urn:schemas-microsoft-com:office:office" xmlns:r="http://schemas.openxmlformats.org/officeDocument/2006/relationships" xmlns:m="http://schemas.openxmlformats.org/officeDocument/2006/math" xmlns:v="urn:schemas-microsoft-com:vml" xmlns:wp14="http://schemas.microsoft.com/office/word/2010/wordprocessingDrawing" xmlns:wp="http://schemas.openxmlformats.org/drawingml/2006/wordprocessingDrawing" xmlns:w10="urn:schemas-microsoft-com:office:word" xmlns:w="http://schemas.openxmlformats.org/wordprocessingml/2006/main" xmlns:w14="http://schemas.microsoft.com/office/word/2010/wordml" xmlns:w15="http://schemas.microsoft.com/office/word/2012/wordml" xmlns:wne="http://schemas.microsoft.com/office/word/2006/wordml" xmlns:wpg="http://schemas.microsoft.com/office/word/2010/wordprocessingGroup" xmlns:wpi="http://schemas.microsoft.com/office/word/2010/wordprocessingInk" xmlns:wps="http://schemas.microsoft.com/office/word/2010/wordprocessingShape" mc:Ignorable="w14 w15 wp14">
+<w:ftr xmlns:wpc="http://schemas.microsoft.com/office/word/2010/wordprocessingCanvas" xmlns:mc="http://schemas.openxmlformats.org/markup-compatibility/2006" xmlns:o="urn:schemas-microsoft-com:office:office" xmlns:r="http://schemas.openxmlformats.org/officeDocument/2006/relationships" xmlns:m="http://schemas.openxmlformats.org/officeDocument/2006/math" xmlns:v="urn:schemas-microsoft-com:vml" xmlns:wp14="http://schemas.microsoft.com/office/word/2010/wordprocessingDrawing" xmlns:wp="http://schemas.openxmlformats.org/drawingml/2006/wordprocessingDrawing" xmlns:w10="urn:schemas-microsoft-com:office:word" xmlns:w="http://schemas.openxmlformats.org/wordprocessingml/2006/main" xmlns:w14="http://schemas.microsoft.com/office/word/2010/wordml" xmlns:w15="http://schemas.microsoft.com/office/word/2012/wordml" xmlns:wpg="http://schemas.microsoft.com/office/word/2010/wordprocessingGroup" xmlns:wpi="http://schemas.microsoft.com/office/word/2010/wordprocessingInk" xmlns:wne="http://schemas.microsoft.com/office/word/2006/wordml" xmlns:wps="http://schemas.microsoft.com/office/word/2010/wordprocessingShape" xmlns:wpsCustomData="http://www.wps.cn/officeDocument/2013/wpsCustomData" mc:Ignorable="w14 w15 wp14">
   <w:p>
     <w:pPr>
       <w:spacing w:line="230" w:lineRule="auto"/>
       <w:ind w:left="4178"/>
       <w:rPr>
-        <w:rFonts w:ascii="SimSun" w:eastAsia="SimSun" w:hAnsi="SimSun" w:cs="SimSun"/>
+        <w:rFonts w:ascii="宋体" w:hAnsi="宋体" w:eastAsia="宋体" w:cs="宋体"/>
         <w:sz w:val="18"/>
         <w:szCs w:val="18"/>
       </w:rPr>
     </w:pPr>
     <w:r>
       <w:rPr>
-        <w:rFonts w:ascii="SimSun" w:eastAsia="SimSun" w:hAnsi="SimSun" w:cs="SimSun"/>
+        <w:rFonts w:ascii="宋体" w:hAnsi="宋体" w:eastAsia="宋体" w:cs="宋体"/>
         <w:sz w:val="18"/>
         <w:szCs w:val="18"/>
       </w:rPr>
@@ -4054,20 +3783,20 @@
 </file>
 
 <file path=word/footer3.xml><?xml version="1.0" encoding="utf-8"?>
-<w:ftr xmlns:wpc="http://schemas.microsoft.com/office/word/2010/wordprocessingCanvas" xmlns:mc="http://schemas.openxmlformats.org/markup-compatibility/2006" xmlns:o="urn:schemas-microsoft-com:office:office" xmlns:r="http://schemas.openxmlformats.org/officeDocument/2006/relationships" xmlns:m="http://schemas.openxmlformats.org/officeDocument/2006/math" xmlns:v="urn:schemas-microsoft-com:vml" xmlns:wp14="http://schemas.microsoft.com/office/word/2010/wordprocessingDrawing" xmlns:wp="http://schemas.openxmlformats.org/drawingml/2006/wordprocessingDrawing" xmlns:w10="urn:schemas-microsoft-com:office:word" xmlns:w="http://schemas.openxmlformats.org/wordprocessingml/2006/main" xmlns:w14="http://schemas.microsoft.com/office/word/2010/wordml" xmlns:w15="http://schemas.microsoft.com/office/word/2012/wordml" xmlns:wne="http://schemas.microsoft.com/office/word/2006/wordml" xmlns:wpg="http://schemas.microsoft.com/office/word/2010/wordprocessingGroup" xmlns:wpi="http://schemas.microsoft.com/office/word/2010/wordprocessingInk" xmlns:wps="http://schemas.microsoft.com/office/word/2010/wordprocessingShape" mc:Ignorable="w14 w15 wp14">
+<w:ftr xmlns:wpc="http://schemas.microsoft.com/office/word/2010/wordprocessingCanvas" xmlns:mc="http://schemas.openxmlformats.org/markup-compatibility/2006" xmlns:o="urn:schemas-microsoft-com:office:office" xmlns:r="http://schemas.openxmlformats.org/officeDocument/2006/relationships" xmlns:m="http://schemas.openxmlformats.org/officeDocument/2006/math" xmlns:v="urn:schemas-microsoft-com:vml" xmlns:wp14="http://schemas.microsoft.com/office/word/2010/wordprocessingDrawing" xmlns:wp="http://schemas.openxmlformats.org/drawingml/2006/wordprocessingDrawing" xmlns:w10="urn:schemas-microsoft-com:office:word" xmlns:w="http://schemas.openxmlformats.org/wordprocessingml/2006/main" xmlns:w14="http://schemas.microsoft.com/office/word/2010/wordml" xmlns:w15="http://schemas.microsoft.com/office/word/2012/wordml" xmlns:wpg="http://schemas.microsoft.com/office/word/2010/wordprocessingGroup" xmlns:wpi="http://schemas.microsoft.com/office/word/2010/wordprocessingInk" xmlns:wne="http://schemas.microsoft.com/office/word/2006/wordml" xmlns:wps="http://schemas.microsoft.com/office/word/2010/wordprocessingShape" xmlns:wpsCustomData="http://www.wps.cn/officeDocument/2013/wpsCustomData" mc:Ignorable="w14 w15 wp14">
   <w:p>
     <w:pPr>
       <w:spacing w:line="229" w:lineRule="auto"/>
       <w:ind w:left="4180"/>
       <w:rPr>
-        <w:rFonts w:ascii="SimSun" w:eastAsia="SimSun" w:hAnsi="SimSun" w:cs="SimSun"/>
+        <w:rFonts w:ascii="宋体" w:hAnsi="宋体" w:eastAsia="宋体" w:cs="宋体"/>
         <w:sz w:val="18"/>
         <w:szCs w:val="18"/>
       </w:rPr>
     </w:pPr>
     <w:r>
       <w:rPr>
-        <w:rFonts w:ascii="SimSun" w:eastAsia="SimSun" w:hAnsi="SimSun" w:cs="SimSun"/>
+        <w:rFonts w:ascii="宋体" w:hAnsi="宋体" w:eastAsia="宋体" w:cs="宋体"/>
         <w:sz w:val="18"/>
         <w:szCs w:val="18"/>
       </w:rPr>
@@ -4078,68 +3807,20 @@
 </file>
 
 <file path=word/footer4.xml><?xml version="1.0" encoding="utf-8"?>
-<w:ftr xmlns:wpc="http://schemas.microsoft.com/office/word/2010/wordprocessingCanvas" xmlns:mc="http://schemas.openxmlformats.org/markup-compatibility/2006" xmlns:o="urn:schemas-microsoft-com:office:office" xmlns:r="http://schemas.openxmlformats.org/officeDocument/2006/relationships" xmlns:m="http://schemas.openxmlformats.org/officeDocument/2006/math" xmlns:v="urn:schemas-microsoft-com:vml" xmlns:wp14="http://schemas.microsoft.com/office/word/2010/wordprocessingDrawing" xmlns:wp="http://schemas.openxmlformats.org/drawingml/2006/wordprocessingDrawing" xmlns:w10="urn:schemas-microsoft-com:office:word" xmlns:w="http://schemas.openxmlformats.org/wordprocessingml/2006/main" xmlns:w14="http://schemas.microsoft.com/office/word/2010/wordml" xmlns:w15="http://schemas.microsoft.com/office/word/2012/wordml" xmlns:wne="http://schemas.microsoft.com/office/word/2006/wordml" xmlns:wpg="http://schemas.microsoft.com/office/word/2010/wordprocessingGroup" xmlns:wpi="http://schemas.microsoft.com/office/word/2010/wordprocessingInk" xmlns:wps="http://schemas.microsoft.com/office/word/2010/wordprocessingShape" mc:Ignorable="w14 w15 wp14">
+<w:ftr xmlns:wpc="http://schemas.microsoft.com/office/word/2010/wordprocessingCanvas" xmlns:mc="http://schemas.openxmlformats.org/markup-compatibility/2006" xmlns:o="urn:schemas-microsoft-com:office:office" xmlns:r="http://schemas.openxmlformats.org/officeDocument/2006/relationships" xmlns:m="http://schemas.openxmlformats.org/officeDocument/2006/math" xmlns:v="urn:schemas-microsoft-com:vml" xmlns:wp14="http://schemas.microsoft.com/office/word/2010/wordprocessingDrawing" xmlns:wp="http://schemas.openxmlformats.org/drawingml/2006/wordprocessingDrawing" xmlns:w10="urn:schemas-microsoft-com:office:word" xmlns:w="http://schemas.openxmlformats.org/wordprocessingml/2006/main" xmlns:w14="http://schemas.microsoft.com/office/word/2010/wordml" xmlns:w15="http://schemas.microsoft.com/office/word/2012/wordml" xmlns:wpg="http://schemas.microsoft.com/office/word/2010/wordprocessingGroup" xmlns:wpi="http://schemas.microsoft.com/office/word/2010/wordprocessingInk" xmlns:wne="http://schemas.microsoft.com/office/word/2006/wordml" xmlns:wps="http://schemas.microsoft.com/office/word/2010/wordprocessingShape" xmlns:wpsCustomData="http://www.wps.cn/officeDocument/2013/wpsCustomData" mc:Ignorable="w14 w15 wp14">
   <w:p>
     <w:pPr>
-      <w:spacing w:line="230" w:lineRule="auto"/>
-      <w:ind w:left="4175"/>
+      <w:spacing w:line="229" w:lineRule="auto"/>
+      <w:ind w:left="4178"/>
       <w:rPr>
-        <w:rFonts w:ascii="SimSun" w:eastAsia="SimSun" w:hAnsi="SimSun" w:cs="SimSun"/>
+        <w:rFonts w:ascii="宋体" w:hAnsi="宋体" w:eastAsia="宋体" w:cs="宋体"/>
         <w:sz w:val="18"/>
         <w:szCs w:val="18"/>
       </w:rPr>
     </w:pPr>
     <w:r>
       <w:rPr>
-        <w:rFonts w:ascii="SimSun" w:eastAsia="SimSun" w:hAnsi="SimSun" w:cs="SimSun"/>
-        <w:sz w:val="18"/>
-        <w:szCs w:val="18"/>
-      </w:rPr>
-      <w:t>4</w:t>
-    </w:r>
-  </w:p>
-</w:ftr>
-</file>
-
-<file path=word/footer5.xml><?xml version="1.0" encoding="utf-8"?>
-<w:ftr xmlns:wpc="http://schemas.microsoft.com/office/word/2010/wordprocessingCanvas" xmlns:mc="http://schemas.openxmlformats.org/markup-compatibility/2006" xmlns:o="urn:schemas-microsoft-com:office:office" xmlns:r="http://schemas.openxmlformats.org/officeDocument/2006/relationships" xmlns:m="http://schemas.openxmlformats.org/officeDocument/2006/math" xmlns:v="urn:schemas-microsoft-com:vml" xmlns:wp14="http://schemas.microsoft.com/office/word/2010/wordprocessingDrawing" xmlns:wp="http://schemas.openxmlformats.org/drawingml/2006/wordprocessingDrawing" xmlns:w10="urn:schemas-microsoft-com:office:word" xmlns:w="http://schemas.openxmlformats.org/wordprocessingml/2006/main" xmlns:w14="http://schemas.microsoft.com/office/word/2010/wordml" xmlns:w15="http://schemas.microsoft.com/office/word/2012/wordml" xmlns:wne="http://schemas.microsoft.com/office/word/2006/wordml" xmlns:wpg="http://schemas.microsoft.com/office/word/2010/wordprocessingGroup" xmlns:wpi="http://schemas.microsoft.com/office/word/2010/wordprocessingInk" xmlns:wps="http://schemas.microsoft.com/office/word/2010/wordprocessingShape" mc:Ignorable="w14 w15 wp14">
-  <w:p>
-    <w:pPr>
-      <w:spacing w:line="229" w:lineRule="auto"/>
-      <w:ind w:left="4180"/>
-      <w:rPr>
-        <w:rFonts w:ascii="SimSun" w:eastAsia="SimSun" w:hAnsi="SimSun" w:cs="SimSun"/>
-        <w:sz w:val="18"/>
-        <w:szCs w:val="18"/>
-      </w:rPr>
-    </w:pPr>
-    <w:r>
-      <w:rPr>
-        <w:rFonts w:ascii="SimSun" w:eastAsia="SimSun" w:hAnsi="SimSun" w:cs="SimSun"/>
-        <w:sz w:val="18"/>
-        <w:szCs w:val="18"/>
-      </w:rPr>
-      <w:t>5</w:t>
-    </w:r>
-  </w:p>
-</w:ftr>
-</file>
-
-<file path=word/footer6.xml><?xml version="1.0" encoding="utf-8"?>
-<w:ftr xmlns:wpc="http://schemas.microsoft.com/office/word/2010/wordprocessingCanvas" xmlns:mc="http://schemas.openxmlformats.org/markup-compatibility/2006" xmlns:o="urn:schemas-microsoft-com:office:office" xmlns:r="http://schemas.openxmlformats.org/officeDocument/2006/relationships" xmlns:m="http://schemas.openxmlformats.org/officeDocument/2006/math" xmlns:v="urn:schemas-microsoft-com:vml" xmlns:wp14="http://schemas.microsoft.com/office/word/2010/wordprocessingDrawing" xmlns:wp="http://schemas.openxmlformats.org/drawingml/2006/wordprocessingDrawing" xmlns:w10="urn:schemas-microsoft-com:office:word" xmlns:w="http://schemas.openxmlformats.org/wordprocessingml/2006/main" xmlns:w14="http://schemas.microsoft.com/office/word/2010/wordml" xmlns:w15="http://schemas.microsoft.com/office/word/2012/wordml" xmlns:wne="http://schemas.microsoft.com/office/word/2006/wordml" xmlns:wpg="http://schemas.microsoft.com/office/word/2010/wordprocessingGroup" xmlns:wpi="http://schemas.microsoft.com/office/word/2010/wordprocessingInk" xmlns:wps="http://schemas.microsoft.com/office/word/2010/wordprocessingShape" mc:Ignorable="w14 w15 wp14">
-  <w:p>
-    <w:pPr>
-      <w:spacing w:line="229" w:lineRule="auto"/>
-      <w:ind w:left="4178"/>
-      <w:rPr>
-        <w:rFonts w:ascii="SimSun" w:eastAsia="SimSun" w:hAnsi="SimSun" w:cs="SimSun"/>
-        <w:sz w:val="18"/>
-        <w:szCs w:val="18"/>
-      </w:rPr>
-    </w:pPr>
-    <w:r>
-      <w:rPr>
-        <w:rFonts w:ascii="SimSun" w:eastAsia="SimSun" w:hAnsi="SimSun" w:cs="SimSun"/>
+        <w:rFonts w:ascii="宋体" w:hAnsi="宋体" w:eastAsia="宋体" w:cs="宋体"/>
         <w:sz w:val="18"/>
         <w:szCs w:val="18"/>
       </w:rPr>
@@ -4149,21 +3830,46 @@
 </w:ftr>
 </file>
 
+<file path=word/footnotes.xml><?xml version="1.0" encoding="utf-8"?>
+<w:footnotes xmlns:wpc="http://schemas.microsoft.com/office/word/2010/wordprocessingCanvas" xmlns:mc="http://schemas.openxmlformats.org/markup-compatibility/2006" xmlns:o="urn:schemas-microsoft-com:office:office" xmlns:r="http://schemas.openxmlformats.org/officeDocument/2006/relationships" xmlns:m="http://schemas.openxmlformats.org/officeDocument/2006/math" xmlns:v="urn:schemas-microsoft-com:vml" xmlns:wp14="http://schemas.microsoft.com/office/word/2010/wordprocessingDrawing" xmlns:wp="http://schemas.openxmlformats.org/drawingml/2006/wordprocessingDrawing" xmlns:w="http://schemas.openxmlformats.org/wordprocessingml/2006/main" xmlns:w14="http://schemas.microsoft.com/office/word/2010/wordml" xmlns:w15="http://schemas.microsoft.com/office/word/2012/wordml" xmlns:w10="urn:schemas-microsoft-com:office:word" xmlns:wpg="http://schemas.microsoft.com/office/word/2010/wordprocessingGroup" xmlns:wpi="http://schemas.microsoft.com/office/word/2010/wordprocessingInk" xmlns:wne="http://schemas.microsoft.com/office/word/2006/wordml" xmlns:wps="http://schemas.microsoft.com/office/word/2010/wordprocessingShape" xmlns:wpsCustomData="http://www.wps.cn/officeDocument/2013/wpsCustomData" mc:Ignorable="w14 w15 wp14">
+  <w:footnote w:type="separator" w:id="0">
+    <w:p>
+      <w:pPr>
+        <w:spacing w:before="0" w:after="0" w:line="240" w:lineRule="auto"/>
+      </w:pPr>
+      <w:r>
+        <w:separator/>
+      </w:r>
+    </w:p>
+  </w:footnote>
+  <w:footnote w:type="continuationSeparator" w:id="1">
+    <w:p>
+      <w:pPr>
+        <w:spacing w:before="0" w:after="0" w:line="240" w:lineRule="auto"/>
+      </w:pPr>
+      <w:r>
+        <w:continuationSeparator/>
+      </w:r>
+    </w:p>
+  </w:footnote>
+</w:footnotes>
+</file>
+
 <file path=word/header1.xml><?xml version="1.0" encoding="utf-8"?>
-<w:hdr xmlns:wpc="http://schemas.microsoft.com/office/word/2010/wordprocessingCanvas" xmlns:mc="http://schemas.openxmlformats.org/markup-compatibility/2006" xmlns:o="urn:schemas-microsoft-com:office:office" xmlns:r="http://schemas.openxmlformats.org/officeDocument/2006/relationships" xmlns:m="http://schemas.openxmlformats.org/officeDocument/2006/math" xmlns:v="urn:schemas-microsoft-com:vml" xmlns:wp14="http://schemas.microsoft.com/office/word/2010/wordprocessingDrawing" xmlns:wp="http://schemas.openxmlformats.org/drawingml/2006/wordprocessingDrawing" xmlns:w10="urn:schemas-microsoft-com:office:word" xmlns:w="http://schemas.openxmlformats.org/wordprocessingml/2006/main" xmlns:w14="http://schemas.microsoft.com/office/word/2010/wordml" xmlns:w15="http://schemas.microsoft.com/office/word/2012/wordml" xmlns:wne="http://schemas.microsoft.com/office/word/2006/wordml" xmlns:wpg="http://schemas.microsoft.com/office/word/2010/wordprocessingGroup" xmlns:wpi="http://schemas.microsoft.com/office/word/2010/wordprocessingInk" xmlns:wps="http://schemas.microsoft.com/office/word/2010/wordprocessingShape" mc:Ignorable="w14 w15 wp14">
+<w:hdr xmlns:wpc="http://schemas.microsoft.com/office/word/2010/wordprocessingCanvas" xmlns:mc="http://schemas.openxmlformats.org/markup-compatibility/2006" xmlns:o="urn:schemas-microsoft-com:office:office" xmlns:r="http://schemas.openxmlformats.org/officeDocument/2006/relationships" xmlns:m="http://schemas.openxmlformats.org/officeDocument/2006/math" xmlns:v="urn:schemas-microsoft-com:vml" xmlns:wp14="http://schemas.microsoft.com/office/word/2010/wordprocessingDrawing" xmlns:wp="http://schemas.openxmlformats.org/drawingml/2006/wordprocessingDrawing" xmlns:w10="urn:schemas-microsoft-com:office:word" xmlns:w="http://schemas.openxmlformats.org/wordprocessingml/2006/main" xmlns:w14="http://schemas.microsoft.com/office/word/2010/wordml" xmlns:w15="http://schemas.microsoft.com/office/word/2012/wordml" xmlns:wpg="http://schemas.microsoft.com/office/word/2010/wordprocessingGroup" xmlns:wpi="http://schemas.microsoft.com/office/word/2010/wordprocessingInk" xmlns:wne="http://schemas.microsoft.com/office/word/2006/wordml" xmlns:wps="http://schemas.microsoft.com/office/word/2010/wordprocessingShape" xmlns:wpsCustomData="http://www.wps.cn/officeDocument/2013/wpsCustomData" mc:Ignorable="w14 w15 wp14">
   <w:p>
     <w:pPr>
       <w:spacing w:line="414" w:lineRule="exact"/>
     </w:pPr>
     <w:r>
       <w:drawing>
-        <wp:anchor distT="0" distB="0" distL="0" distR="0" simplePos="0" relativeHeight="251658240" behindDoc="0" locked="0" layoutInCell="0" allowOverlap="1">
+        <wp:anchor distT="0" distB="0" distL="0" distR="0" simplePos="0" relativeHeight="251659264" behindDoc="0" locked="0" layoutInCell="0" allowOverlap="1">
           <wp:simplePos x="0" y="0"/>
           <wp:positionH relativeFrom="page">
             <wp:posOffset>1124585</wp:posOffset>
           </wp:positionH>
           <wp:positionV relativeFrom="page">
-            <wp:posOffset>972819</wp:posOffset>
+            <wp:posOffset>972185</wp:posOffset>
           </wp:positionV>
           <wp:extent cx="5311140" cy="7620"/>
           <wp:effectExtent l="0" t="0" r="0" b="0"/>
@@ -4178,13 +3884,13 @@
                   <pic:cNvPicPr/>
                 </pic:nvPicPr>
                 <pic:blipFill>
-                  <a:blip xmlns:r="http://schemas.openxmlformats.org/officeDocument/2006/relationships" r:embed="rId1"/>
+                  <a:blip r:embed="rId1"/>
                   <a:stretch>
                     <a:fillRect/>
                   </a:stretch>
                 </pic:blipFill>
                 <pic:spPr>
-                  <a:xfrm rot="0">
+                  <a:xfrm>
                     <a:off x="0" y="0"/>
                     <a:ext cx="5311140" cy="7620"/>
                   </a:xfrm>
@@ -4204,7 +3910,7 @@
       </w:rPr>
       <w:drawing>
         <wp:inline distT="0" distB="0" distL="0" distR="0">
-          <wp:extent cx="685371" cy="262951"/>
+          <wp:extent cx="685165" cy="262890"/>
           <wp:effectExtent l="0" t="0" r="0" b="0"/>
           <wp:docPr id="4" name="IM 4"/>
           <wp:cNvGraphicFramePr/>
@@ -4216,13 +3922,13 @@
                   <pic:cNvPicPr/>
                 </pic:nvPicPr>
                 <pic:blipFill>
-                  <a:blip xmlns:r="http://schemas.openxmlformats.org/officeDocument/2006/relationships" r:embed="rId2"/>
+                  <a:blip r:embed="rId2"/>
                   <a:stretch>
                     <a:fillRect/>
                   </a:stretch>
                 </pic:blipFill>
                 <pic:spPr>
-                  <a:xfrm rot="0">
+                  <a:xfrm>
                     <a:off x="0" y="0"/>
                     <a:ext cx="685371" cy="262951"/>
                   </a:xfrm>
@@ -4241,20 +3947,20 @@
 </file>
 
 <file path=word/header2.xml><?xml version="1.0" encoding="utf-8"?>
-<w:hdr xmlns:wpc="http://schemas.microsoft.com/office/word/2010/wordprocessingCanvas" xmlns:mc="http://schemas.openxmlformats.org/markup-compatibility/2006" xmlns:o="urn:schemas-microsoft-com:office:office" xmlns:r="http://schemas.openxmlformats.org/officeDocument/2006/relationships" xmlns:m="http://schemas.openxmlformats.org/officeDocument/2006/math" xmlns:v="urn:schemas-microsoft-com:vml" xmlns:wp14="http://schemas.microsoft.com/office/word/2010/wordprocessingDrawing" xmlns:wp="http://schemas.openxmlformats.org/drawingml/2006/wordprocessingDrawing" xmlns:w10="urn:schemas-microsoft-com:office:word" xmlns:w="http://schemas.openxmlformats.org/wordprocessingml/2006/main" xmlns:w14="http://schemas.microsoft.com/office/word/2010/wordml" xmlns:w15="http://schemas.microsoft.com/office/word/2012/wordml" xmlns:wne="http://schemas.microsoft.com/office/word/2006/wordml" xmlns:wpg="http://schemas.microsoft.com/office/word/2010/wordprocessingGroup" xmlns:wpi="http://schemas.microsoft.com/office/word/2010/wordprocessingInk" xmlns:wps="http://schemas.microsoft.com/office/word/2010/wordprocessingShape" mc:Ignorable="w14 w15 wp14">
+<w:hdr xmlns:wpc="http://schemas.microsoft.com/office/word/2010/wordprocessingCanvas" xmlns:mc="http://schemas.openxmlformats.org/markup-compatibility/2006" xmlns:o="urn:schemas-microsoft-com:office:office" xmlns:r="http://schemas.openxmlformats.org/officeDocument/2006/relationships" xmlns:m="http://schemas.openxmlformats.org/officeDocument/2006/math" xmlns:v="urn:schemas-microsoft-com:vml" xmlns:wp14="http://schemas.microsoft.com/office/word/2010/wordprocessingDrawing" xmlns:wp="http://schemas.openxmlformats.org/drawingml/2006/wordprocessingDrawing" xmlns:w10="urn:schemas-microsoft-com:office:word" xmlns:w="http://schemas.openxmlformats.org/wordprocessingml/2006/main" xmlns:w14="http://schemas.microsoft.com/office/word/2010/wordml" xmlns:w15="http://schemas.microsoft.com/office/word/2012/wordml" xmlns:wpg="http://schemas.microsoft.com/office/word/2010/wordprocessingGroup" xmlns:wpi="http://schemas.microsoft.com/office/word/2010/wordprocessingInk" xmlns:wne="http://schemas.microsoft.com/office/word/2006/wordml" xmlns:wps="http://schemas.microsoft.com/office/word/2010/wordprocessingShape" xmlns:wpsCustomData="http://www.wps.cn/officeDocument/2013/wpsCustomData" mc:Ignorable="w14 w15 wp14">
   <w:p>
     <w:pPr>
       <w:spacing w:line="414" w:lineRule="exact"/>
     </w:pPr>
     <w:r>
       <w:drawing>
-        <wp:anchor distT="0" distB="0" distL="0" distR="0" simplePos="0" relativeHeight="251660288" behindDoc="0" locked="0" layoutInCell="0" allowOverlap="1">
+        <wp:anchor distT="0" distB="0" distL="0" distR="0" simplePos="0" relativeHeight="251661312" behindDoc="0" locked="0" layoutInCell="0" allowOverlap="1">
           <wp:simplePos x="0" y="0"/>
           <wp:positionH relativeFrom="page">
             <wp:posOffset>1124585</wp:posOffset>
           </wp:positionH>
           <wp:positionV relativeFrom="page">
-            <wp:posOffset>972819</wp:posOffset>
+            <wp:posOffset>972185</wp:posOffset>
           </wp:positionV>
           <wp:extent cx="5311140" cy="7620"/>
           <wp:effectExtent l="0" t="0" r="0" b="0"/>
@@ -4269,13 +3975,13 @@
                   <pic:cNvPicPr/>
                 </pic:nvPicPr>
                 <pic:blipFill>
-                  <a:blip xmlns:r="http://schemas.openxmlformats.org/officeDocument/2006/relationships" r:embed="rId1"/>
+                  <a:blip r:embed="rId1"/>
                   <a:stretch>
                     <a:fillRect/>
                   </a:stretch>
                 </pic:blipFill>
                 <pic:spPr>
-                  <a:xfrm rot="0">
+                  <a:xfrm>
                     <a:off x="0" y="0"/>
                     <a:ext cx="5311140" cy="7620"/>
                   </a:xfrm>
@@ -4295,7 +4001,7 @@
       </w:rPr>
       <w:drawing>
         <wp:inline distT="0" distB="0" distL="0" distR="0">
-          <wp:extent cx="685371" cy="262951"/>
+          <wp:extent cx="685165" cy="262890"/>
           <wp:effectExtent l="0" t="0" r="0" b="0"/>
           <wp:docPr id="8" name="IM 8"/>
           <wp:cNvGraphicFramePr/>
@@ -4307,13 +4013,13 @@
                   <pic:cNvPicPr/>
                 </pic:nvPicPr>
                 <pic:blipFill>
-                  <a:blip xmlns:r="http://schemas.openxmlformats.org/officeDocument/2006/relationships" r:embed="rId2"/>
+                  <a:blip r:embed="rId2"/>
                   <a:stretch>
                     <a:fillRect/>
                   </a:stretch>
                 </pic:blipFill>
                 <pic:spPr>
-                  <a:xfrm rot="0">
+                  <a:xfrm>
                     <a:off x="0" y="0"/>
                     <a:ext cx="685371" cy="262951"/>
                   </a:xfrm>
@@ -4332,20 +4038,20 @@
 </file>
 
 <file path=word/header3.xml><?xml version="1.0" encoding="utf-8"?>
-<w:hdr xmlns:wpc="http://schemas.microsoft.com/office/word/2010/wordprocessingCanvas" xmlns:mc="http://schemas.openxmlformats.org/markup-compatibility/2006" xmlns:o="urn:schemas-microsoft-com:office:office" xmlns:r="http://schemas.openxmlformats.org/officeDocument/2006/relationships" xmlns:m="http://schemas.openxmlformats.org/officeDocument/2006/math" xmlns:v="urn:schemas-microsoft-com:vml" xmlns:wp14="http://schemas.microsoft.com/office/word/2010/wordprocessingDrawing" xmlns:wp="http://schemas.openxmlformats.org/drawingml/2006/wordprocessingDrawing" xmlns:w10="urn:schemas-microsoft-com:office:word" xmlns:w="http://schemas.openxmlformats.org/wordprocessingml/2006/main" xmlns:w14="http://schemas.microsoft.com/office/word/2010/wordml" xmlns:w15="http://schemas.microsoft.com/office/word/2012/wordml" xmlns:wne="http://schemas.microsoft.com/office/word/2006/wordml" xmlns:wpg="http://schemas.microsoft.com/office/word/2010/wordprocessingGroup" xmlns:wpi="http://schemas.microsoft.com/office/word/2010/wordprocessingInk" xmlns:wps="http://schemas.microsoft.com/office/word/2010/wordprocessingShape" mc:Ignorable="w14 w15 wp14">
+<w:hdr xmlns:wpc="http://schemas.microsoft.com/office/word/2010/wordprocessingCanvas" xmlns:mc="http://schemas.openxmlformats.org/markup-compatibility/2006" xmlns:o="urn:schemas-microsoft-com:office:office" xmlns:r="http://schemas.openxmlformats.org/officeDocument/2006/relationships" xmlns:m="http://schemas.openxmlformats.org/officeDocument/2006/math" xmlns:v="urn:schemas-microsoft-com:vml" xmlns:wp14="http://schemas.microsoft.com/office/word/2010/wordprocessingDrawing" xmlns:wp="http://schemas.openxmlformats.org/drawingml/2006/wordprocessingDrawing" xmlns:w10="urn:schemas-microsoft-com:office:word" xmlns:w="http://schemas.openxmlformats.org/wordprocessingml/2006/main" xmlns:w14="http://schemas.microsoft.com/office/word/2010/wordml" xmlns:w15="http://schemas.microsoft.com/office/word/2012/wordml" xmlns:wpg="http://schemas.microsoft.com/office/word/2010/wordprocessingGroup" xmlns:wpi="http://schemas.microsoft.com/office/word/2010/wordprocessingInk" xmlns:wne="http://schemas.microsoft.com/office/word/2006/wordml" xmlns:wps="http://schemas.microsoft.com/office/word/2010/wordprocessingShape" xmlns:wpsCustomData="http://www.wps.cn/officeDocument/2013/wpsCustomData" mc:Ignorable="w14 w15 wp14">
   <w:p>
     <w:pPr>
       <w:spacing w:line="414" w:lineRule="exact"/>
     </w:pPr>
     <w:r>
       <w:drawing>
-        <wp:anchor distT="0" distB="0" distL="0" distR="0" simplePos="0" relativeHeight="251659264" behindDoc="0" locked="0" layoutInCell="0" allowOverlap="1">
+        <wp:anchor distT="0" distB="0" distL="0" distR="0" simplePos="0" relativeHeight="251660288" behindDoc="0" locked="0" layoutInCell="0" allowOverlap="1">
           <wp:simplePos x="0" y="0"/>
           <wp:positionH relativeFrom="page">
             <wp:posOffset>1124585</wp:posOffset>
           </wp:positionH>
           <wp:positionV relativeFrom="page">
-            <wp:posOffset>972819</wp:posOffset>
+            <wp:posOffset>972185</wp:posOffset>
           </wp:positionV>
           <wp:extent cx="5311140" cy="7620"/>
           <wp:effectExtent l="0" t="0" r="0" b="0"/>
@@ -4356,17 +4062,17 @@
             <a:graphicData uri="http://schemas.openxmlformats.org/drawingml/2006/picture">
               <pic:pic xmlns:pic="http://schemas.openxmlformats.org/drawingml/2006/picture">
                 <pic:nvPicPr>
-                  <pic:cNvPr id="2" name="IM 2"/>
+                  <pic:cNvPr id="2039581228" name="IM 2"/>
                   <pic:cNvPicPr/>
                 </pic:nvPicPr>
                 <pic:blipFill>
-                  <a:blip xmlns:r="http://schemas.openxmlformats.org/officeDocument/2006/relationships" r:embed="rId1"/>
+                  <a:blip r:embed="rId1"/>
                   <a:stretch>
                     <a:fillRect/>
                   </a:stretch>
                 </pic:blipFill>
                 <pic:spPr>
-                  <a:xfrm rot="0">
+                  <a:xfrm>
                     <a:off x="0" y="0"/>
                     <a:ext cx="5311140" cy="7620"/>
                   </a:xfrm>
@@ -4386,7 +4092,7 @@
       </w:rPr>
       <w:drawing>
         <wp:inline distT="0" distB="0" distL="0" distR="0">
-          <wp:extent cx="685371" cy="262951"/>
+          <wp:extent cx="685165" cy="262890"/>
           <wp:effectExtent l="0" t="0" r="0" b="0"/>
           <wp:docPr id="157755290" name="IM 4"/>
           <wp:cNvGraphicFramePr/>
@@ -4394,17 +4100,17 @@
             <a:graphicData uri="http://schemas.openxmlformats.org/drawingml/2006/picture">
               <pic:pic xmlns:pic="http://schemas.openxmlformats.org/drawingml/2006/picture">
                 <pic:nvPicPr>
-                  <pic:cNvPr id="4" name="IM 4"/>
+                  <pic:cNvPr id="157755290" name="IM 4"/>
                   <pic:cNvPicPr/>
                 </pic:nvPicPr>
                 <pic:blipFill>
-                  <a:blip xmlns:r="http://schemas.openxmlformats.org/officeDocument/2006/relationships" r:embed="rId2"/>
+                  <a:blip r:embed="rId2"/>
                   <a:stretch>
                     <a:fillRect/>
                   </a:stretch>
                 </pic:blipFill>
                 <pic:spPr>
-                  <a:xfrm rot="0">
+                  <a:xfrm>
                     <a:off x="0" y="0"/>
                     <a:ext cx="685371" cy="262951"/>
                   </a:xfrm>
@@ -4423,14 +4129,14 @@
 </file>
 
 <file path=word/header4.xml><?xml version="1.0" encoding="utf-8"?>
-<w:hdr xmlns:wpc="http://schemas.microsoft.com/office/word/2010/wordprocessingCanvas" xmlns:mc="http://schemas.openxmlformats.org/markup-compatibility/2006" xmlns:o="urn:schemas-microsoft-com:office:office" xmlns:r="http://schemas.openxmlformats.org/officeDocument/2006/relationships" xmlns:m="http://schemas.openxmlformats.org/officeDocument/2006/math" xmlns:v="urn:schemas-microsoft-com:vml" xmlns:wp14="http://schemas.microsoft.com/office/word/2010/wordprocessingDrawing" xmlns:wp="http://schemas.openxmlformats.org/drawingml/2006/wordprocessingDrawing" xmlns:w10="urn:schemas-microsoft-com:office:word" xmlns:w="http://schemas.openxmlformats.org/wordprocessingml/2006/main" xmlns:w14="http://schemas.microsoft.com/office/word/2010/wordml" xmlns:w15="http://schemas.microsoft.com/office/word/2012/wordml" xmlns:wne="http://schemas.microsoft.com/office/word/2006/wordml" xmlns:wpg="http://schemas.microsoft.com/office/word/2010/wordprocessingGroup" xmlns:wpi="http://schemas.microsoft.com/office/word/2010/wordprocessingInk" xmlns:wps="http://schemas.microsoft.com/office/word/2010/wordprocessingShape" mc:Ignorable="w14 w15 wp14">
+<w:hdr xmlns:wpc="http://schemas.microsoft.com/office/word/2010/wordprocessingCanvas" xmlns:mc="http://schemas.openxmlformats.org/markup-compatibility/2006" xmlns:o="urn:schemas-microsoft-com:office:office" xmlns:r="http://schemas.openxmlformats.org/officeDocument/2006/relationships" xmlns:m="http://schemas.openxmlformats.org/officeDocument/2006/math" xmlns:v="urn:schemas-microsoft-com:vml" xmlns:wp14="http://schemas.microsoft.com/office/word/2010/wordprocessingDrawing" xmlns:wp="http://schemas.openxmlformats.org/drawingml/2006/wordprocessingDrawing" xmlns:w10="urn:schemas-microsoft-com:office:word" xmlns:w="http://schemas.openxmlformats.org/wordprocessingml/2006/main" xmlns:w14="http://schemas.microsoft.com/office/word/2010/wordml" xmlns:w15="http://schemas.microsoft.com/office/word/2012/wordml" xmlns:wpg="http://schemas.microsoft.com/office/word/2010/wordprocessingGroup" xmlns:wpi="http://schemas.microsoft.com/office/word/2010/wordprocessingInk" xmlns:wne="http://schemas.microsoft.com/office/word/2006/wordml" xmlns:wps="http://schemas.microsoft.com/office/word/2010/wordprocessingShape" xmlns:wpsCustomData="http://www.wps.cn/officeDocument/2013/wpsCustomData" mc:Ignorable="w14 w15 wp14">
   <w:p>
     <w:pPr>
       <w:spacing w:line="414" w:lineRule="exact"/>
     </w:pPr>
     <w:r>
       <w:drawing>
-        <wp:anchor distT="0" distB="0" distL="0" distR="0" simplePos="0" relativeHeight="251661312" behindDoc="0" locked="0" layoutInCell="0" allowOverlap="1">
+        <wp:anchor distT="0" distB="0" distL="0" distR="0" simplePos="0" relativeHeight="251662336" behindDoc="0" locked="0" layoutInCell="0" allowOverlap="1">
           <wp:simplePos x="0" y="0"/>
           <wp:positionH relativeFrom="page">
             <wp:posOffset>1125855</wp:posOffset>
@@ -4438,7 +4144,7 @@
           <wp:positionV relativeFrom="page">
             <wp:posOffset>965200</wp:posOffset>
           </wp:positionV>
-          <wp:extent cx="5311140" cy="7619"/>
+          <wp:extent cx="5311140" cy="7620"/>
           <wp:effectExtent l="0" t="0" r="0" b="0"/>
           <wp:wrapNone/>
           <wp:docPr id="10" name="IM 10"/>
@@ -4451,13 +4157,13 @@
                   <pic:cNvPicPr/>
                 </pic:nvPicPr>
                 <pic:blipFill>
-                  <a:blip xmlns:r="http://schemas.openxmlformats.org/officeDocument/2006/relationships" r:embed="rId1"/>
+                  <a:blip r:embed="rId1"/>
                   <a:stretch>
                     <a:fillRect/>
                   </a:stretch>
                 </pic:blipFill>
                 <pic:spPr>
-                  <a:xfrm rot="0">
+                  <a:xfrm>
                     <a:off x="0" y="0"/>
                     <a:ext cx="5311140" cy="7619"/>
                   </a:xfrm>
@@ -4477,7 +4183,7 @@
       </w:rPr>
       <w:drawing>
         <wp:inline distT="0" distB="0" distL="0" distR="0">
-          <wp:extent cx="685371" cy="262951"/>
+          <wp:extent cx="685165" cy="262890"/>
           <wp:effectExtent l="0" t="0" r="0" b="0"/>
           <wp:docPr id="12" name="IM 12"/>
           <wp:cNvGraphicFramePr/>
@@ -4489,13 +4195,13 @@
                   <pic:cNvPicPr/>
                 </pic:nvPicPr>
                 <pic:blipFill>
-                  <a:blip xmlns:r="http://schemas.openxmlformats.org/officeDocument/2006/relationships" r:embed="rId2"/>
+                  <a:blip r:embed="rId2"/>
                   <a:stretch>
                     <a:fillRect/>
                   </a:stretch>
                 </pic:blipFill>
                 <pic:spPr>
-                  <a:xfrm rot="0">
+                  <a:xfrm>
                     <a:off x="0" y="0"/>
                     <a:ext cx="685371" cy="262951"/>
                   </a:xfrm>
@@ -4514,196 +4220,330 @@
 </file>
 
 <file path=word/styles.xml><?xml version="1.0" encoding="utf-8"?>
-<w:styles xmlns:mc="http://schemas.openxmlformats.org/markup-compatibility/2006" xmlns:r="http://schemas.openxmlformats.org/officeDocument/2006/relationships" xmlns:w="http://schemas.openxmlformats.org/wordprocessingml/2006/main" xmlns:w14="http://schemas.microsoft.com/office/word/2010/wordml" xmlns:w15="http://schemas.microsoft.com/office/word/2012/wordml" mc:Ignorable="w14 w15">
+<w:styles xmlns:mc="http://schemas.openxmlformats.org/markup-compatibility/2006" xmlns:o="urn:schemas-microsoft-com:office:office" xmlns:r="http://schemas.openxmlformats.org/officeDocument/2006/relationships" xmlns:m="http://schemas.openxmlformats.org/officeDocument/2006/math" xmlns:v="urn:schemas-microsoft-com:vml" xmlns:w="http://schemas.openxmlformats.org/wordprocessingml/2006/main" xmlns:w14="http://schemas.microsoft.com/office/word/2010/wordml" xmlns:w10="urn:schemas-microsoft-com:office:word" xmlns:sl="http://schemas.openxmlformats.org/schemaLibrary/2006/main" xmlns:wpsCustomData="http://www.wps.cn/officeDocument/2013/wpsCustomData" mc:Ignorable="w14">
   <w:docDefaults>
     <w:rPrDefault>
       <w:rPr>
-        <w:rFonts w:ascii="Arial" w:eastAsia="Arial" w:hAnsi="Arial" w:cs="Arial"/>
-        <w:snapToGrid w:val="0"/>
-        <w:color w:val="000000"/>
-        <w:kern w:val="0"/>
-        <w:sz w:val="21"/>
-        <w:szCs w:val="21"/>
-        <w:lang w:val="en-US" w:eastAsia="en-US" w:bidi="ar-SA"/>
+        <w:rFonts w:ascii="Arial" w:hAnsi="Arial" w:eastAsia="Arial" w:cs="Arial"/>
       </w:rPr>
     </w:rPrDefault>
-    <w:pPrDefault>
-      <w:pPr>
-        <w:spacing w:after="200" w:line="276" w:lineRule="auto"/>
-      </w:pPr>
-    </w:pPrDefault>
+    <w:pPrDefault/>
   </w:docDefaults>
-  <w:latentStyles w:defLockedState="0" w:defUIPriority="99" w:defSemiHidden="1" w:defUnhideWhenUsed="1" w:defQFormat="0" w:count="267">
-    <w:lsdException w:name="Normal" w:semiHidden="0" w:uiPriority="0" w:unhideWhenUsed="0" w:qFormat="1"/>
-    <w:lsdException w:name="heading 1" w:semiHidden="0" w:uiPriority="9" w:unhideWhenUsed="0" w:qFormat="1"/>
-    <w:lsdException w:name="heading 2" w:uiPriority="9" w:qFormat="1"/>
-    <w:lsdException w:name="heading 3" w:uiPriority="9" w:qFormat="1"/>
-    <w:lsdException w:name="heading 4" w:uiPriority="9" w:qFormat="1"/>
-    <w:lsdException w:name="heading 5" w:uiPriority="9" w:qFormat="1"/>
-    <w:lsdException w:name="heading 6" w:uiPriority="9" w:qFormat="1"/>
-    <w:lsdException w:name="heading 7" w:uiPriority="9" w:qFormat="1"/>
-    <w:lsdException w:name="heading 8" w:uiPriority="9" w:qFormat="1"/>
-    <w:lsdException w:name="heading 9" w:uiPriority="9" w:qFormat="1"/>
-    <w:lsdException w:name="toc 1" w:uiPriority="39"/>
-    <w:lsdException w:name="toc 2" w:uiPriority="39"/>
-    <w:lsdException w:name="toc 3" w:uiPriority="39"/>
-    <w:lsdException w:name="toc 4" w:uiPriority="39"/>
-    <w:lsdException w:name="toc 5" w:uiPriority="39"/>
-    <w:lsdException w:name="toc 6" w:uiPriority="39"/>
-    <w:lsdException w:name="toc 7" w:uiPriority="39"/>
-    <w:lsdException w:name="toc 8" w:uiPriority="39"/>
-    <w:lsdException w:name="toc 9" w:uiPriority="39"/>
-    <w:lsdException w:name="caption" w:uiPriority="35" w:qFormat="1"/>
-    <w:lsdException w:name="Title" w:semiHidden="0" w:uiPriority="10" w:unhideWhenUsed="0" w:qFormat="1"/>
-    <w:lsdException w:name="Default Paragraph Font" w:uiPriority="1"/>
-    <w:lsdException w:name="Subtitle" w:semiHidden="0" w:uiPriority="11" w:unhideWhenUsed="0" w:qFormat="1"/>
-    <w:lsdException w:name="Strong" w:semiHidden="0" w:uiPriority="22" w:unhideWhenUsed="0" w:qFormat="1"/>
-    <w:lsdException w:name="Emphasis" w:semiHidden="0" w:uiPriority="20" w:unhideWhenUsed="0" w:qFormat="1"/>
-    <w:lsdException w:name="Table Grid" w:semiHidden="0" w:uiPriority="59" w:unhideWhenUsed="0"/>
-    <w:lsdException w:name="Placeholder Text" w:unhideWhenUsed="0"/>
-    <w:lsdException w:name="No Spacing" w:semiHidden="0" w:uiPriority="1" w:unhideWhenUsed="0" w:qFormat="1"/>
-    <w:lsdException w:name="Light Shading" w:semiHidden="0" w:uiPriority="60" w:unhideWhenUsed="0"/>
-    <w:lsdException w:name="Light List" w:semiHidden="0" w:uiPriority="61" w:unhideWhenUsed="0"/>
-    <w:lsdException w:name="Light Grid" w:semiHidden="0" w:uiPriority="62" w:unhideWhenUsed="0"/>
-    <w:lsdException w:name="Medium Shading 1" w:semiHidden="0" w:uiPriority="63" w:unhideWhenUsed="0"/>
-    <w:lsdException w:name="Medium Shading 2" w:semiHidden="0" w:uiPriority="64" w:unhideWhenUsed="0"/>
-    <w:lsdException w:name="Medium List 1" w:semiHidden="0" w:uiPriority="65" w:unhideWhenUsed="0"/>
-    <w:lsdException w:name="Medium List 2" w:semiHidden="0" w:uiPriority="66" w:unhideWhenUsed="0"/>
-    <w:lsdException w:name="Medium Grid 1" w:semiHidden="0" w:uiPriority="67" w:unhideWhenUsed="0"/>
-    <w:lsdException w:name="Medium Grid 2" w:semiHidden="0" w:uiPriority="68" w:unhideWhenUsed="0"/>
-    <w:lsdException w:name="Medium Grid 3" w:semiHidden="0" w:uiPriority="69" w:unhideWhenUsed="0"/>
-    <w:lsdException w:name="Dark List" w:semiHidden="0" w:uiPriority="70" w:unhideWhenUsed="0"/>
-    <w:lsdException w:name="Colorful Shading" w:semiHidden="0" w:uiPriority="71" w:unhideWhenUsed="0"/>
-    <w:lsdException w:name="Colorful List" w:semiHidden="0" w:uiPriority="72" w:unhideWhenUsed="0"/>
-    <w:lsdException w:name="Colorful Grid" w:semiHidden="0" w:uiPriority="73" w:unhideWhenUsed="0"/>
-    <w:lsdException w:name="Light Shading Accent 1" w:semiHidden="0" w:uiPriority="60" w:unhideWhenUsed="0"/>
-    <w:lsdException w:name="Light List Accent 1" w:semiHidden="0" w:uiPriority="61" w:unhideWhenUsed="0"/>
-    <w:lsdException w:name="Light Grid Accent 1" w:semiHidden="0" w:uiPriority="62" w:unhideWhenUsed="0"/>
-    <w:lsdException w:name="Medium Shading 1 Accent 1" w:semiHidden="0" w:uiPriority="63" w:unhideWhenUsed="0"/>
-    <w:lsdException w:name="Medium Shading 2 Accent 1" w:semiHidden="0" w:uiPriority="64" w:unhideWhenUsed="0"/>
-    <w:lsdException w:name="Medium List 1 Accent 1" w:semiHidden="0" w:uiPriority="65" w:unhideWhenUsed="0"/>
-    <w:lsdException w:name="Revision" w:unhideWhenUsed="0"/>
-    <w:lsdException w:name="List Paragraph" w:semiHidden="0" w:uiPriority="34" w:unhideWhenUsed="0" w:qFormat="1"/>
-    <w:lsdException w:name="Quote" w:semiHidden="0" w:uiPriority="29" w:unhideWhenUsed="0" w:qFormat="1"/>
-    <w:lsdException w:name="Intense Quote" w:semiHidden="0" w:uiPriority="30" w:unhideWhenUsed="0" w:qFormat="1"/>
-    <w:lsdException w:name="Medium List 2 Accent 1" w:semiHidden="0" w:uiPriority="66" w:unhideWhenUsed="0"/>
-    <w:lsdException w:name="Medium Grid 1 Accent 1" w:semiHidden="0" w:uiPriority="67" w:unhideWhenUsed="0"/>
-    <w:lsdException w:name="Medium Grid 2 Accent 1" w:semiHidden="0" w:uiPriority="68" w:unhideWhenUsed="0"/>
-    <w:lsdException w:name="Medium Grid 3 Accent 1" w:semiHidden="0" w:uiPriority="69" w:unhideWhenUsed="0"/>
-    <w:lsdException w:name="Dark List Accent 1" w:semiHidden="0" w:uiPriority="70" w:unhideWhenUsed="0"/>
-    <w:lsdException w:name="Colorful Shading Accent 1" w:semiHidden="0" w:uiPriority="71" w:unhideWhenUsed="0"/>
-    <w:lsdException w:name="Colorful List Accent 1" w:semiHidden="0" w:uiPriority="72" w:unhideWhenUsed="0"/>
-    <w:lsdException w:name="Colorful Grid Accent 1" w:semiHidden="0" w:uiPriority="73" w:unhideWhenUsed="0"/>
-    <w:lsdException w:name="Light Shading Accent 2" w:semiHidden="0" w:uiPriority="60" w:unhideWhenUsed="0"/>
-    <w:lsdException w:name="Light List Accent 2" w:semiHidden="0" w:uiPriority="61" w:unhideWhenUsed="0"/>
-    <w:lsdException w:name="Light Grid Accent 2" w:semiHidden="0" w:uiPriority="62" w:unhideWhenUsed="0"/>
-    <w:lsdException w:name="Medium Shading 1 Accent 2" w:semiHidden="0" w:uiPriority="63" w:unhideWhenUsed="0"/>
-    <w:lsdException w:name="Medium Shading 2 Accent 2" w:semiHidden="0" w:uiPriority="64" w:unhideWhenUsed="0"/>
-    <w:lsdException w:name="Medium List 1 Accent 2" w:semiHidden="0" w:uiPriority="65" w:unhideWhenUsed="0"/>
-    <w:lsdException w:name="Medium List 2 Accent 2" w:semiHidden="0" w:uiPriority="66" w:unhideWhenUsed="0"/>
-    <w:lsdException w:name="Medium Grid 1 Accent 2" w:semiHidden="0" w:uiPriority="67" w:unhideWhenUsed="0"/>
-    <w:lsdException w:name="Medium Grid 2 Accent 2" w:semiHidden="0" w:uiPriority="68" w:unhideWhenUsed="0"/>
-    <w:lsdException w:name="Medium Grid 3 Accent 2" w:semiHidden="0" w:uiPriority="69" w:unhideWhenUsed="0"/>
-    <w:lsdException w:name="Dark List Accent 2" w:semiHidden="0" w:uiPriority="70" w:unhideWhenUsed="0"/>
-    <w:lsdException w:name="Colorful Shading Accent 2" w:semiHidden="0" w:uiPriority="71" w:unhideWhenUsed="0"/>
-    <w:lsdException w:name="Colorful List Accent 2" w:semiHidden="0" w:uiPriority="72" w:unhideWhenUsed="0"/>
-    <w:lsdException w:name="Colorful Grid Accent 2" w:semiHidden="0" w:uiPriority="73" w:unhideWhenUsed="0"/>
-    <w:lsdException w:name="Light Shading Accent 3" w:semiHidden="0" w:uiPriority="60" w:unhideWhenUsed="0"/>
-    <w:lsdException w:name="Light List Accent 3" w:semiHidden="0" w:uiPriority="61" w:unhideWhenUsed="0"/>
-    <w:lsdException w:name="Light Grid Accent 3" w:semiHidden="0" w:uiPriority="62" w:unhideWhenUsed="0"/>
-    <w:lsdException w:name="Medium Shading 1 Accent 3" w:semiHidden="0" w:uiPriority="63" w:unhideWhenUsed="0"/>
-    <w:lsdException w:name="Medium Shading 2 Accent 3" w:semiHidden="0" w:uiPriority="64" w:unhideWhenUsed="0"/>
-    <w:lsdException w:name="Medium List 1 Accent 3" w:semiHidden="0" w:uiPriority="65" w:unhideWhenUsed="0"/>
-    <w:lsdException w:name="Medium List 2 Accent 3" w:semiHidden="0" w:uiPriority="66" w:unhideWhenUsed="0"/>
-    <w:lsdException w:name="Medium Grid 1 Accent 3" w:semiHidden="0" w:uiPriority="67" w:unhideWhenUsed="0"/>
-    <w:lsdException w:name="Medium Grid 2 Accent 3" w:semiHidden="0" w:uiPriority="68" w:unhideWhenUsed="0"/>
-    <w:lsdException w:name="Medium Grid 3 Accent 3" w:semiHidden="0" w:uiPriority="69" w:unhideWhenUsed="0"/>
-    <w:lsdException w:name="Dark List Accent 3" w:semiHidden="0" w:uiPriority="70" w:unhideWhenUsed="0"/>
-    <w:lsdException w:name="Colorful Shading Accent 3" w:semiHidden="0" w:uiPriority="71" w:unhideWhenUsed="0"/>
-    <w:lsdException w:name="Colorful List Accent 3" w:semiHidden="0" w:uiPriority="72" w:unhideWhenUsed="0"/>
-    <w:lsdException w:name="Colorful Grid Accent 3" w:semiHidden="0" w:uiPriority="73" w:unhideWhenUsed="0"/>
-    <w:lsdException w:name="Light Shading Accent 4" w:semiHidden="0" w:uiPriority="60" w:unhideWhenUsed="0"/>
-    <w:lsdException w:name="Light List Accent 4" w:semiHidden="0" w:uiPriority="61" w:unhideWhenUsed="0"/>
-    <w:lsdException w:name="Light Grid Accent 4" w:semiHidden="0" w:uiPriority="62" w:unhideWhenUsed="0"/>
-    <w:lsdException w:name="Medium Shading 1 Accent 4" w:semiHidden="0" w:uiPriority="63" w:unhideWhenUsed="0"/>
-    <w:lsdException w:name="Medium Shading 2 Accent 4" w:semiHidden="0" w:uiPriority="64" w:unhideWhenUsed="0"/>
-    <w:lsdException w:name="Medium List 1 Accent 4" w:semiHidden="0" w:uiPriority="65" w:unhideWhenUsed="0"/>
-    <w:lsdException w:name="Medium List 2 Accent 4" w:semiHidden="0" w:uiPriority="66" w:unhideWhenUsed="0"/>
-    <w:lsdException w:name="Medium Grid 1 Accent 4" w:semiHidden="0" w:uiPriority="67" w:unhideWhenUsed="0"/>
-    <w:lsdException w:name="Medium Grid 2 Accent 4" w:semiHidden="0" w:uiPriority="68" w:unhideWhenUsed="0"/>
-    <w:lsdException w:name="Medium Grid 3 Accent 4" w:semiHidden="0" w:uiPriority="69" w:unhideWhenUsed="0"/>
-    <w:lsdException w:name="Dark List Accent 4" w:semiHidden="0" w:uiPriority="70" w:unhideWhenUsed="0"/>
-    <w:lsdException w:name="Colorful Shading Accent 4" w:semiHidden="0" w:uiPriority="71" w:unhideWhenUsed="0"/>
-    <w:lsdException w:name="Colorful List Accent 4" w:semiHidden="0" w:uiPriority="72" w:unhideWhenUsed="0"/>
-    <w:lsdException w:name="Colorful Grid Accent 4" w:semiHidden="0" w:uiPriority="73" w:unhideWhenUsed="0"/>
-    <w:lsdException w:name="Light Shading Accent 5" w:semiHidden="0" w:uiPriority="60" w:unhideWhenUsed="0"/>
-    <w:lsdException w:name="Light List Accent 5" w:semiHidden="0" w:uiPriority="61" w:unhideWhenUsed="0"/>
-    <w:lsdException w:name="Light Grid Accent 5" w:semiHidden="0" w:uiPriority="62" w:unhideWhenUsed="0"/>
-    <w:lsdException w:name="Medium Shading 1 Accent 5" w:semiHidden="0" w:uiPriority="63" w:unhideWhenUsed="0"/>
-    <w:lsdException w:name="Medium Shading 2 Accent 5" w:semiHidden="0" w:uiPriority="64" w:unhideWhenUsed="0"/>
-    <w:lsdException w:name="Medium List 1 Accent 5" w:semiHidden="0" w:uiPriority="65" w:unhideWhenUsed="0"/>
-    <w:lsdException w:name="Medium List 2 Accent 5" w:semiHidden="0" w:uiPriority="66" w:unhideWhenUsed="0"/>
-    <w:lsdException w:name="Medium Grid 1 Accent 5" w:semiHidden="0" w:uiPriority="67" w:unhideWhenUsed="0"/>
-    <w:lsdException w:name="Medium Grid 2 Accent 5" w:semiHidden="0" w:uiPriority="68" w:unhideWhenUsed="0"/>
-    <w:lsdException w:name="Medium Grid 3 Accent 5" w:semiHidden="0" w:uiPriority="69" w:unhideWhenUsed="0"/>
-    <w:lsdException w:name="Dark List Accent 5" w:semiHidden="0" w:uiPriority="70" w:unhideWhenUsed="0"/>
-    <w:lsdException w:name="Colorful Shading Accent 5" w:semiHidden="0" w:uiPriority="71" w:unhideWhenUsed="0"/>
-    <w:lsdException w:name="Colorful List Accent 5" w:semiHidden="0" w:uiPriority="72" w:unhideWhenUsed="0"/>
-    <w:lsdException w:name="Colorful Grid Accent 5" w:semiHidden="0" w:uiPriority="73" w:unhideWhenUsed="0"/>
-    <w:lsdException w:name="Light Shading Accent 6" w:semiHidden="0" w:uiPriority="60" w:unhideWhenUsed="0"/>
-    <w:lsdException w:name="Light List Accent 6" w:semiHidden="0" w:uiPriority="61" w:unhideWhenUsed="0"/>
-    <w:lsdException w:name="Light Grid Accent 6" w:semiHidden="0" w:uiPriority="62" w:unhideWhenUsed="0"/>
-    <w:lsdException w:name="Medium Shading 1 Accent 6" w:semiHidden="0" w:uiPriority="63" w:unhideWhenUsed="0"/>
-    <w:lsdException w:name="Medium Shading 2 Accent 6" w:semiHidden="0" w:uiPriority="64" w:unhideWhenUsed="0"/>
-    <w:lsdException w:name="Medium List 1 Accent 6" w:semiHidden="0" w:uiPriority="65" w:unhideWhenUsed="0"/>
-    <w:lsdException w:name="Medium List 2 Accent 6" w:semiHidden="0" w:uiPriority="66" w:unhideWhenUsed="0"/>
-    <w:lsdException w:name="Medium Grid 1 Accent 6" w:semiHidden="0" w:uiPriority="67" w:unhideWhenUsed="0"/>
-    <w:lsdException w:name="Medium Grid 2 Accent 6" w:semiHidden="0" w:uiPriority="68" w:unhideWhenUsed="0"/>
-    <w:lsdException w:name="Medium Grid 3 Accent 6" w:semiHidden="0" w:uiPriority="69" w:unhideWhenUsed="0"/>
-    <w:lsdException w:name="Dark List Accent 6" w:semiHidden="0" w:uiPriority="70" w:unhideWhenUsed="0"/>
-    <w:lsdException w:name="Colorful Shading Accent 6" w:semiHidden="0" w:uiPriority="71" w:unhideWhenUsed="0"/>
-    <w:lsdException w:name="Colorful List Accent 6" w:semiHidden="0" w:uiPriority="72" w:unhideWhenUsed="0"/>
-    <w:lsdException w:name="Colorful Grid Accent 6" w:semiHidden="0" w:uiPriority="73" w:unhideWhenUsed="0"/>
-    <w:lsdException w:name="Subtle Emphasis" w:semiHidden="0" w:uiPriority="19" w:unhideWhenUsed="0" w:qFormat="1"/>
-    <w:lsdException w:name="Intense Emphasis" w:semiHidden="0" w:uiPriority="21" w:unhideWhenUsed="0" w:qFormat="1"/>
-    <w:lsdException w:name="Subtle Reference" w:semiHidden="0" w:uiPriority="31" w:unhideWhenUsed="0" w:qFormat="1"/>
-    <w:lsdException w:name="Intense Reference" w:semiHidden="0" w:uiPriority="32" w:unhideWhenUsed="0" w:qFormat="1"/>
-    <w:lsdException w:name="Book Title" w:semiHidden="0" w:uiPriority="33" w:unhideWhenUsed="0" w:qFormat="1"/>
-    <w:lsdException w:name="Bibliography" w:uiPriority="37"/>
-    <w:lsdException w:name="TOC Heading" w:uiPriority="39" w:qFormat="1"/>
+  <w:latentStyles w:count="260" w:defQFormat="0" w:defUnhideWhenUsed="1" w:defSemiHidden="1" w:defUIPriority="99" w:defLockedState="0">
+    <w:lsdException w:qFormat="1" w:unhideWhenUsed="0" w:uiPriority="0" w:name="Normal"/>
+    <w:lsdException w:qFormat="1" w:unhideWhenUsed="0" w:uiPriority="9" w:semiHidden="0" w:name="heading 1"/>
+    <w:lsdException w:qFormat="1" w:uiPriority="9" w:name="heading 2"/>
+    <w:lsdException w:qFormat="1" w:uiPriority="9" w:name="heading 3"/>
+    <w:lsdException w:qFormat="1" w:uiPriority="9" w:name="heading 4"/>
+    <w:lsdException w:qFormat="1" w:uiPriority="9" w:name="heading 5"/>
+    <w:lsdException w:qFormat="1" w:uiPriority="9" w:name="heading 6"/>
+    <w:lsdException w:qFormat="1" w:uiPriority="9" w:name="heading 7"/>
+    <w:lsdException w:qFormat="1" w:uiPriority="9" w:name="heading 8"/>
+    <w:lsdException w:qFormat="1" w:uiPriority="9" w:name="heading 9"/>
+    <w:lsdException w:uiPriority="99" w:name="index 1"/>
+    <w:lsdException w:uiPriority="99" w:name="index 2"/>
+    <w:lsdException w:uiPriority="99" w:name="index 3"/>
+    <w:lsdException w:uiPriority="99" w:name="index 4"/>
+    <w:lsdException w:uiPriority="99" w:name="index 5"/>
+    <w:lsdException w:uiPriority="99" w:name="index 6"/>
+    <w:lsdException w:uiPriority="99" w:name="index 7"/>
+    <w:lsdException w:uiPriority="99" w:name="index 8"/>
+    <w:lsdException w:uiPriority="99" w:name="index 9"/>
+    <w:lsdException w:uiPriority="39" w:name="toc 1"/>
+    <w:lsdException w:uiPriority="39" w:name="toc 2"/>
+    <w:lsdException w:uiPriority="39" w:name="toc 3"/>
+    <w:lsdException w:uiPriority="39" w:name="toc 4"/>
+    <w:lsdException w:uiPriority="39" w:name="toc 5"/>
+    <w:lsdException w:uiPriority="39" w:name="toc 6"/>
+    <w:lsdException w:uiPriority="39" w:name="toc 7"/>
+    <w:lsdException w:uiPriority="39" w:name="toc 8"/>
+    <w:lsdException w:uiPriority="39" w:name="toc 9"/>
+    <w:lsdException w:uiPriority="99" w:name="Normal Indent"/>
+    <w:lsdException w:uiPriority="99" w:name="footnote text"/>
+    <w:lsdException w:uiPriority="99" w:name="annotation text"/>
+    <w:lsdException w:uiPriority="99" w:name="header"/>
+    <w:lsdException w:uiPriority="99" w:name="footer"/>
+    <w:lsdException w:uiPriority="99" w:name="index heading"/>
+    <w:lsdException w:qFormat="1" w:uiPriority="35" w:name="caption"/>
+    <w:lsdException w:uiPriority="99" w:name="table of figures"/>
+    <w:lsdException w:uiPriority="99" w:name="envelope address"/>
+    <w:lsdException w:uiPriority="99" w:name="envelope return"/>
+    <w:lsdException w:uiPriority="99" w:name="footnote reference"/>
+    <w:lsdException w:uiPriority="99" w:name="annotation reference"/>
+    <w:lsdException w:uiPriority="99" w:name="line number"/>
+    <w:lsdException w:uiPriority="99" w:name="page number"/>
+    <w:lsdException w:uiPriority="99" w:name="endnote reference"/>
+    <w:lsdException w:uiPriority="99" w:name="endnote text"/>
+    <w:lsdException w:uiPriority="99" w:name="table of authorities"/>
+    <w:lsdException w:uiPriority="99" w:name="macro"/>
+    <w:lsdException w:uiPriority="99" w:name="toa heading"/>
+    <w:lsdException w:uiPriority="99" w:name="List"/>
+    <w:lsdException w:uiPriority="99" w:name="List Bullet"/>
+    <w:lsdException w:uiPriority="99" w:name="List Number"/>
+    <w:lsdException w:uiPriority="99" w:name="List 2"/>
+    <w:lsdException w:uiPriority="99" w:name="List 3"/>
+    <w:lsdException w:uiPriority="99" w:name="List 4"/>
+    <w:lsdException w:uiPriority="99" w:name="List 5"/>
+    <w:lsdException w:uiPriority="99" w:name="List Bullet 2"/>
+    <w:lsdException w:uiPriority="99" w:name="List Bullet 3"/>
+    <w:lsdException w:uiPriority="99" w:name="List Bullet 4"/>
+    <w:lsdException w:uiPriority="99" w:name="List Bullet 5"/>
+    <w:lsdException w:uiPriority="99" w:name="List Number 2"/>
+    <w:lsdException w:uiPriority="99" w:name="List Number 3"/>
+    <w:lsdException w:uiPriority="99" w:name="List Number 4"/>
+    <w:lsdException w:uiPriority="99" w:name="List Number 5"/>
+    <w:lsdException w:qFormat="1" w:unhideWhenUsed="0" w:uiPriority="10" w:semiHidden="0" w:name="Title"/>
+    <w:lsdException w:uiPriority="99" w:name="Closing"/>
+    <w:lsdException w:uiPriority="99" w:name="Signature"/>
+    <w:lsdException w:qFormat="1" w:uiPriority="1" w:name="Default Paragraph Font"/>
+    <w:lsdException w:qFormat="1" w:unhideWhenUsed="0" w:uiPriority="0" w:name="Body Text"/>
+    <w:lsdException w:uiPriority="99" w:name="Body Text Indent"/>
+    <w:lsdException w:uiPriority="99" w:name="List Continue"/>
+    <w:lsdException w:uiPriority="99" w:name="List Continue 2"/>
+    <w:lsdException w:uiPriority="99" w:name="List Continue 3"/>
+    <w:lsdException w:uiPriority="99" w:name="List Continue 4"/>
+    <w:lsdException w:uiPriority="99" w:name="List Continue 5"/>
+    <w:lsdException w:uiPriority="99" w:name="Message Header"/>
+    <w:lsdException w:qFormat="1" w:unhideWhenUsed="0" w:uiPriority="11" w:semiHidden="0" w:name="Subtitle"/>
+    <w:lsdException w:uiPriority="99" w:name="Salutation"/>
+    <w:lsdException w:uiPriority="99" w:name="Date"/>
+    <w:lsdException w:uiPriority="99" w:name="Body Text First Indent"/>
+    <w:lsdException w:uiPriority="99" w:name="Body Text First Indent 2"/>
+    <w:lsdException w:uiPriority="99" w:name="Note Heading"/>
+    <w:lsdException w:uiPriority="99" w:name="Body Text 2"/>
+    <w:lsdException w:uiPriority="99" w:name="Body Text 3"/>
+    <w:lsdException w:uiPriority="99" w:name="Body Text Indent 2"/>
+    <w:lsdException w:uiPriority="99" w:name="Body Text Indent 3"/>
+    <w:lsdException w:uiPriority="99" w:name="Block Text"/>
+    <w:lsdException w:uiPriority="99" w:name="Hyperlink"/>
+    <w:lsdException w:uiPriority="99" w:name="FollowedHyperlink"/>
+    <w:lsdException w:qFormat="1" w:unhideWhenUsed="0" w:uiPriority="22" w:semiHidden="0" w:name="Strong"/>
+    <w:lsdException w:qFormat="1" w:unhideWhenUsed="0" w:uiPriority="20" w:semiHidden="0" w:name="Emphasis"/>
+    <w:lsdException w:uiPriority="99" w:name="Document Map"/>
+    <w:lsdException w:uiPriority="99" w:name="Plain Text"/>
+    <w:lsdException w:uiPriority="99" w:name="E-mail Signature"/>
+    <w:lsdException w:uiPriority="99" w:name="Normal (Web)"/>
+    <w:lsdException w:uiPriority="99" w:name="HTML Acronym"/>
+    <w:lsdException w:uiPriority="99" w:name="HTML Address"/>
+    <w:lsdException w:uiPriority="99" w:name="HTML Cite"/>
+    <w:lsdException w:uiPriority="99" w:name="HTML Code"/>
+    <w:lsdException w:uiPriority="99" w:name="HTML Definition"/>
+    <w:lsdException w:uiPriority="99" w:name="HTML Keyboard"/>
+    <w:lsdException w:uiPriority="99" w:name="HTML Preformatted"/>
+    <w:lsdException w:uiPriority="99" w:name="HTML Sample"/>
+    <w:lsdException w:uiPriority="99" w:name="HTML Typewriter"/>
+    <w:lsdException w:uiPriority="99" w:name="HTML Variable"/>
+    <w:lsdException w:uiPriority="99" w:name="Normal Table"/>
+    <w:lsdException w:uiPriority="99" w:name="annotation subject"/>
+    <w:lsdException w:uiPriority="99" w:name="Table Simple 1"/>
+    <w:lsdException w:uiPriority="99" w:name="Table Simple 2"/>
+    <w:lsdException w:uiPriority="99" w:name="Table Simple 3"/>
+    <w:lsdException w:uiPriority="99" w:name="Table Classic 1"/>
+    <w:lsdException w:uiPriority="99" w:name="Table Classic 2"/>
+    <w:lsdException w:uiPriority="99" w:name="Table Classic 3"/>
+    <w:lsdException w:uiPriority="99" w:name="Table Classic 4"/>
+    <w:lsdException w:uiPriority="99" w:name="Table Colorful 1"/>
+    <w:lsdException w:uiPriority="99" w:name="Table Colorful 2"/>
+    <w:lsdException w:uiPriority="99" w:name="Table Colorful 3"/>
+    <w:lsdException w:uiPriority="99" w:name="Table Columns 1"/>
+    <w:lsdException w:uiPriority="99" w:name="Table Columns 2"/>
+    <w:lsdException w:uiPriority="99" w:name="Table Columns 3"/>
+    <w:lsdException w:uiPriority="99" w:name="Table Columns 4"/>
+    <w:lsdException w:uiPriority="99" w:name="Table Columns 5"/>
+    <w:lsdException w:uiPriority="99" w:name="Table Grid 1"/>
+    <w:lsdException w:uiPriority="99" w:name="Table Grid 2"/>
+    <w:lsdException w:uiPriority="99" w:name="Table Grid 3"/>
+    <w:lsdException w:uiPriority="99" w:name="Table Grid 4"/>
+    <w:lsdException w:uiPriority="99" w:name="Table Grid 5"/>
+    <w:lsdException w:uiPriority="99" w:name="Table Grid 6"/>
+    <w:lsdException w:uiPriority="99" w:name="Table Grid 7"/>
+    <w:lsdException w:uiPriority="99" w:name="Table Grid 8"/>
+    <w:lsdException w:uiPriority="99" w:name="Table List 1"/>
+    <w:lsdException w:uiPriority="99" w:name="Table List 2"/>
+    <w:lsdException w:uiPriority="99" w:name="Table List 3"/>
+    <w:lsdException w:uiPriority="99" w:name="Table List 4"/>
+    <w:lsdException w:uiPriority="99" w:name="Table List 5"/>
+    <w:lsdException w:uiPriority="99" w:name="Table List 6"/>
+    <w:lsdException w:uiPriority="99" w:name="Table List 7"/>
+    <w:lsdException w:uiPriority="99" w:name="Table List 8"/>
+    <w:lsdException w:uiPriority="99" w:name="Table 3D effects 1"/>
+    <w:lsdException w:uiPriority="99" w:name="Table 3D effects 2"/>
+    <w:lsdException w:uiPriority="99" w:name="Table 3D effects 3"/>
+    <w:lsdException w:uiPriority="99" w:name="Table Contemporary"/>
+    <w:lsdException w:uiPriority="99" w:name="Table Elegant"/>
+    <w:lsdException w:uiPriority="99" w:name="Table Professional"/>
+    <w:lsdException w:uiPriority="99" w:name="Table Subtle 1"/>
+    <w:lsdException w:uiPriority="99" w:name="Table Subtle 2"/>
+    <w:lsdException w:uiPriority="99" w:name="Table Web 1"/>
+    <w:lsdException w:uiPriority="99" w:name="Table Web 2"/>
+    <w:lsdException w:uiPriority="99" w:name="Table Web 3"/>
+    <w:lsdException w:uiPriority="99" w:name="Balloon Text"/>
+    <w:lsdException w:unhideWhenUsed="0" w:uiPriority="59" w:semiHidden="0" w:name="Table Grid"/>
+    <w:lsdException w:uiPriority="99" w:name="Table Theme"/>
+    <w:lsdException w:unhideWhenUsed="0" w:uiPriority="60" w:semiHidden="0" w:name="Light Shading"/>
+    <w:lsdException w:unhideWhenUsed="0" w:uiPriority="61" w:semiHidden="0" w:name="Light List"/>
+    <w:lsdException w:unhideWhenUsed="0" w:uiPriority="62" w:semiHidden="0" w:name="Light Grid"/>
+    <w:lsdException w:unhideWhenUsed="0" w:uiPriority="63" w:semiHidden="0" w:name="Medium Shading 1"/>
+    <w:lsdException w:unhideWhenUsed="0" w:uiPriority="64" w:semiHidden="0" w:name="Medium Shading 2"/>
+    <w:lsdException w:unhideWhenUsed="0" w:uiPriority="65" w:semiHidden="0" w:name="Medium List 1"/>
+    <w:lsdException w:unhideWhenUsed="0" w:uiPriority="66" w:semiHidden="0" w:name="Medium List 2"/>
+    <w:lsdException w:unhideWhenUsed="0" w:uiPriority="67" w:semiHidden="0" w:name="Medium Grid 1"/>
+    <w:lsdException w:unhideWhenUsed="0" w:uiPriority="68" w:semiHidden="0" w:name="Medium Grid 2"/>
+    <w:lsdException w:unhideWhenUsed="0" w:uiPriority="69" w:semiHidden="0" w:name="Medium Grid 3"/>
+    <w:lsdException w:unhideWhenUsed="0" w:uiPriority="70" w:semiHidden="0" w:name="Dark List"/>
+    <w:lsdException w:unhideWhenUsed="0" w:uiPriority="71" w:semiHidden="0" w:name="Colorful Shading"/>
+    <w:lsdException w:unhideWhenUsed="0" w:uiPriority="72" w:semiHidden="0" w:name="Colorful List"/>
+    <w:lsdException w:unhideWhenUsed="0" w:uiPriority="73" w:semiHidden="0" w:name="Colorful Grid"/>
+    <w:lsdException w:unhideWhenUsed="0" w:uiPriority="60" w:semiHidden="0" w:name="Light Shading Accent 1"/>
+    <w:lsdException w:unhideWhenUsed="0" w:uiPriority="61" w:semiHidden="0" w:name="Light List Accent 1"/>
+    <w:lsdException w:unhideWhenUsed="0" w:uiPriority="62" w:semiHidden="0" w:name="Light Grid Accent 1"/>
+    <w:lsdException w:unhideWhenUsed="0" w:uiPriority="63" w:semiHidden="0" w:name="Medium Shading 1 Accent 1"/>
+    <w:lsdException w:unhideWhenUsed="0" w:uiPriority="64" w:semiHidden="0" w:name="Medium Shading 2 Accent 1"/>
+    <w:lsdException w:unhideWhenUsed="0" w:uiPriority="65" w:semiHidden="0" w:name="Medium List 1 Accent 1"/>
+    <w:lsdException w:unhideWhenUsed="0" w:uiPriority="66" w:semiHidden="0" w:name="Medium List 2 Accent 1"/>
+    <w:lsdException w:unhideWhenUsed="0" w:uiPriority="67" w:semiHidden="0" w:name="Medium Grid 1 Accent 1"/>
+    <w:lsdException w:unhideWhenUsed="0" w:uiPriority="68" w:semiHidden="0" w:name="Medium Grid 2 Accent 1"/>
+    <w:lsdException w:unhideWhenUsed="0" w:uiPriority="69" w:semiHidden="0" w:name="Medium Grid 3 Accent 1"/>
+    <w:lsdException w:unhideWhenUsed="0" w:uiPriority="70" w:semiHidden="0" w:name="Dark List Accent 1"/>
+    <w:lsdException w:unhideWhenUsed="0" w:uiPriority="71" w:semiHidden="0" w:name="Colorful Shading Accent 1"/>
+    <w:lsdException w:unhideWhenUsed="0" w:uiPriority="72" w:semiHidden="0" w:name="Colorful List Accent 1"/>
+    <w:lsdException w:unhideWhenUsed="0" w:uiPriority="73" w:semiHidden="0" w:name="Colorful Grid Accent 1"/>
+    <w:lsdException w:unhideWhenUsed="0" w:uiPriority="60" w:semiHidden="0" w:name="Light Shading Accent 2"/>
+    <w:lsdException w:unhideWhenUsed="0" w:uiPriority="61" w:semiHidden="0" w:name="Light List Accent 2"/>
+    <w:lsdException w:unhideWhenUsed="0" w:uiPriority="62" w:semiHidden="0" w:name="Light Grid Accent 2"/>
+    <w:lsdException w:unhideWhenUsed="0" w:uiPriority="63" w:semiHidden="0" w:name="Medium Shading 1 Accent 2"/>
+    <w:lsdException w:unhideWhenUsed="0" w:uiPriority="64" w:semiHidden="0" w:name="Medium Shading 2 Accent 2"/>
+    <w:lsdException w:unhideWhenUsed="0" w:uiPriority="65" w:semiHidden="0" w:name="Medium List 1 Accent 2"/>
+    <w:lsdException w:unhideWhenUsed="0" w:uiPriority="66" w:semiHidden="0" w:name="Medium List 2 Accent 2"/>
+    <w:lsdException w:unhideWhenUsed="0" w:uiPriority="67" w:semiHidden="0" w:name="Medium Grid 1 Accent 2"/>
+    <w:lsdException w:unhideWhenUsed="0" w:uiPriority="68" w:semiHidden="0" w:name="Medium Grid 2 Accent 2"/>
+    <w:lsdException w:unhideWhenUsed="0" w:uiPriority="69" w:semiHidden="0" w:name="Medium Grid 3 Accent 2"/>
+    <w:lsdException w:unhideWhenUsed="0" w:uiPriority="70" w:semiHidden="0" w:name="Dark List Accent 2"/>
+    <w:lsdException w:unhideWhenUsed="0" w:uiPriority="71" w:semiHidden="0" w:name="Colorful Shading Accent 2"/>
+    <w:lsdException w:unhideWhenUsed="0" w:uiPriority="72" w:semiHidden="0" w:name="Colorful List Accent 2"/>
+    <w:lsdException w:unhideWhenUsed="0" w:uiPriority="73" w:semiHidden="0" w:name="Colorful Grid Accent 2"/>
+    <w:lsdException w:unhideWhenUsed="0" w:uiPriority="60" w:semiHidden="0" w:name="Light Shading Accent 3"/>
+    <w:lsdException w:unhideWhenUsed="0" w:uiPriority="61" w:semiHidden="0" w:name="Light List Accent 3"/>
+    <w:lsdException w:unhideWhenUsed="0" w:uiPriority="62" w:semiHidden="0" w:name="Light Grid Accent 3"/>
+    <w:lsdException w:unhideWhenUsed="0" w:uiPriority="63" w:semiHidden="0" w:name="Medium Shading 1 Accent 3"/>
+    <w:lsdException w:unhideWhenUsed="0" w:uiPriority="64" w:semiHidden="0" w:name="Medium Shading 2 Accent 3"/>
+    <w:lsdException w:unhideWhenUsed="0" w:uiPriority="65" w:semiHidden="0" w:name="Medium List 1 Accent 3"/>
+    <w:lsdException w:unhideWhenUsed="0" w:uiPriority="66" w:semiHidden="0" w:name="Medium List 2 Accent 3"/>
+    <w:lsdException w:unhideWhenUsed="0" w:uiPriority="67" w:semiHidden="0" w:name="Medium Grid 1 Accent 3"/>
+    <w:lsdException w:unhideWhenUsed="0" w:uiPriority="68" w:semiHidden="0" w:name="Medium Grid 2 Accent 3"/>
+    <w:lsdException w:unhideWhenUsed="0" w:uiPriority="69" w:semiHidden="0" w:name="Medium Grid 3 Accent 3"/>
+    <w:lsdException w:unhideWhenUsed="0" w:uiPriority="70" w:semiHidden="0" w:name="Dark List Accent 3"/>
+    <w:lsdException w:unhideWhenUsed="0" w:uiPriority="71" w:semiHidden="0" w:name="Colorful Shading Accent 3"/>
+    <w:lsdException w:unhideWhenUsed="0" w:uiPriority="72" w:semiHidden="0" w:name="Colorful List Accent 3"/>
+    <w:lsdException w:unhideWhenUsed="0" w:uiPriority="73" w:semiHidden="0" w:name="Colorful Grid Accent 3"/>
+    <w:lsdException w:unhideWhenUsed="0" w:uiPriority="60" w:semiHidden="0" w:name="Light Shading Accent 4"/>
+    <w:lsdException w:unhideWhenUsed="0" w:uiPriority="61" w:semiHidden="0" w:name="Light List Accent 4"/>
+    <w:lsdException w:unhideWhenUsed="0" w:uiPriority="62" w:semiHidden="0" w:name="Light Grid Accent 4"/>
+    <w:lsdException w:unhideWhenUsed="0" w:uiPriority="63" w:semiHidden="0" w:name="Medium Shading 1 Accent 4"/>
+    <w:lsdException w:unhideWhenUsed="0" w:uiPriority="64" w:semiHidden="0" w:name="Medium Shading 2 Accent 4"/>
+    <w:lsdException w:unhideWhenUsed="0" w:uiPriority="65" w:semiHidden="0" w:name="Medium List 1 Accent 4"/>
+    <w:lsdException w:unhideWhenUsed="0" w:uiPriority="66" w:semiHidden="0" w:name="Medium List 2 Accent 4"/>
+    <w:lsdException w:unhideWhenUsed="0" w:uiPriority="67" w:semiHidden="0" w:name="Medium Grid 1 Accent 4"/>
+    <w:lsdException w:unhideWhenUsed="0" w:uiPriority="68" w:semiHidden="0" w:name="Medium Grid 2 Accent 4"/>
+    <w:lsdException w:unhideWhenUsed="0" w:uiPriority="69" w:semiHidden="0" w:name="Medium Grid 3 Accent 4"/>
+    <w:lsdException w:unhideWhenUsed="0" w:uiPriority="70" w:semiHidden="0" w:name="Dark List Accent 4"/>
+    <w:lsdException w:unhideWhenUsed="0" w:uiPriority="71" w:semiHidden="0" w:name="Colorful Shading Accent 4"/>
+    <w:lsdException w:unhideWhenUsed="0" w:uiPriority="72" w:semiHidden="0" w:name="Colorful List Accent 4"/>
+    <w:lsdException w:unhideWhenUsed="0" w:uiPriority="73" w:semiHidden="0" w:name="Colorful Grid Accent 4"/>
+    <w:lsdException w:unhideWhenUsed="0" w:uiPriority="60" w:semiHidden="0" w:name="Light Shading Accent 5"/>
+    <w:lsdException w:unhideWhenUsed="0" w:uiPriority="61" w:semiHidden="0" w:name="Light List Accent 5"/>
+    <w:lsdException w:unhideWhenUsed="0" w:uiPriority="62" w:semiHidden="0" w:name="Light Grid Accent 5"/>
+    <w:lsdException w:unhideWhenUsed="0" w:uiPriority="63" w:semiHidden="0" w:name="Medium Shading 1 Accent 5"/>
+    <w:lsdException w:unhideWhenUsed="0" w:uiPriority="64" w:semiHidden="0" w:name="Medium Shading 2 Accent 5"/>
+    <w:lsdException w:unhideWhenUsed="0" w:uiPriority="65" w:semiHidden="0" w:name="Medium List 1 Accent 5"/>
+    <w:lsdException w:unhideWhenUsed="0" w:uiPriority="66" w:semiHidden="0" w:name="Medium List 2 Accent 5"/>
+    <w:lsdException w:unhideWhenUsed="0" w:uiPriority="67" w:semiHidden="0" w:name="Medium Grid 1 Accent 5"/>
+    <w:lsdException w:unhideWhenUsed="0" w:uiPriority="68" w:semiHidden="0" w:name="Medium Grid 2 Accent 5"/>
+    <w:lsdException w:unhideWhenUsed="0" w:uiPriority="69" w:semiHidden="0" w:name="Medium Grid 3 Accent 5"/>
+    <w:lsdException w:unhideWhenUsed="0" w:uiPriority="70" w:semiHidden="0" w:name="Dark List Accent 5"/>
+    <w:lsdException w:unhideWhenUsed="0" w:uiPriority="71" w:semiHidden="0" w:name="Colorful Shading Accent 5"/>
+    <w:lsdException w:unhideWhenUsed="0" w:uiPriority="72" w:semiHidden="0" w:name="Colorful List Accent 5"/>
+    <w:lsdException w:unhideWhenUsed="0" w:uiPriority="73" w:semiHidden="0" w:name="Colorful Grid Accent 5"/>
+    <w:lsdException w:unhideWhenUsed="0" w:uiPriority="60" w:semiHidden="0" w:name="Light Shading Accent 6"/>
+    <w:lsdException w:unhideWhenUsed="0" w:uiPriority="61" w:semiHidden="0" w:name="Light List Accent 6"/>
+    <w:lsdException w:unhideWhenUsed="0" w:uiPriority="62" w:semiHidden="0" w:name="Light Grid Accent 6"/>
+    <w:lsdException w:unhideWhenUsed="0" w:uiPriority="63" w:semiHidden="0" w:name="Medium Shading 1 Accent 6"/>
+    <w:lsdException w:unhideWhenUsed="0" w:uiPriority="64" w:semiHidden="0" w:name="Medium Shading 2 Accent 6"/>
+    <w:lsdException w:unhideWhenUsed="0" w:uiPriority="65" w:semiHidden="0" w:name="Medium List 1 Accent 6"/>
+    <w:lsdException w:unhideWhenUsed="0" w:uiPriority="66" w:semiHidden="0" w:name="Medium List 2 Accent 6"/>
+    <w:lsdException w:unhideWhenUsed="0" w:uiPriority="67" w:semiHidden="0" w:name="Medium Grid 1 Accent 6"/>
+    <w:lsdException w:unhideWhenUsed="0" w:uiPriority="68" w:semiHidden="0" w:name="Medium Grid 2 Accent 6"/>
+    <w:lsdException w:unhideWhenUsed="0" w:uiPriority="69" w:semiHidden="0" w:name="Medium Grid 3 Accent 6"/>
+    <w:lsdException w:unhideWhenUsed="0" w:uiPriority="70" w:semiHidden="0" w:name="Dark List Accent 6"/>
+    <w:lsdException w:unhideWhenUsed="0" w:uiPriority="71" w:semiHidden="0" w:name="Colorful Shading Accent 6"/>
+    <w:lsdException w:unhideWhenUsed="0" w:uiPriority="72" w:semiHidden="0" w:name="Colorful List Accent 6"/>
+    <w:lsdException w:unhideWhenUsed="0" w:uiPriority="73" w:semiHidden="0" w:name="Colorful Grid Accent 6"/>
   </w:latentStyles>
-  <w:style w:type="paragraph" w:default="1" w:styleId="Normal">
+  <w:style w:type="paragraph" w:default="1" w:styleId="1">
     <w:name w:val="Normal"/>
     <w:semiHidden/>
     <w:qFormat/>
+    <w:uiPriority w:val="0"/>
     <w:pPr>
       <w:kinsoku w:val="0"/>
       <w:autoSpaceDE w:val="0"/>
       <w:autoSpaceDN w:val="0"/>
       <w:adjustRightInd w:val="0"/>
       <w:snapToGrid w:val="0"/>
-      <w:spacing w:line="240" w:lineRule="auto"/>
+      <w:spacing w:after="200" w:line="240" w:lineRule="auto"/>
       <w:jc w:val="left"/>
       <w:textAlignment w:val="baseline"/>
     </w:pPr>
     <w:rPr>
-      <w:noProof/>
+      <w:rFonts w:ascii="Arial" w:hAnsi="Arial" w:eastAsia="Arial" w:cs="Arial"/>
       <w:snapToGrid w:val="0"/>
       <w:color w:val="000000"/>
       <w:kern w:val="0"/>
+      <w:sz w:val="21"/>
+      <w:szCs w:val="21"/>
+      <w:lang w:val="en-US" w:eastAsia="en-US" w:bidi="ar-SA"/>
     </w:rPr>
   </w:style>
-  <w:style w:type="character" w:default="1" w:styleId="DefaultParagraphFont">
+  <w:style w:type="character" w:default="1" w:styleId="4">
     <w:name w:val="Default Paragraph Font"/>
-    <w:uiPriority w:val="1"/>
     <w:semiHidden/>
     <w:unhideWhenUsed/>
+    <w:qFormat/>
+    <w:uiPriority w:val="1"/>
   </w:style>
-  <w:style w:type="table" w:customStyle="1" w:styleId="TableNormal">
+  <w:style w:type="table" w:default="1" w:styleId="3">
+    <w:name w:val="Normal Table"/>
+    <w:semiHidden/>
+    <w:unhideWhenUsed/>
+    <w:uiPriority w:val="99"/>
+    <w:tblPr>
+      <w:tblCellMar>
+        <w:top w:w="0" w:type="dxa"/>
+        <w:left w:w="108" w:type="dxa"/>
+        <w:bottom w:w="0" w:type="dxa"/>
+        <w:right w:w="108" w:type="dxa"/>
+      </w:tblCellMar>
+    </w:tblPr>
+  </w:style>
+  <w:style w:type="paragraph" w:styleId="2">
+    <w:name w:val="Body Text"/>
+    <w:basedOn w:val="1"/>
+    <w:semiHidden/>
+    <w:qFormat/>
+    <w:uiPriority w:val="0"/>
+    <w:rPr>
+      <w:rFonts w:ascii="Arial" w:hAnsi="Arial" w:eastAsia="Arial" w:cs="Arial"/>
+      <w:sz w:val="21"/>
+      <w:szCs w:val="21"/>
+      <w:lang w:val="en-US" w:eastAsia="en-US" w:bidi="ar-SA"/>
+    </w:rPr>
+  </w:style>
+  <w:style w:type="table" w:customStyle="1" w:styleId="5">
     <w:name w:val="Table Normal"/>
     <w:semiHidden/>
     <w:unhideWhenUsed/>
     <w:qFormat/>
+    <w:uiPriority w:val="0"/>
     <w:tblPr>
       <w:tblCellMar>
         <w:top w:w="0" w:type="dxa"/>
@@ -4713,29 +4553,302 @@
       </w:tblCellMar>
     </w:tblPr>
   </w:style>
-  <w:style w:type="paragraph" w:styleId="BodyText">
-    <w:name w:val="Body Text"/>
-    <w:basedOn w:val="Normal"/>
+  <w:style w:type="paragraph" w:customStyle="1" w:styleId="6">
+    <w:name w:val="Table Text"/>
+    <w:basedOn w:val="1"/>
     <w:semiHidden/>
     <w:qFormat/>
+    <w:uiPriority w:val="0"/>
     <w:rPr>
-      <w:rFonts w:ascii="Arial" w:eastAsia="Arial" w:hAnsi="Arial" w:cs="Arial"/>
-      <w:sz w:val="21"/>
-      <w:szCs w:val="21"/>
-      <w:lang w:val="en-US" w:eastAsia="en-US" w:bidi="ar-SA"/>
-    </w:rPr>
-  </w:style>
-  <w:style w:type="paragraph" w:customStyle="1" w:styleId="TableText">
-    <w:name w:val="Table Text"/>
-    <w:basedOn w:val="Normal"/>
-    <w:semiHidden/>
-    <w:qFormat/>
-    <w:rPr>
-      <w:rFonts w:ascii="Arial" w:eastAsia="Arial" w:hAnsi="Arial" w:cs="Arial"/>
+      <w:rFonts w:ascii="Arial" w:hAnsi="Arial" w:eastAsia="Arial" w:cs="Arial"/>
       <w:sz w:val="21"/>
       <w:szCs w:val="21"/>
       <w:lang w:val="en-US" w:eastAsia="en-US" w:bidi="ar-SA"/>
     </w:rPr>
   </w:style>
 </w:styles>
+</file>
+
+<file path=word/theme/theme1.xml><?xml version="1.0" encoding="utf-8"?>
+<a:theme xmlns:a="http://schemas.openxmlformats.org/drawingml/2006/main" name="Office">
+  <a:themeElements>
+    <a:clrScheme name="Office">
+      <a:dk1>
+        <a:sysClr val="windowText" lastClr="000000"/>
+      </a:dk1>
+      <a:lt1>
+        <a:sysClr val="window" lastClr="FFFFFF"/>
+      </a:lt1>
+      <a:dk2>
+        <a:srgbClr val="1F497D"/>
+      </a:dk2>
+      <a:lt2>
+        <a:srgbClr val="EEECE1"/>
+      </a:lt2>
+      <a:accent1>
+        <a:srgbClr val="4F81BD"/>
+      </a:accent1>
+      <a:accent2>
+        <a:srgbClr val="C0504D"/>
+      </a:accent2>
+      <a:accent3>
+        <a:srgbClr val="9BBB59"/>
+      </a:accent3>
+      <a:accent4>
+        <a:srgbClr val="8064A2"/>
+      </a:accent4>
+      <a:accent5>
+        <a:srgbClr val="4BACC6"/>
+      </a:accent5>
+      <a:accent6>
+        <a:srgbClr val="F79646"/>
+      </a:accent6>
+      <a:hlink>
+        <a:srgbClr val="0000FF"/>
+      </a:hlink>
+      <a:folHlink>
+        <a:srgbClr val="800080"/>
+      </a:folHlink>
+    </a:clrScheme>
+    <a:fontScheme name="Office">
+      <a:majorFont>
+        <a:latin typeface="Cambria"/>
+        <a:ea typeface=""/>
+        <a:cs typeface=""/>
+        <a:font script="Jpan" typeface="ＭＳ ゴシック"/>
+        <a:font script="Hang" typeface="맑은 고딕"/>
+        <a:font script="Hans" typeface="宋体"/>
+        <a:font script="Hant" typeface="新細明體"/>
+        <a:font script="Arab" typeface="Times New Roman"/>
+        <a:font script="Hebr" typeface="Times New Roman"/>
+        <a:font script="Thai" typeface="Angsana New"/>
+        <a:font script="Ethi" typeface="Nyala"/>
+        <a:font script="Beng" typeface="Vrinda"/>
+        <a:font script="Gujr" typeface="Shruti"/>
+        <a:font script="Khmr" typeface="MoolBoran"/>
+        <a:font script="Knda" typeface="Tunga"/>
+        <a:font script="Guru" typeface="Raavi"/>
+        <a:font script="Cans" typeface="Euphemia"/>
+        <a:font script="Cher" typeface="Plantagenet Cherokee"/>
+        <a:font script="Yiii" typeface="Microsoft Yi Baiti"/>
+        <a:font script="Tibt" typeface="Microsoft Himalaya"/>
+        <a:font script="Thaa" typeface="MV Boli"/>
+        <a:font script="Deva" typeface="Mangal"/>
+        <a:font script="Telu" typeface="Gautami"/>
+        <a:font script="Taml" typeface="Latha"/>
+        <a:font script="Syrc" typeface="Estrangelo Edessa"/>
+        <a:font script="Orya" typeface="Kalinga"/>
+        <a:font script="Mlym" typeface="Kartika"/>
+        <a:font script="Laoo" typeface="DokChampa"/>
+        <a:font script="Sinh" typeface="Iskoola Pota"/>
+        <a:font script="Mong" typeface="Mongolian Baiti"/>
+        <a:font script="Viet" typeface="Times New Roman"/>
+        <a:font script="Uigh" typeface="Microsoft Uighur"/>
+        <a:font script="Geor" typeface="Sylfaen"/>
+      </a:majorFont>
+      <a:minorFont>
+        <a:latin typeface="Calibri"/>
+        <a:ea typeface=""/>
+        <a:cs typeface=""/>
+        <a:font script="Jpan" typeface="ＭＳ 明朝"/>
+        <a:font script="Hang" typeface="맑은 고딕"/>
+        <a:font script="Hans" typeface="宋体"/>
+        <a:font script="Hant" typeface="新細明體"/>
+        <a:font script="Arab" typeface="Arial"/>
+        <a:font script="Hebr" typeface="Arial"/>
+        <a:font script="Thai" typeface="Cordia New"/>
+        <a:font script="Ethi" typeface="Nyala"/>
+        <a:font script="Beng" typeface="Vrinda"/>
+        <a:font script="Gujr" typeface="Shruti"/>
+        <a:font script="Khmr" typeface="DaunPenh"/>
+        <a:font script="Knda" typeface="Tunga"/>
+        <a:font script="Guru" typeface="Raavi"/>
+        <a:font script="Cans" typeface="Euphemia"/>
+        <a:font script="Cher" typeface="Plantagenet Cherokee"/>
+        <a:font script="Yiii" typeface="Microsoft Yi Baiti"/>
+        <a:font script="Tibt" typeface="Microsoft Himalaya"/>
+        <a:font script="Thaa" typeface="MV Boli"/>
+        <a:font script="Deva" typeface="Mangal"/>
+        <a:font script="Telu" typeface="Gautami"/>
+        <a:font script="Taml" typeface="Latha"/>
+        <a:font script="Syrc" typeface="Estrangelo Edessa"/>
+        <a:font script="Orya" typeface="Kalinga"/>
+        <a:font script="Mlym" typeface="Kartika"/>
+        <a:font script="Laoo" typeface="DokChampa"/>
+        <a:font script="Sinh" typeface="Iskoola Pota"/>
+        <a:font script="Mong" typeface="Mongolian Baiti"/>
+        <a:font script="Viet" typeface="Arial"/>
+        <a:font script="Uigh" typeface="Microsoft Uighur"/>
+        <a:font script="Geor" typeface="Sylfaen"/>
+      </a:minorFont>
+    </a:fontScheme>
+    <a:fmtScheme name="Office">
+      <a:fillStyleLst>
+        <a:solidFill>
+          <a:schemeClr val="phClr"/>
+        </a:solidFill>
+        <a:gradFill rotWithShape="1">
+          <a:gsLst>
+            <a:gs pos="0">
+              <a:schemeClr val="phClr">
+                <a:tint val="50000"/>
+                <a:satMod val="300000"/>
+              </a:schemeClr>
+            </a:gs>
+            <a:gs pos="35000">
+              <a:schemeClr val="phClr">
+                <a:tint val="37000"/>
+                <a:satMod val="300000"/>
+              </a:schemeClr>
+            </a:gs>
+            <a:gs pos="100000">
+              <a:schemeClr val="phClr">
+                <a:tint val="15000"/>
+                <a:satMod val="350000"/>
+              </a:schemeClr>
+            </a:gs>
+          </a:gsLst>
+          <a:lin ang="16200000" scaled="1"/>
+        </a:gradFill>
+        <a:gradFill rotWithShape="1">
+          <a:gsLst>
+            <a:gs pos="0">
+              <a:schemeClr val="phClr">
+                <a:shade val="51000"/>
+                <a:satMod val="130000"/>
+              </a:schemeClr>
+            </a:gs>
+            <a:gs pos="80000">
+              <a:schemeClr val="phClr">
+                <a:shade val="93000"/>
+                <a:satMod val="130000"/>
+              </a:schemeClr>
+            </a:gs>
+            <a:gs pos="100000">
+              <a:schemeClr val="phClr">
+                <a:shade val="94000"/>
+                <a:satMod val="135000"/>
+              </a:schemeClr>
+            </a:gs>
+          </a:gsLst>
+          <a:lin ang="16200000" scaled="0"/>
+        </a:gradFill>
+      </a:fillStyleLst>
+      <a:lnStyleLst>
+        <a:ln w="9525" cap="flat" cmpd="sng" algn="ctr">
+          <a:solidFill>
+            <a:schemeClr val="phClr">
+              <a:shade val="95000"/>
+              <a:satMod val="105000"/>
+            </a:schemeClr>
+          </a:solidFill>
+          <a:prstDash val="solid"/>
+        </a:ln>
+        <a:ln w="25400" cap="flat" cmpd="sng" algn="ctr">
+          <a:solidFill>
+            <a:schemeClr val="phClr"/>
+          </a:solidFill>
+          <a:prstDash val="solid"/>
+        </a:ln>
+        <a:ln w="38100" cap="flat" cmpd="sng" algn="ctr">
+          <a:solidFill>
+            <a:schemeClr val="phClr"/>
+          </a:solidFill>
+          <a:prstDash val="solid"/>
+        </a:ln>
+      </a:lnStyleLst>
+      <a:effectStyleLst>
+        <a:effectStyle>
+          <a:effectLst>
+            <a:outerShdw blurRad="40000" dist="20000" dir="5400000" rotWithShape="0">
+              <a:srgbClr val="000000">
+                <a:alpha val="38000"/>
+              </a:srgbClr>
+            </a:outerShdw>
+          </a:effectLst>
+        </a:effectStyle>
+        <a:effectStyle>
+          <a:effectLst>
+            <a:outerShdw blurRad="40000" dist="23000" dir="5400000" rotWithShape="0">
+              <a:srgbClr val="000000">
+                <a:alpha val="35000"/>
+              </a:srgbClr>
+            </a:outerShdw>
+          </a:effectLst>
+        </a:effectStyle>
+        <a:effectStyle>
+          <a:effectLst>
+            <a:outerShdw blurRad="40000" dist="23000" dir="5400000" rotWithShape="0">
+              <a:srgbClr val="000000">
+                <a:alpha val="35000"/>
+              </a:srgbClr>
+            </a:outerShdw>
+          </a:effectLst>
+          <a:scene3d>
+            <a:camera prst="orthographicFront">
+              <a:rot lat="0" lon="0" rev="0"/>
+            </a:camera>
+            <a:lightRig rig="threePt" dir="t">
+              <a:rot lat="0" lon="0" rev="1200000"/>
+            </a:lightRig>
+          </a:scene3d>
+          <a:sp3d>
+            <a:bevelT w="63500" h="25400"/>
+          </a:sp3d>
+        </a:effectStyle>
+      </a:effectStyleLst>
+      <a:bgFillStyleLst>
+        <a:solidFill>
+          <a:schemeClr val="phClr"/>
+        </a:solidFill>
+        <a:gradFill rotWithShape="1">
+          <a:gsLst>
+            <a:gs pos="0">
+              <a:schemeClr val="phClr">
+                <a:tint val="40000"/>
+                <a:satMod val="350000"/>
+              </a:schemeClr>
+            </a:gs>
+            <a:gs pos="40000">
+              <a:schemeClr val="phClr">
+                <a:tint val="45000"/>
+                <a:satMod val="350000"/>
+                <a:shade val="99000"/>
+              </a:schemeClr>
+            </a:gs>
+            <a:gs pos="100000">
+              <a:schemeClr val="phClr">
+                <a:shade val="20000"/>
+                <a:satMod val="255000"/>
+              </a:schemeClr>
+            </a:gs>
+          </a:gsLst>
+          <a:path path="circle">
+            <a:fillToRect l="50000" t="-80000" r="50000" b="180000"/>
+          </a:path>
+        </a:gradFill>
+        <a:gradFill rotWithShape="1">
+          <a:gsLst>
+            <a:gs pos="0">
+              <a:schemeClr val="phClr">
+                <a:tint val="80000"/>
+                <a:satMod val="300000"/>
+              </a:schemeClr>
+            </a:gs>
+            <a:gs pos="100000">
+              <a:schemeClr val="phClr">
+                <a:shade val="30000"/>
+                <a:satMod val="200000"/>
+              </a:schemeClr>
+            </a:gs>
+          </a:gsLst>
+          <a:path path="circle">
+            <a:fillToRect l="50000" t="50000" r="50000" b="50000"/>
+          </a:path>
+        </a:gradFill>
+      </a:bgFillStyleLst>
+    </a:fmtScheme>
+  </a:themeElements>
+  <a:objectDefaults/>
+</a:theme>
 </file>